--- a/08-运维服务质量管理制度、计划及报告/word/08-03客户投诉管理制度.docx
+++ b/08-运维服务质量管理制度、计划及报告/word/08-03客户投诉管理制度.docx
@@ -1,12 +1,13 @@
 
 <file path=word/document.xml><?xml version="1.0" encoding="utf-8"?>
-<w:document xmlns:wpc="http://schemas.microsoft.com/office/word/2010/wordprocessingCanvas" xmlns:mc="http://schemas.openxmlformats.org/markup-compatibility/2006" xmlns:o="urn:schemas-microsoft-com:office:office" xmlns:r="http://schemas.openxmlformats.org/officeDocument/2006/relationships" xmlns:m="http://schemas.openxmlformats.org/officeDocument/2006/math" xmlns:v="urn:schemas-microsoft-com:vml" xmlns:wp14="http://schemas.microsoft.com/office/word/2010/wordprocessingDrawing" xmlns:wp="http://schemas.openxmlformats.org/drawingml/2006/wordprocessingDrawing" xmlns:w="http://schemas.openxmlformats.org/wordprocessingml/2006/main" xmlns:w14="http://schemas.microsoft.com/office/word/2010/wordml" xmlns:w10="urn:schemas-microsoft-com:office:word" xmlns:w15="http://schemas.microsoft.com/office/word/2012/wordml" xmlns:wpg="http://schemas.microsoft.com/office/word/2010/wordprocessingGroup" xmlns:wpi="http://schemas.microsoft.com/office/word/2010/wordprocessingInk" xmlns:wne="http://schemas.microsoft.com/office/word/2006/wordml" xmlns:wps="http://schemas.microsoft.com/office/word/2010/wordprocessingShape" xmlns:wpsCustomData="http://www.wps.cn/officeDocument/2013/wpsCustomData" mc:Ignorable="w14 w15 wp14">
+<w:document xmlns:wpc="http://schemas.microsoft.com/office/word/2010/wordprocessingCanvas" xmlns:mc="http://schemas.openxmlformats.org/markup-compatibility/2006" xmlns:o="urn:schemas-microsoft-com:office:office" xmlns:r="http://schemas.openxmlformats.org/officeDocument/2006/relationships" xmlns:m="http://schemas.openxmlformats.org/officeDocument/2006/math" xmlns:v="urn:schemas-microsoft-com:vml" xmlns:wp14="http://schemas.microsoft.com/office/word/2010/wordprocessingDrawing" xmlns:wp="http://schemas.openxmlformats.org/drawingml/2006/wordprocessingDrawing" xmlns:w10="urn:schemas-microsoft-com:office:word" xmlns:w="http://schemas.openxmlformats.org/wordprocessingml/2006/main" xmlns:w14="http://schemas.microsoft.com/office/word/2010/wordml" xmlns:w15="http://schemas.microsoft.com/office/word/2012/wordml" xmlns:wne="http://schemas.microsoft.com/office/word/2006/wordml" xmlns:wpg="http://schemas.microsoft.com/office/word/2010/wordprocessingGroup" xmlns:wpi="http://schemas.microsoft.com/office/word/2010/wordprocessingInk" xmlns:wps="http://schemas.microsoft.com/office/word/2010/wordprocessingShape" mc:Ignorable="w14 w15 wp14">
+  <!-- Generated by Aspose.Words for .NET 13.3.0.1 -->
   <w:body>
     <w:p>
       <w:pPr>
         <w:jc w:val="center"/>
         <w:rPr>
-          <w:rFonts w:asciiTheme="minorEastAsia" w:hAnsiTheme="minorEastAsia" w:eastAsiaTheme="minorEastAsia"/>
+          <w:rFonts w:asciiTheme="minorEastAsia" w:eastAsiaTheme="minorEastAsia" w:hAnsiTheme="minorEastAsia"/>
           <w:b/>
           <w:sz w:val="52"/>
           <w:szCs w:val="52"/>
@@ -17,7 +18,7 @@
       <w:pPr>
         <w:jc w:val="center"/>
         <w:rPr>
-          <w:rFonts w:asciiTheme="minorEastAsia" w:hAnsiTheme="minorEastAsia" w:eastAsiaTheme="minorEastAsia"/>
+          <w:rFonts w:asciiTheme="minorEastAsia" w:eastAsiaTheme="minorEastAsia" w:hAnsiTheme="minorEastAsia"/>
           <w:sz w:val="52"/>
           <w:szCs w:val="52"/>
         </w:rPr>
@@ -26,57 +27,38 @@
       <w:bookmarkStart w:id="1" w:name="OLE_LINK1"/>
       <w:r>
         <w:rPr>
-          <w:rFonts w:hint="eastAsia" w:asciiTheme="minorEastAsia" w:hAnsiTheme="minorEastAsia" w:eastAsiaTheme="minorEastAsia"/>
+          <w:rFonts w:asciiTheme="minorEastAsia" w:eastAsiaTheme="minorEastAsia" w:hAnsiTheme="minorEastAsia" w:hint="eastAsia"/>
           <w:b/>
           <w:sz w:val="52"/>
           <w:szCs w:val="52"/>
         </w:rPr>
-        <w:t>青岛</w:t>
-      </w:r>
-      <w:r>
-        <w:rPr>
-          <w:rFonts w:hint="eastAsia" w:asciiTheme="minorEastAsia" w:hAnsiTheme="minorEastAsia" w:eastAsiaTheme="minorEastAsia"/>
+        <w:t>南京航之舟数字科技有限公司</w:t>
+      </w:r>
+    </w:p>
+    <w:p>
+      <w:pPr>
+        <w:jc w:val="center"/>
+        <w:rPr>
+          <w:rFonts w:asciiTheme="minorEastAsia" w:eastAsiaTheme="minorEastAsia" w:hAnsiTheme="minorEastAsia"/>
           <w:b/>
           <w:sz w:val="52"/>
           <w:szCs w:val="52"/>
-          <w:lang w:eastAsia="zh-CN"/>
-        </w:rPr>
-        <w:t>九邮信息技术</w:t>
-      </w:r>
-      <w:r>
-        <w:rPr>
-          <w:rFonts w:hint="eastAsia" w:asciiTheme="minorEastAsia" w:hAnsiTheme="minorEastAsia" w:eastAsiaTheme="minorEastAsia"/>
+        </w:rPr>
+      </w:pPr>
+      <w:bookmarkEnd w:id="0"/>
+      <w:bookmarkEnd w:id="1"/>
+      <w:r>
+        <w:rPr>
+          <w:rFonts w:asciiTheme="minorEastAsia" w:eastAsiaTheme="minorEastAsia" w:hAnsiTheme="minorEastAsia" w:hint="eastAsia"/>
           <w:b/>
           <w:sz w:val="52"/>
           <w:szCs w:val="52"/>
         </w:rPr>
-        <w:t>有限公司</w:t>
-      </w:r>
-    </w:p>
-    <w:bookmarkEnd w:id="0"/>
-    <w:bookmarkEnd w:id="1"/>
-    <w:p>
-      <w:pPr>
-        <w:jc w:val="center"/>
-        <w:rPr>
-          <w:rFonts w:asciiTheme="minorEastAsia" w:hAnsiTheme="minorEastAsia" w:eastAsiaTheme="minorEastAsia"/>
-          <w:b/>
-          <w:sz w:val="52"/>
-          <w:szCs w:val="52"/>
-        </w:rPr>
-      </w:pPr>
-      <w:r>
-        <w:rPr>
-          <w:rFonts w:hint="eastAsia" w:asciiTheme="minorEastAsia" w:hAnsiTheme="minorEastAsia" w:eastAsiaTheme="minorEastAsia"/>
-          <w:b/>
-          <w:sz w:val="52"/>
-          <w:szCs w:val="52"/>
-        </w:rPr>
         <w:t xml:space="preserve">  </w:t>
       </w:r>
       <w:r>
         <w:rPr>
-          <w:rFonts w:hint="eastAsia" w:cs="宋体" w:asciiTheme="minorEastAsia" w:hAnsiTheme="minorEastAsia" w:eastAsiaTheme="minorEastAsia"/>
+          <w:rFonts w:asciiTheme="minorEastAsia" w:eastAsiaTheme="minorEastAsia" w:hAnsiTheme="minorEastAsia" w:cs="宋体" w:hint="eastAsia"/>
           <w:b/>
           <w:color w:val="000000"/>
           <w:sz w:val="52"/>
@@ -153,16 +135,16 @@
     </w:p>
     <w:tbl>
       <w:tblPr>
-        <w:tblStyle w:val="8"/>
+        <w:tblStyle w:val="TableNormal"/>
         <w:tblW w:w="8526" w:type="dxa"/>
         <w:jc w:val="center"/>
         <w:tblBorders>
-          <w:top w:val="single" w:color="auto" w:sz="4" w:space="0"/>
-          <w:left w:val="single" w:color="auto" w:sz="4" w:space="0"/>
-          <w:bottom w:val="single" w:color="auto" w:sz="4" w:space="0"/>
-          <w:right w:val="single" w:color="auto" w:sz="4" w:space="0"/>
-          <w:insideH w:val="single" w:color="auto" w:sz="4" w:space="0"/>
-          <w:insideV w:val="single" w:color="auto" w:sz="4" w:space="0"/>
+          <w:top w:val="single" w:sz="4" w:space="0" w:color="auto"/>
+          <w:left w:val="single" w:sz="4" w:space="0" w:color="auto"/>
+          <w:bottom w:val="single" w:sz="4" w:space="0" w:color="auto"/>
+          <w:right w:val="single" w:sz="4" w:space="0" w:color="auto"/>
+          <w:insideH w:val="single" w:sz="4" w:space="0" w:color="auto"/>
+          <w:insideV w:val="single" w:sz="4" w:space="0" w:color="auto"/>
         </w:tblBorders>
         <w:tblLayout w:type="fixed"/>
         <w:tblCellMar>
@@ -182,14 +164,17 @@
       </w:tblGrid>
       <w:tr>
         <w:tblPrEx>
+          <w:tblW w:w="8526" w:type="dxa"/>
+          <w:jc w:val="center"/>
           <w:tblBorders>
-            <w:top w:val="single" w:color="auto" w:sz="4" w:space="0"/>
-            <w:left w:val="single" w:color="auto" w:sz="4" w:space="0"/>
-            <w:bottom w:val="single" w:color="auto" w:sz="4" w:space="0"/>
-            <w:right w:val="single" w:color="auto" w:sz="4" w:space="0"/>
-            <w:insideH w:val="single" w:color="auto" w:sz="4" w:space="0"/>
-            <w:insideV w:val="single" w:color="auto" w:sz="4" w:space="0"/>
+            <w:top w:val="single" w:sz="4" w:space="0" w:color="auto"/>
+            <w:left w:val="single" w:sz="4" w:space="0" w:color="auto"/>
+            <w:bottom w:val="single" w:sz="4" w:space="0" w:color="auto"/>
+            <w:right w:val="single" w:sz="4" w:space="0" w:color="auto"/>
+            <w:insideH w:val="single" w:sz="4" w:space="0" w:color="auto"/>
+            <w:insideV w:val="single" w:sz="4" w:space="0" w:color="auto"/>
           </w:tblBorders>
+          <w:tblLayout w:type="fixed"/>
           <w:tblCellMar>
             <w:top w:w="0" w:type="dxa"/>
             <w:left w:w="108" w:type="dxa"/>
@@ -198,7 +183,7 @@
           </w:tblCellMar>
         </w:tblPrEx>
         <w:trPr>
-          <w:trHeight w:val="351" w:hRule="atLeast"/>
+          <w:trHeight w:val="351"/>
           <w:jc w:val="center"/>
         </w:trPr>
         <w:tc>
@@ -209,13 +194,13 @@
             <w:pPr>
               <w:jc w:val="center"/>
               <w:rPr>
-                <w:rFonts w:ascii="微软雅黑" w:hAnsi="微软雅黑" w:eastAsia="微软雅黑"/>
+                <w:rFonts w:ascii="微软雅黑" w:eastAsia="微软雅黑" w:hAnsi="微软雅黑"/>
                 <w:b/>
               </w:rPr>
             </w:pPr>
             <w:r>
               <w:rPr>
-                <w:rFonts w:hint="eastAsia" w:ascii="微软雅黑" w:hAnsi="微软雅黑" w:eastAsia="微软雅黑"/>
+                <w:rFonts w:ascii="微软雅黑" w:eastAsia="微软雅黑" w:hAnsi="微软雅黑" w:hint="eastAsia"/>
                 <w:b/>
               </w:rPr>
               <w:t>编制</w:t>
@@ -230,7 +215,7 @@
             <w:pPr>
               <w:jc w:val="center"/>
               <w:rPr>
-                <w:rFonts w:hint="eastAsia" w:ascii="微软雅黑" w:hAnsi="微软雅黑" w:eastAsia="微软雅黑"/>
+                <w:rFonts w:ascii="微软雅黑" w:eastAsia="微软雅黑" w:hAnsi="微软雅黑" w:hint="eastAsia"/>
                 <w:sz w:val="24"/>
                 <w:szCs w:val="24"/>
                 <w:lang w:eastAsia="zh-CN"/>
@@ -238,7 +223,7 @@
             </w:pPr>
             <w:r>
               <w:rPr>
-                <w:rFonts w:hint="eastAsia" w:ascii="微软雅黑" w:hAnsi="微软雅黑" w:eastAsia="微软雅黑"/>
+                <w:rFonts w:ascii="微软雅黑" w:eastAsia="微软雅黑" w:hAnsi="微软雅黑" w:hint="eastAsia"/>
                 <w:sz w:val="21"/>
                 <w:szCs w:val="21"/>
                 <w:lang w:eastAsia="zh-CN"/>
@@ -255,14 +240,14 @@
             <w:pPr>
               <w:jc w:val="center"/>
               <w:rPr>
-                <w:rFonts w:hint="eastAsia" w:ascii="微软雅黑" w:hAnsi="微软雅黑" w:eastAsia="微软雅黑"/>
+                <w:rFonts w:ascii="微软雅黑" w:eastAsia="微软雅黑" w:hAnsi="微软雅黑" w:hint="eastAsia"/>
                 <w:b/>
                 <w:lang w:eastAsia="zh-CN"/>
               </w:rPr>
             </w:pPr>
             <w:r>
               <w:rPr>
-                <w:rFonts w:hint="eastAsia" w:ascii="微软雅黑" w:hAnsi="微软雅黑" w:eastAsia="微软雅黑"/>
+                <w:rFonts w:ascii="微软雅黑" w:eastAsia="微软雅黑" w:hAnsi="微软雅黑" w:hint="eastAsia"/>
                 <w:b/>
                 <w:lang w:eastAsia="zh-CN"/>
               </w:rPr>
@@ -278,14 +263,14 @@
             <w:pPr>
               <w:jc w:val="center"/>
               <w:rPr>
-                <w:rFonts w:hint="default" w:ascii="微软雅黑" w:hAnsi="微软雅黑" w:eastAsia="微软雅黑"/>
+                <w:rFonts w:ascii="微软雅黑" w:eastAsia="微软雅黑" w:hAnsi="微软雅黑" w:hint="default"/>
                 <w:szCs w:val="21"/>
                 <w:lang w:val="en-US" w:eastAsia="zh-CN"/>
               </w:rPr>
             </w:pPr>
             <w:r>
               <w:rPr>
-                <w:rFonts w:hint="eastAsia" w:ascii="微软雅黑" w:hAnsi="微软雅黑" w:eastAsia="微软雅黑"/>
+                <w:rFonts w:ascii="微软雅黑" w:eastAsia="微软雅黑" w:hAnsi="微软雅黑" w:hint="eastAsia"/>
                 <w:szCs w:val="21"/>
                 <w:lang w:val="en-US" w:eastAsia="zh-CN"/>
               </w:rPr>
@@ -301,14 +286,14 @@
             <w:pPr>
               <w:jc w:val="center"/>
               <w:rPr>
-                <w:rFonts w:hint="eastAsia" w:ascii="微软雅黑" w:hAnsi="微软雅黑" w:eastAsia="微软雅黑"/>
+                <w:rFonts w:ascii="微软雅黑" w:eastAsia="微软雅黑" w:hAnsi="微软雅黑" w:hint="eastAsia"/>
                 <w:szCs w:val="21"/>
                 <w:lang w:val="en-US" w:eastAsia="zh-CN"/>
               </w:rPr>
             </w:pPr>
             <w:r>
               <w:rPr>
-                <w:rFonts w:hint="eastAsia" w:ascii="微软雅黑" w:hAnsi="微软雅黑" w:eastAsia="微软雅黑"/>
+                <w:rFonts w:ascii="微软雅黑" w:eastAsia="微软雅黑" w:hAnsi="微软雅黑" w:hint="eastAsia"/>
                 <w:b/>
                 <w:bCs/>
                 <w:szCs w:val="21"/>
@@ -326,32 +311,27 @@
             <w:pPr>
               <w:jc w:val="center"/>
               <w:rPr>
-                <w:rFonts w:hint="eastAsia" w:ascii="微软雅黑" w:hAnsi="微软雅黑" w:eastAsia="微软雅黑"/>
+                <w:rFonts w:ascii="微软雅黑" w:eastAsia="微软雅黑" w:hAnsi="微软雅黑" w:hint="eastAsia"/>
                 <w:szCs w:val="21"/>
                 <w:lang w:val="en-US" w:eastAsia="zh-CN"/>
               </w:rPr>
             </w:pPr>
             <w:r>
               <w:rPr>
-                <w:rFonts w:hint="eastAsia" w:ascii="微软雅黑" w:hAnsi="微软雅黑" w:eastAsia="微软雅黑"/>
+                <w:rFonts w:ascii="微软雅黑" w:eastAsia="微软雅黑" w:hAnsi="微软雅黑" w:hint="eastAsia"/>
                 <w:szCs w:val="21"/>
                 <w:lang w:val="en-US" w:eastAsia="zh-CN"/>
               </w:rPr>
-              <w:t>孙元朝</w:t>
+              <w:t>陈潮华</w:t>
             </w:r>
           </w:p>
         </w:tc>
       </w:tr>
       <w:tr>
         <w:tblPrEx>
-          <w:tblBorders>
-            <w:top w:val="single" w:color="auto" w:sz="4" w:space="0"/>
-            <w:left w:val="single" w:color="auto" w:sz="4" w:space="0"/>
-            <w:bottom w:val="single" w:color="auto" w:sz="4" w:space="0"/>
-            <w:right w:val="single" w:color="auto" w:sz="4" w:space="0"/>
-            <w:insideH w:val="single" w:color="auto" w:sz="4" w:space="0"/>
-            <w:insideV w:val="single" w:color="auto" w:sz="4" w:space="0"/>
-          </w:tblBorders>
+          <w:tblW w:w="8526" w:type="dxa"/>
+          <w:jc w:val="center"/>
+          <w:tblLayout w:type="fixed"/>
           <w:tblCellMar>
             <w:top w:w="0" w:type="dxa"/>
             <w:left w:w="108" w:type="dxa"/>
@@ -360,7 +340,7 @@
           </w:tblCellMar>
         </w:tblPrEx>
         <w:trPr>
-          <w:trHeight w:val="296" w:hRule="atLeast"/>
+          <w:trHeight w:val="296"/>
           <w:jc w:val="center"/>
         </w:trPr>
         <w:tc>
@@ -372,7 +352,7 @@
             <w:pPr>
               <w:jc w:val="center"/>
               <w:rPr>
-                <w:rFonts w:hint="eastAsia" w:ascii="微软雅黑" w:hAnsi="微软雅黑" w:eastAsia="微软雅黑"/>
+                <w:rFonts w:ascii="微软雅黑" w:eastAsia="微软雅黑" w:hAnsi="微软雅黑" w:hint="eastAsia"/>
                 <w:sz w:val="24"/>
                 <w:szCs w:val="24"/>
                 <w:lang w:eastAsia="zh-CN"/>
@@ -380,7 +360,7 @@
             </w:pPr>
             <w:r>
               <w:rPr>
-                <w:rFonts w:hint="eastAsia" w:ascii="微软雅黑" w:hAnsi="微软雅黑" w:eastAsia="微软雅黑"/>
+                <w:rFonts w:ascii="微软雅黑" w:eastAsia="微软雅黑" w:hAnsi="微软雅黑" w:hint="eastAsia"/>
                 <w:b/>
                 <w:bCs/>
                 <w:sz w:val="22"/>
@@ -400,18 +380,18 @@
             <w:pPr>
               <w:jc w:val="center"/>
               <w:rPr>
-                <w:rFonts w:hint="default" w:ascii="微软雅黑" w:hAnsi="微软雅黑" w:eastAsia="微软雅黑"/>
+                <w:rFonts w:ascii="微软雅黑" w:eastAsia="微软雅黑" w:hAnsi="微软雅黑" w:hint="default"/>
                 <w:szCs w:val="21"/>
                 <w:lang w:val="en-US" w:eastAsia="zh-CN"/>
               </w:rPr>
             </w:pPr>
             <w:r>
               <w:rPr>
-                <w:rFonts w:hint="eastAsia" w:ascii="微软雅黑" w:hAnsi="微软雅黑" w:eastAsia="微软雅黑"/>
+                <w:rFonts w:ascii="微软雅黑" w:eastAsia="微软雅黑" w:hAnsi="微软雅黑" w:hint="eastAsia"/>
                 <w:szCs w:val="21"/>
                 <w:lang w:val="en-US" w:eastAsia="zh-CN"/>
               </w:rPr>
-              <w:t>2019年1月1日</w:t>
+              <w:t>2025年1月1日</w:t>
             </w:r>
           </w:p>
         </w:tc>
@@ -420,10 +400,10 @@
     <w:p>
       <w:pPr>
         <w:spacing w:line="360" w:lineRule="auto"/>
-        <w:ind w:firstLine="3935" w:firstLineChars="1400"/>
+        <w:ind w:firstLine="2940" w:firstLineChars="1400"/>
         <w:jc w:val="both"/>
         <w:rPr>
-          <w:rFonts w:hint="eastAsia" w:ascii="宋体" w:hAnsi="宋体"/>
+          <w:rFonts w:ascii="宋体" w:hAnsi="宋体" w:hint="eastAsia"/>
           <w:b/>
           <w:sz w:val="28"/>
           <w:szCs w:val="28"/>
@@ -431,7 +411,7 @@
       </w:pPr>
       <w:r>
         <w:rPr>
-          <w:rFonts w:hint="eastAsia" w:ascii="宋体" w:hAnsi="宋体"/>
+          <w:rFonts w:ascii="宋体" w:hAnsi="宋体" w:hint="eastAsia"/>
           <w:b/>
           <w:sz w:val="28"/>
           <w:szCs w:val="28"/>
@@ -442,7 +422,7 @@
     <w:p>
       <w:pPr>
         <w:spacing w:line="360" w:lineRule="auto"/>
-        <w:ind w:firstLine="3935" w:firstLineChars="1400"/>
+        <w:ind w:firstLine="2940" w:firstLineChars="1400"/>
         <w:jc w:val="both"/>
         <w:rPr>
           <w:rFonts w:ascii="宋体" w:hAnsi="宋体"/>
@@ -453,7 +433,7 @@
       </w:pPr>
       <w:r>
         <w:rPr>
-          <w:rFonts w:hint="eastAsia" w:ascii="宋体" w:hAnsi="宋体"/>
+          <w:rFonts w:ascii="宋体" w:hAnsi="宋体" w:hint="eastAsia"/>
           <w:b/>
           <w:sz w:val="28"/>
           <w:szCs w:val="28"/>
@@ -463,16 +443,16 @@
     </w:p>
     <w:tbl>
       <w:tblPr>
-        <w:tblStyle w:val="8"/>
+        <w:tblStyle w:val="TableNormal"/>
         <w:tblW w:w="9288" w:type="dxa"/>
         <w:tblInd w:w="0" w:type="dxa"/>
         <w:tblBorders>
-          <w:top w:val="single" w:color="000000" w:sz="4" w:space="0"/>
-          <w:left w:val="single" w:color="000000" w:sz="4" w:space="0"/>
-          <w:bottom w:val="single" w:color="000000" w:sz="4" w:space="0"/>
-          <w:right w:val="single" w:color="000000" w:sz="4" w:space="0"/>
-          <w:insideH w:val="single" w:color="000000" w:sz="4" w:space="0"/>
-          <w:insideV w:val="single" w:color="000000" w:sz="4" w:space="0"/>
+          <w:top w:val="single" w:sz="4" w:space="0" w:color="000000"/>
+          <w:left w:val="single" w:sz="4" w:space="0" w:color="000000"/>
+          <w:bottom w:val="single" w:sz="4" w:space="0" w:color="000000"/>
+          <w:right w:val="single" w:sz="4" w:space="0" w:color="000000"/>
+          <w:insideH w:val="single" w:sz="4" w:space="0" w:color="000000"/>
+          <w:insideV w:val="single" w:sz="4" w:space="0" w:color="000000"/>
         </w:tblBorders>
         <w:tblLayout w:type="fixed"/>
         <w:tblCellMar>
@@ -492,14 +472,17 @@
       </w:tblGrid>
       <w:tr>
         <w:tblPrEx>
+          <w:tblW w:w="9288" w:type="dxa"/>
+          <w:tblInd w:w="0" w:type="dxa"/>
           <w:tblBorders>
-            <w:top w:val="single" w:color="000000" w:sz="4" w:space="0"/>
-            <w:left w:val="single" w:color="000000" w:sz="4" w:space="0"/>
-            <w:bottom w:val="single" w:color="000000" w:sz="4" w:space="0"/>
-            <w:right w:val="single" w:color="000000" w:sz="4" w:space="0"/>
-            <w:insideH w:val="single" w:color="000000" w:sz="4" w:space="0"/>
-            <w:insideV w:val="single" w:color="000000" w:sz="4" w:space="0"/>
+            <w:top w:val="single" w:sz="4" w:space="0" w:color="000000"/>
+            <w:left w:val="single" w:sz="4" w:space="0" w:color="000000"/>
+            <w:bottom w:val="single" w:sz="4" w:space="0" w:color="000000"/>
+            <w:right w:val="single" w:sz="4" w:space="0" w:color="000000"/>
+            <w:insideH w:val="single" w:sz="4" w:space="0" w:color="000000"/>
+            <w:insideV w:val="single" w:sz="4" w:space="0" w:color="000000"/>
           </w:tblBorders>
+          <w:tblLayout w:type="fixed"/>
           <w:tblCellMar>
             <w:top w:w="0" w:type="dxa"/>
             <w:left w:w="108" w:type="dxa"/>
@@ -522,7 +505,7 @@
             </w:pPr>
             <w:r>
               <w:rPr>
-                <w:rFonts w:hint="eastAsia" w:ascii="宋体" w:hAnsi="宋体"/>
+                <w:rFonts w:ascii="宋体" w:hAnsi="宋体" w:hint="eastAsia"/>
               </w:rPr>
               <w:t>版本号</w:t>
             </w:r>
@@ -543,7 +526,7 @@
             </w:pPr>
             <w:r>
               <w:rPr>
-                <w:rFonts w:hint="eastAsia" w:ascii="宋体" w:hAnsi="宋体"/>
+                <w:rFonts w:ascii="宋体" w:hAnsi="宋体" w:hint="eastAsia"/>
               </w:rPr>
               <w:t>发布日期</w:t>
             </w:r>
@@ -564,7 +547,7 @@
             </w:pPr>
             <w:r>
               <w:rPr>
-                <w:rFonts w:hint="eastAsia" w:ascii="宋体" w:hAnsi="宋体"/>
+                <w:rFonts w:ascii="宋体" w:hAnsi="宋体" w:hint="eastAsia"/>
               </w:rPr>
               <w:t>修改人</w:t>
             </w:r>
@@ -579,7 +562,7 @@
             </w:pPr>
             <w:r>
               <w:rPr>
-                <w:rFonts w:hint="eastAsia" w:ascii="宋体" w:hAnsi="宋体"/>
+                <w:rFonts w:ascii="宋体" w:hAnsi="宋体" w:hint="eastAsia"/>
               </w:rPr>
               <w:t>修改日期</w:t>
             </w:r>
@@ -600,7 +583,7 @@
             </w:pPr>
             <w:r>
               <w:rPr>
-                <w:rFonts w:hint="eastAsia" w:ascii="宋体" w:hAnsi="宋体"/>
+                <w:rFonts w:ascii="宋体" w:hAnsi="宋体" w:hint="eastAsia"/>
               </w:rPr>
               <w:t>审核人</w:t>
             </w:r>
@@ -615,7 +598,7 @@
             </w:pPr>
             <w:r>
               <w:rPr>
-                <w:rFonts w:hint="eastAsia" w:ascii="宋体" w:hAnsi="宋体"/>
+                <w:rFonts w:ascii="宋体" w:hAnsi="宋体" w:hint="eastAsia"/>
               </w:rPr>
               <w:t>审核日期</w:t>
             </w:r>
@@ -636,7 +619,7 @@
             </w:pPr>
             <w:r>
               <w:rPr>
-                <w:rFonts w:hint="eastAsia" w:ascii="宋体" w:hAnsi="宋体"/>
+                <w:rFonts w:ascii="宋体" w:hAnsi="宋体" w:hint="eastAsia"/>
               </w:rPr>
               <w:t>批准人</w:t>
             </w:r>
@@ -651,7 +634,7 @@
             </w:pPr>
             <w:r>
               <w:rPr>
-                <w:rFonts w:hint="eastAsia" w:ascii="宋体" w:hAnsi="宋体"/>
+                <w:rFonts w:ascii="宋体" w:hAnsi="宋体" w:hint="eastAsia"/>
               </w:rPr>
               <w:t>批准日期</w:t>
             </w:r>
@@ -672,7 +655,7 @@
             </w:pPr>
             <w:r>
               <w:rPr>
-                <w:rFonts w:hint="eastAsia" w:ascii="宋体" w:hAnsi="宋体"/>
+                <w:rFonts w:ascii="宋体" w:hAnsi="宋体" w:hint="eastAsia"/>
               </w:rPr>
               <w:t>修订原因</w:t>
             </w:r>
@@ -681,14 +664,9 @@
       </w:tr>
       <w:tr>
         <w:tblPrEx>
-          <w:tblBorders>
-            <w:top w:val="single" w:color="000000" w:sz="4" w:space="0"/>
-            <w:left w:val="single" w:color="000000" w:sz="4" w:space="0"/>
-            <w:bottom w:val="single" w:color="000000" w:sz="4" w:space="0"/>
-            <w:right w:val="single" w:color="000000" w:sz="4" w:space="0"/>
-            <w:insideH w:val="single" w:color="000000" w:sz="4" w:space="0"/>
-            <w:insideV w:val="single" w:color="000000" w:sz="4" w:space="0"/>
-          </w:tblBorders>
+          <w:tblW w:w="9288" w:type="dxa"/>
+          <w:tblInd w:w="0" w:type="dxa"/>
+          <w:tblLayout w:type="fixed"/>
           <w:tblCellMar>
             <w:top w:w="0" w:type="dxa"/>
             <w:left w:w="108" w:type="dxa"/>
@@ -697,7 +675,7 @@
           </w:tblCellMar>
         </w:tblPrEx>
         <w:trPr>
-          <w:trHeight w:val="756" w:hRule="atLeast"/>
+          <w:trHeight w:val="756"/>
         </w:trPr>
         <w:tc>
           <w:tcPr>
@@ -713,7 +691,7 @@
             </w:pPr>
             <w:r>
               <w:rPr>
-                <w:rFonts w:hint="eastAsia" w:ascii="宋体" w:hAnsi="宋体" w:cs="宋体"/>
+                <w:rFonts w:ascii="宋体" w:hAnsi="宋体" w:cs="宋体" w:hint="eastAsia"/>
                 <w:szCs w:val="22"/>
                 <w:lang w:val="en-US" w:eastAsia="zh-CN"/>
               </w:rPr>
@@ -735,11 +713,20 @@
             </w:pPr>
             <w:r>
               <w:rPr>
-                <w:rFonts w:hint="eastAsia" w:ascii="宋体" w:hAnsi="宋体" w:cs="宋体"/>
+                <w:rFonts w:ascii="宋体" w:hAnsi="宋体" w:cs="宋体" w:hint="eastAsia"/>
                 <w:sz w:val="21"/>
                 <w:szCs w:val="21"/>
               </w:rPr>
-              <w:t>2</w:t>
+              <w:t>2025</w:t>
+            </w:r>
+            <w:r>
+              <w:rPr>
+                <w:rFonts w:ascii="宋体" w:hAnsi="宋体" w:cs="宋体" w:hint="eastAsia"/>
+                <w:sz w:val="21"/>
+                <w:szCs w:val="21"/>
+                <w:lang w:val="en-US" w:eastAsia="zh-CN"/>
+              </w:rPr>
+              <w:t>.1.</w:t>
             </w:r>
             <w:r>
               <w:rPr>
@@ -747,23 +734,6 @@
                 <w:sz w:val="21"/>
                 <w:szCs w:val="21"/>
               </w:rPr>
-              <w:t>01</w:t>
-            </w:r>
-            <w:r>
-              <w:rPr>
-                <w:rFonts w:hint="eastAsia" w:ascii="宋体" w:hAnsi="宋体" w:cs="宋体"/>
-                <w:sz w:val="21"/>
-                <w:szCs w:val="21"/>
-                <w:lang w:val="en-US" w:eastAsia="zh-CN"/>
-              </w:rPr>
-              <w:t>9.1.</w:t>
-            </w:r>
-            <w:r>
-              <w:rPr>
-                <w:rFonts w:ascii="宋体" w:hAnsi="宋体" w:cs="宋体"/>
-                <w:sz w:val="21"/>
-                <w:szCs w:val="21"/>
-              </w:rPr>
               <w:t>1</w:t>
             </w:r>
           </w:p>
@@ -783,7 +753,7 @@
             </w:pPr>
             <w:r>
               <w:rPr>
-                <w:rFonts w:hint="eastAsia" w:ascii="宋体" w:hAnsi="宋体" w:cs="宋体"/>
+                <w:rFonts w:ascii="宋体" w:hAnsi="宋体" w:cs="宋体" w:hint="eastAsia"/>
                 <w:szCs w:val="22"/>
                 <w:lang w:eastAsia="zh-CN"/>
               </w:rPr>
@@ -791,10 +761,10 @@
             </w:r>
             <w:r>
               <w:rPr>
-                <w:rFonts w:hint="eastAsia" w:ascii="宋体" w:hAnsi="宋体" w:cs="宋体"/>
+                <w:rFonts w:ascii="宋体" w:hAnsi="宋体" w:cs="宋体" w:hint="eastAsia"/>
                 <w:lang w:val="en-US" w:eastAsia="zh-CN"/>
               </w:rPr>
-              <w:t>/2018.12.9</w:t>
+              <w:t>/2025.1.1</w:t>
             </w:r>
           </w:p>
         </w:tc>
@@ -813,17 +783,17 @@
             </w:pPr>
             <w:r>
               <w:rPr>
-                <w:rFonts w:hint="eastAsia" w:ascii="宋体" w:hAnsi="宋体" w:cs="宋体"/>
+                <w:rFonts w:ascii="宋体" w:hAnsi="宋体" w:cs="宋体" w:hint="eastAsia"/>
                 <w:lang w:eastAsia="zh-CN"/>
               </w:rPr>
               <w:t>吴克</w:t>
             </w:r>
             <w:r>
               <w:rPr>
-                <w:rFonts w:hint="eastAsia" w:ascii="宋体" w:hAnsi="宋体" w:cs="宋体"/>
+                <w:rFonts w:ascii="宋体" w:hAnsi="宋体" w:cs="宋体" w:hint="eastAsia"/>
                 <w:lang w:val="en-US" w:eastAsia="zh-CN"/>
               </w:rPr>
-              <w:t>/2018.12.25</w:t>
+              <w:t>/2025.1.1</w:t>
             </w:r>
           </w:p>
         </w:tc>
@@ -842,10 +812,10 @@
             </w:pPr>
             <w:r>
               <w:rPr>
-                <w:rFonts w:hint="eastAsia" w:ascii="宋体" w:hAnsi="宋体" w:cs="宋体"/>
+                <w:rFonts w:ascii="宋体" w:hAnsi="宋体" w:cs="宋体" w:hint="eastAsia"/>
                 <w:lang w:val="en-US" w:eastAsia="zh-CN"/>
               </w:rPr>
-              <w:t>孙元朝/2019.1.1</w:t>
+              <w:t>陈潮华/2025.1.1</w:t>
             </w:r>
           </w:p>
         </w:tc>
@@ -864,7 +834,7 @@
             </w:pPr>
             <w:r>
               <w:rPr>
-                <w:rFonts w:hint="eastAsia" w:ascii="宋体" w:hAnsi="宋体"/>
+                <w:rFonts w:ascii="宋体" w:hAnsi="宋体" w:hint="eastAsia"/>
               </w:rPr>
               <w:t>新建</w:t>
             </w:r>
@@ -873,14 +843,9 @@
       </w:tr>
       <w:tr>
         <w:tblPrEx>
-          <w:tblBorders>
-            <w:top w:val="single" w:color="000000" w:sz="4" w:space="0"/>
-            <w:left w:val="single" w:color="000000" w:sz="4" w:space="0"/>
-            <w:bottom w:val="single" w:color="000000" w:sz="4" w:space="0"/>
-            <w:right w:val="single" w:color="000000" w:sz="4" w:space="0"/>
-            <w:insideH w:val="single" w:color="000000" w:sz="4" w:space="0"/>
-            <w:insideV w:val="single" w:color="000000" w:sz="4" w:space="0"/>
-          </w:tblBorders>
+          <w:tblW w:w="9288" w:type="dxa"/>
+          <w:tblInd w:w="0" w:type="dxa"/>
+          <w:tblLayout w:type="fixed"/>
           <w:tblCellMar>
             <w:top w:w="0" w:type="dxa"/>
             <w:left w:w="108" w:type="dxa"/>
@@ -889,7 +854,7 @@
           </w:tblCellMar>
         </w:tblPrEx>
         <w:trPr>
-          <w:trHeight w:val="756" w:hRule="atLeast"/>
+          <w:trHeight w:val="756"/>
         </w:trPr>
         <w:tc>
           <w:tcPr>
@@ -978,14 +943,9 @@
       </w:tr>
       <w:tr>
         <w:tblPrEx>
-          <w:tblBorders>
-            <w:top w:val="single" w:color="000000" w:sz="4" w:space="0"/>
-            <w:left w:val="single" w:color="000000" w:sz="4" w:space="0"/>
-            <w:bottom w:val="single" w:color="000000" w:sz="4" w:space="0"/>
-            <w:right w:val="single" w:color="000000" w:sz="4" w:space="0"/>
-            <w:insideH w:val="single" w:color="000000" w:sz="4" w:space="0"/>
-            <w:insideV w:val="single" w:color="000000" w:sz="4" w:space="0"/>
-          </w:tblBorders>
+          <w:tblW w:w="9288" w:type="dxa"/>
+          <w:tblInd w:w="0" w:type="dxa"/>
+          <w:tblLayout w:type="fixed"/>
           <w:tblCellMar>
             <w:top w:w="0" w:type="dxa"/>
             <w:left w:w="108" w:type="dxa"/>
@@ -994,7 +954,7 @@
           </w:tblCellMar>
         </w:tblPrEx>
         <w:trPr>
-          <w:trHeight w:val="730" w:hRule="atLeast"/>
+          <w:trHeight w:val="730"/>
         </w:trPr>
         <w:tc>
           <w:tcPr>
@@ -1083,14 +1043,9 @@
       </w:tr>
       <w:tr>
         <w:tblPrEx>
-          <w:tblBorders>
-            <w:top w:val="single" w:color="000000" w:sz="4" w:space="0"/>
-            <w:left w:val="single" w:color="000000" w:sz="4" w:space="0"/>
-            <w:bottom w:val="single" w:color="000000" w:sz="4" w:space="0"/>
-            <w:right w:val="single" w:color="000000" w:sz="4" w:space="0"/>
-            <w:insideH w:val="single" w:color="000000" w:sz="4" w:space="0"/>
-            <w:insideV w:val="single" w:color="000000" w:sz="4" w:space="0"/>
-          </w:tblBorders>
+          <w:tblW w:w="9288" w:type="dxa"/>
+          <w:tblInd w:w="0" w:type="dxa"/>
+          <w:tblLayout w:type="fixed"/>
           <w:tblCellMar>
             <w:top w:w="0" w:type="dxa"/>
             <w:left w:w="108" w:type="dxa"/>
@@ -1099,7 +1054,7 @@
           </w:tblCellMar>
         </w:tblPrEx>
         <w:trPr>
-          <w:trHeight w:val="756" w:hRule="atLeast"/>
+          <w:trHeight w:val="756"/>
         </w:trPr>
         <w:tc>
           <w:tcPr>
@@ -1188,14 +1143,9 @@
       </w:tr>
       <w:tr>
         <w:tblPrEx>
-          <w:tblBorders>
-            <w:top w:val="single" w:color="000000" w:sz="4" w:space="0"/>
-            <w:left w:val="single" w:color="000000" w:sz="4" w:space="0"/>
-            <w:bottom w:val="single" w:color="000000" w:sz="4" w:space="0"/>
-            <w:right w:val="single" w:color="000000" w:sz="4" w:space="0"/>
-            <w:insideH w:val="single" w:color="000000" w:sz="4" w:space="0"/>
-            <w:insideV w:val="single" w:color="000000" w:sz="4" w:space="0"/>
-          </w:tblBorders>
+          <w:tblW w:w="9288" w:type="dxa"/>
+          <w:tblInd w:w="0" w:type="dxa"/>
+          <w:tblLayout w:type="fixed"/>
           <w:tblCellMar>
             <w:top w:w="0" w:type="dxa"/>
             <w:left w:w="108" w:type="dxa"/>
@@ -1204,7 +1154,7 @@
           </w:tblCellMar>
         </w:tblPrEx>
         <w:trPr>
-          <w:trHeight w:val="756" w:hRule="atLeast"/>
+          <w:trHeight w:val="756"/>
         </w:trPr>
         <w:tc>
           <w:tcPr>
@@ -1293,14 +1243,9 @@
       </w:tr>
       <w:tr>
         <w:tblPrEx>
-          <w:tblBorders>
-            <w:top w:val="single" w:color="000000" w:sz="4" w:space="0"/>
-            <w:left w:val="single" w:color="000000" w:sz="4" w:space="0"/>
-            <w:bottom w:val="single" w:color="000000" w:sz="4" w:space="0"/>
-            <w:right w:val="single" w:color="000000" w:sz="4" w:space="0"/>
-            <w:insideH w:val="single" w:color="000000" w:sz="4" w:space="0"/>
-            <w:insideV w:val="single" w:color="000000" w:sz="4" w:space="0"/>
-          </w:tblBorders>
+          <w:tblW w:w="9288" w:type="dxa"/>
+          <w:tblInd w:w="0" w:type="dxa"/>
+          <w:tblLayout w:type="fixed"/>
           <w:tblCellMar>
             <w:top w:w="0" w:type="dxa"/>
             <w:left w:w="108" w:type="dxa"/>
@@ -1309,7 +1254,7 @@
           </w:tblCellMar>
         </w:tblPrEx>
         <w:trPr>
-          <w:trHeight w:val="756" w:hRule="atLeast"/>
+          <w:trHeight w:val="756"/>
         </w:trPr>
         <w:tc>
           <w:tcPr>
@@ -1398,14 +1343,9 @@
       </w:tr>
       <w:tr>
         <w:tblPrEx>
-          <w:tblBorders>
-            <w:top w:val="single" w:color="000000" w:sz="4" w:space="0"/>
-            <w:left w:val="single" w:color="000000" w:sz="4" w:space="0"/>
-            <w:bottom w:val="single" w:color="000000" w:sz="4" w:space="0"/>
-            <w:right w:val="single" w:color="000000" w:sz="4" w:space="0"/>
-            <w:insideH w:val="single" w:color="000000" w:sz="4" w:space="0"/>
-            <w:insideV w:val="single" w:color="000000" w:sz="4" w:space="0"/>
-          </w:tblBorders>
+          <w:tblW w:w="9288" w:type="dxa"/>
+          <w:tblInd w:w="0" w:type="dxa"/>
+          <w:tblLayout w:type="fixed"/>
           <w:tblCellMar>
             <w:top w:w="0" w:type="dxa"/>
             <w:left w:w="108" w:type="dxa"/>
@@ -1414,7 +1354,7 @@
           </w:tblCellMar>
         </w:tblPrEx>
         <w:trPr>
-          <w:trHeight w:val="756" w:hRule="atLeast"/>
+          <w:trHeight w:val="756"/>
         </w:trPr>
         <w:tc>
           <w:tcPr>
@@ -1503,14 +1443,9 @@
       </w:tr>
       <w:tr>
         <w:tblPrEx>
-          <w:tblBorders>
-            <w:top w:val="single" w:color="000000" w:sz="4" w:space="0"/>
-            <w:left w:val="single" w:color="000000" w:sz="4" w:space="0"/>
-            <w:bottom w:val="single" w:color="000000" w:sz="4" w:space="0"/>
-            <w:right w:val="single" w:color="000000" w:sz="4" w:space="0"/>
-            <w:insideH w:val="single" w:color="000000" w:sz="4" w:space="0"/>
-            <w:insideV w:val="single" w:color="000000" w:sz="4" w:space="0"/>
-          </w:tblBorders>
+          <w:tblW w:w="9288" w:type="dxa"/>
+          <w:tblInd w:w="0" w:type="dxa"/>
+          <w:tblLayout w:type="fixed"/>
           <w:tblCellMar>
             <w:top w:w="0" w:type="dxa"/>
             <w:left w:w="108" w:type="dxa"/>
@@ -1519,7 +1454,7 @@
           </w:tblCellMar>
         </w:tblPrEx>
         <w:trPr>
-          <w:trHeight w:val="756" w:hRule="atLeast"/>
+          <w:trHeight w:val="756"/>
         </w:trPr>
         <w:tc>
           <w:tcPr>
@@ -1608,14 +1543,9 @@
       </w:tr>
       <w:tr>
         <w:tblPrEx>
-          <w:tblBorders>
-            <w:top w:val="single" w:color="000000" w:sz="4" w:space="0"/>
-            <w:left w:val="single" w:color="000000" w:sz="4" w:space="0"/>
-            <w:bottom w:val="single" w:color="000000" w:sz="4" w:space="0"/>
-            <w:right w:val="single" w:color="000000" w:sz="4" w:space="0"/>
-            <w:insideH w:val="single" w:color="000000" w:sz="4" w:space="0"/>
-            <w:insideV w:val="single" w:color="000000" w:sz="4" w:space="0"/>
-          </w:tblBorders>
+          <w:tblW w:w="9288" w:type="dxa"/>
+          <w:tblInd w:w="0" w:type="dxa"/>
+          <w:tblLayout w:type="fixed"/>
           <w:tblCellMar>
             <w:top w:w="0" w:type="dxa"/>
             <w:left w:w="108" w:type="dxa"/>
@@ -1624,7 +1554,7 @@
           </w:tblCellMar>
         </w:tblPrEx>
         <w:trPr>
-          <w:trHeight w:val="756" w:hRule="atLeast"/>
+          <w:trHeight w:val="756"/>
         </w:trPr>
         <w:tc>
           <w:tcPr>
@@ -1713,14 +1643,9 @@
       </w:tr>
       <w:tr>
         <w:tblPrEx>
-          <w:tblBorders>
-            <w:top w:val="single" w:color="000000" w:sz="4" w:space="0"/>
-            <w:left w:val="single" w:color="000000" w:sz="4" w:space="0"/>
-            <w:bottom w:val="single" w:color="000000" w:sz="4" w:space="0"/>
-            <w:right w:val="single" w:color="000000" w:sz="4" w:space="0"/>
-            <w:insideH w:val="single" w:color="000000" w:sz="4" w:space="0"/>
-            <w:insideV w:val="single" w:color="000000" w:sz="4" w:space="0"/>
-          </w:tblBorders>
+          <w:tblW w:w="9288" w:type="dxa"/>
+          <w:tblInd w:w="0" w:type="dxa"/>
+          <w:tblLayout w:type="fixed"/>
           <w:tblCellMar>
             <w:top w:w="0" w:type="dxa"/>
             <w:left w:w="108" w:type="dxa"/>
@@ -1729,7 +1654,7 @@
           </w:tblCellMar>
         </w:tblPrEx>
         <w:trPr>
-          <w:trHeight w:val="756" w:hRule="atLeast"/>
+          <w:trHeight w:val="756"/>
         </w:trPr>
         <w:tc>
           <w:tcPr>
@@ -1818,14 +1743,9 @@
       </w:tr>
       <w:tr>
         <w:tblPrEx>
-          <w:tblBorders>
-            <w:top w:val="single" w:color="000000" w:sz="4" w:space="0"/>
-            <w:left w:val="single" w:color="000000" w:sz="4" w:space="0"/>
-            <w:bottom w:val="single" w:color="000000" w:sz="4" w:space="0"/>
-            <w:right w:val="single" w:color="000000" w:sz="4" w:space="0"/>
-            <w:insideH w:val="single" w:color="000000" w:sz="4" w:space="0"/>
-            <w:insideV w:val="single" w:color="000000" w:sz="4" w:space="0"/>
-          </w:tblBorders>
+          <w:tblW w:w="9288" w:type="dxa"/>
+          <w:tblInd w:w="0" w:type="dxa"/>
+          <w:tblLayout w:type="fixed"/>
           <w:tblCellMar>
             <w:top w:w="0" w:type="dxa"/>
             <w:left w:w="108" w:type="dxa"/>
@@ -1834,7 +1754,7 @@
           </w:tblCellMar>
         </w:tblPrEx>
         <w:trPr>
-          <w:trHeight w:val="756" w:hRule="atLeast"/>
+          <w:trHeight w:val="756"/>
         </w:trPr>
         <w:tc>
           <w:tcPr>
@@ -1923,14 +1843,9 @@
       </w:tr>
       <w:tr>
         <w:tblPrEx>
-          <w:tblBorders>
-            <w:top w:val="single" w:color="000000" w:sz="4" w:space="0"/>
-            <w:left w:val="single" w:color="000000" w:sz="4" w:space="0"/>
-            <w:bottom w:val="single" w:color="000000" w:sz="4" w:space="0"/>
-            <w:right w:val="single" w:color="000000" w:sz="4" w:space="0"/>
-            <w:insideH w:val="single" w:color="000000" w:sz="4" w:space="0"/>
-            <w:insideV w:val="single" w:color="000000" w:sz="4" w:space="0"/>
-          </w:tblBorders>
+          <w:tblW w:w="9288" w:type="dxa"/>
+          <w:tblInd w:w="0" w:type="dxa"/>
+          <w:tblLayout w:type="fixed"/>
           <w:tblCellMar>
             <w:top w:w="0" w:type="dxa"/>
             <w:left w:w="108" w:type="dxa"/>
@@ -1939,7 +1854,7 @@
           </w:tblCellMar>
         </w:tblPrEx>
         <w:trPr>
-          <w:trHeight w:val="756" w:hRule="atLeast"/>
+          <w:trHeight w:val="756"/>
         </w:trPr>
         <w:tc>
           <w:tcPr>
@@ -2068,7 +1983,7 @@
       <w:pPr>
         <w:jc w:val="center"/>
         <w:rPr>
-          <w:rFonts w:ascii="Times New Roman" w:hAnsi="Times New Roman" w:eastAsia="宋体" w:cs="Times New Roman"/>
+          <w:rFonts w:ascii="Times New Roman" w:eastAsia="宋体" w:hAnsi="Times New Roman" w:cs="Times New Roman"/>
           <w:kern w:val="2"/>
           <w:sz w:val="21"/>
           <w:szCs w:val="24"/>
@@ -2107,7 +2022,7 @@
     </w:p>
     <w:p>
       <w:pPr>
-        <w:pStyle w:val="7"/>
+        <w:pStyle w:val="TOC1"/>
         <w:tabs>
           <w:tab w:val="right" w:leader="dot" w:pos="8306"/>
         </w:tabs>
@@ -2116,7 +2031,7 @@
           <w:bCs w:val="0"/>
         </w:rPr>
       </w:pPr>
-      <w:bookmarkStart w:id="13" w:name="_GoBack"/>
+      <w:bookmarkStart w:id="2" w:name="_GoBack"/>
       <w:r>
         <w:rPr>
           <w:b w:val="0"/>
@@ -2140,7 +2055,7 @@
       </w:r>
       <w:r>
         <w:rPr>
-          <w:rFonts w:hint="eastAsia" w:ascii="黑体" w:eastAsia="黑体" w:cs="宋体"/>
+          <w:rFonts w:ascii="黑体" w:eastAsia="黑体" w:cs="宋体" w:hint="eastAsia"/>
           <w:b w:val="0"/>
           <w:bCs w:val="0"/>
           <w:kern w:val="0"/>
@@ -2200,7 +2115,7 @@
     </w:p>
     <w:p>
       <w:pPr>
-        <w:pStyle w:val="7"/>
+        <w:pStyle w:val="TOC1"/>
         <w:tabs>
           <w:tab w:val="right" w:leader="dot" w:pos="8306"/>
         </w:tabs>
@@ -2232,7 +2147,7 @@
       </w:r>
       <w:r>
         <w:rPr>
-          <w:rFonts w:hint="eastAsia" w:ascii="黑体" w:eastAsia="黑体" w:cs="宋体"/>
+          <w:rFonts w:ascii="黑体" w:eastAsia="黑体" w:cs="宋体" w:hint="eastAsia"/>
           <w:b w:val="0"/>
           <w:bCs w:val="0"/>
           <w:kern w:val="0"/>
@@ -2292,7 +2207,7 @@
     </w:p>
     <w:p>
       <w:pPr>
-        <w:pStyle w:val="7"/>
+        <w:pStyle w:val="TOC1"/>
         <w:tabs>
           <w:tab w:val="right" w:leader="dot" w:pos="8306"/>
         </w:tabs>
@@ -2324,7 +2239,7 @@
       </w:r>
       <w:r>
         <w:rPr>
-          <w:rFonts w:hint="eastAsia" w:ascii="黑体" w:eastAsia="黑体" w:cs="宋体"/>
+          <w:rFonts w:ascii="黑体" w:eastAsia="黑体" w:cs="宋体" w:hint="eastAsia"/>
           <w:b w:val="0"/>
           <w:bCs w:val="0"/>
           <w:kern w:val="0"/>
@@ -2384,7 +2299,7 @@
     </w:p>
     <w:p>
       <w:pPr>
-        <w:pStyle w:val="7"/>
+        <w:pStyle w:val="TOC1"/>
         <w:tabs>
           <w:tab w:val="right" w:leader="dot" w:pos="8306"/>
         </w:tabs>
@@ -2426,7 +2341,7 @@
       </w:r>
       <w:r>
         <w:rPr>
-          <w:rFonts w:hint="eastAsia" w:eastAsia="Times New Roman"/>
+          <w:rFonts w:eastAsia="Times New Roman" w:hint="eastAsia"/>
           <w:b w:val="0"/>
           <w:bCs w:val="0"/>
           <w:kern w:val="0"/>
@@ -2496,7 +2411,7 @@
     </w:p>
     <w:p>
       <w:pPr>
-        <w:pStyle w:val="7"/>
+        <w:pStyle w:val="TOC1"/>
         <w:tabs>
           <w:tab w:val="right" w:leader="dot" w:pos="8306"/>
         </w:tabs>
@@ -2538,7 +2453,7 @@
       </w:r>
       <w:r>
         <w:rPr>
-          <w:rFonts w:hint="eastAsia" w:eastAsia="Times New Roman"/>
+          <w:rFonts w:eastAsia="Times New Roman" w:hint="eastAsia"/>
           <w:b w:val="0"/>
           <w:bCs w:val="0"/>
           <w:kern w:val="0"/>
@@ -2548,7 +2463,7 @@
       </w:r>
       <w:r>
         <w:rPr>
-          <w:rFonts w:hint="eastAsia" w:asciiTheme="minorEastAsia" w:hAnsiTheme="minorEastAsia" w:eastAsiaTheme="minorEastAsia"/>
+          <w:rFonts w:asciiTheme="minorEastAsia" w:eastAsiaTheme="minorEastAsia" w:hAnsiTheme="minorEastAsia" w:hint="eastAsia"/>
           <w:b w:val="0"/>
           <w:bCs w:val="0"/>
           <w:kern w:val="0"/>
@@ -2567,7 +2482,7 @@
       </w:r>
       <w:r>
         <w:rPr>
-          <w:rFonts w:hint="eastAsia" w:ascii="宋体" w:hAnsi="宋体" w:cs="宋体"/>
+          <w:rFonts w:ascii="宋体" w:hAnsi="宋体" w:cs="宋体" w:hint="eastAsia"/>
           <w:b w:val="0"/>
           <w:bCs w:val="0"/>
           <w:kern w:val="0"/>
@@ -2627,7 +2542,7 @@
     </w:p>
     <w:p>
       <w:pPr>
-        <w:pStyle w:val="7"/>
+        <w:pStyle w:val="TOC1"/>
         <w:tabs>
           <w:tab w:val="right" w:leader="dot" w:pos="8306"/>
         </w:tabs>
@@ -2669,7 +2584,7 @@
       </w:r>
       <w:r>
         <w:rPr>
-          <w:rFonts w:hint="eastAsia" w:eastAsia="Times New Roman"/>
+          <w:rFonts w:eastAsia="Times New Roman" w:hint="eastAsia"/>
           <w:b w:val="0"/>
           <w:bCs w:val="0"/>
           <w:kern w:val="0"/>
@@ -2679,7 +2594,7 @@
       </w:r>
       <w:r>
         <w:rPr>
-          <w:rFonts w:hint="eastAsia" w:cs="宋体"/>
+          <w:rFonts w:cs="宋体" w:hint="eastAsia"/>
           <w:b w:val="0"/>
           <w:bCs w:val="0"/>
           <w:kern w:val="0"/>
@@ -2739,7 +2654,7 @@
     </w:p>
     <w:p>
       <w:pPr>
-        <w:pStyle w:val="7"/>
+        <w:pStyle w:val="TOC1"/>
         <w:tabs>
           <w:tab w:val="right" w:leader="dot" w:pos="8306"/>
         </w:tabs>
@@ -2781,7 +2696,7 @@
       </w:r>
       <w:r>
         <w:rPr>
-          <w:rFonts w:hint="eastAsia" w:eastAsia="Times New Roman"/>
+          <w:rFonts w:eastAsia="Times New Roman" w:hint="eastAsia"/>
           <w:b w:val="0"/>
           <w:bCs w:val="0"/>
           <w:kern w:val="0"/>
@@ -2791,7 +2706,7 @@
       </w:r>
       <w:r>
         <w:rPr>
-          <w:rFonts w:hint="eastAsia" w:cs="宋体"/>
+          <w:rFonts w:cs="宋体" w:hint="eastAsia"/>
           <w:b w:val="0"/>
           <w:bCs w:val="0"/>
           <w:kern w:val="0"/>
@@ -2851,7 +2766,7 @@
     </w:p>
     <w:p>
       <w:pPr>
-        <w:pStyle w:val="7"/>
+        <w:pStyle w:val="TOC1"/>
         <w:tabs>
           <w:tab w:val="right" w:leader="dot" w:pos="8306"/>
         </w:tabs>
@@ -2893,7 +2808,7 @@
       </w:r>
       <w:r>
         <w:rPr>
-          <w:rFonts w:hint="eastAsia" w:eastAsia="Times New Roman"/>
+          <w:rFonts w:eastAsia="Times New Roman" w:hint="eastAsia"/>
           <w:b w:val="0"/>
           <w:bCs w:val="0"/>
           <w:kern w:val="0"/>
@@ -2903,7 +2818,7 @@
       </w:r>
       <w:r>
         <w:rPr>
-          <w:rFonts w:hint="eastAsia" w:cs="宋体"/>
+          <w:rFonts w:cs="宋体" w:hint="eastAsia"/>
           <w:b w:val="0"/>
           <w:bCs w:val="0"/>
           <w:kern w:val="0"/>
@@ -2963,7 +2878,7 @@
     </w:p>
     <w:p>
       <w:pPr>
-        <w:pStyle w:val="7"/>
+        <w:pStyle w:val="TOC1"/>
         <w:tabs>
           <w:tab w:val="right" w:leader="dot" w:pos="8306"/>
         </w:tabs>
@@ -3005,7 +2920,7 @@
       </w:r>
       <w:r>
         <w:rPr>
-          <w:rFonts w:hint="eastAsia" w:eastAsia="Times New Roman"/>
+          <w:rFonts w:eastAsia="Times New Roman" w:hint="eastAsia"/>
           <w:b w:val="0"/>
           <w:bCs w:val="0"/>
           <w:kern w:val="0"/>
@@ -3015,7 +2930,7 @@
       </w:r>
       <w:r>
         <w:rPr>
-          <w:rFonts w:hint="eastAsia" w:cs="宋体"/>
+          <w:rFonts w:cs="宋体" w:hint="eastAsia"/>
           <w:b w:val="0"/>
           <w:bCs w:val="0"/>
           <w:kern w:val="0"/>
@@ -3025,7 +2940,7 @@
       </w:r>
       <w:r>
         <w:rPr>
-          <w:rFonts w:hint="eastAsia" w:eastAsia="黑体"/>
+          <w:rFonts w:eastAsia="黑体" w:hint="eastAsia"/>
           <w:b w:val="0"/>
           <w:bCs w:val="0"/>
           <w:kern w:val="0"/>
@@ -3035,7 +2950,7 @@
       </w:r>
       <w:r>
         <w:rPr>
-          <w:rFonts w:hint="eastAsia" w:cs="宋体"/>
+          <w:rFonts w:cs="宋体" w:hint="eastAsia"/>
           <w:b w:val="0"/>
           <w:bCs w:val="0"/>
           <w:kern w:val="0"/>
@@ -3095,7 +3010,7 @@
     </w:p>
     <w:p>
       <w:pPr>
-        <w:pStyle w:val="7"/>
+        <w:pStyle w:val="TOC1"/>
         <w:tabs>
           <w:tab w:val="right" w:leader="dot" w:pos="8306"/>
         </w:tabs>
@@ -3127,7 +3042,7 @@
       </w:r>
       <w:r>
         <w:rPr>
-          <w:rFonts w:hint="eastAsia" w:ascii="黑体" w:eastAsia="黑体" w:cs="宋体"/>
+          <w:rFonts w:ascii="黑体" w:eastAsia="黑体" w:cs="宋体" w:hint="eastAsia"/>
           <w:b w:val="0"/>
           <w:bCs w:val="0"/>
           <w:kern w:val="0"/>
@@ -3187,7 +3102,7 @@
     </w:p>
     <w:p>
       <w:pPr>
-        <w:pStyle w:val="7"/>
+        <w:pStyle w:val="TOC1"/>
         <w:tabs>
           <w:tab w:val="right" w:leader="dot" w:pos="8306"/>
         </w:tabs>
@@ -3219,7 +3134,7 @@
       </w:r>
       <w:r>
         <w:rPr>
-          <w:rFonts w:hint="eastAsia" w:ascii="黑体" w:eastAsia="黑体" w:cs="宋体"/>
+          <w:rFonts w:ascii="黑体" w:eastAsia="黑体" w:cs="宋体" w:hint="eastAsia"/>
           <w:b w:val="0"/>
           <w:bCs w:val="0"/>
           <w:kern w:val="0"/>
@@ -3277,11 +3192,11 @@
         <w:fldChar w:fldCharType="end"/>
       </w:r>
     </w:p>
-    <w:bookmarkEnd w:id="13"/>
     <w:p>
       <w:pPr>
         <w:jc w:val="center"/>
       </w:pPr>
+      <w:bookmarkEnd w:id="2"/>
       <w:r>
         <w:fldChar w:fldCharType="end"/>
       </w:r>
@@ -3296,11 +3211,11 @@
     <w:p>
       <w:pPr>
         <w:sectPr>
-          <w:headerReference r:id="rId3" w:type="default"/>
-          <w:footerReference r:id="rId4" w:type="default"/>
+          <w:headerReference w:type="default" r:id="rId5"/>
+          <w:footerReference w:type="default" r:id="rId6"/>
           <w:pgSz w:w="11906" w:h="16838"/>
           <w:pgMar w:top="1440" w:right="1800" w:bottom="1440" w:left="1800" w:header="851" w:footer="992" w:gutter="0"/>
-          <w:cols w:space="425" w:num="1"/>
+          <w:cols w:num="1" w:space="425"/>
           <w:docGrid w:type="lines" w:linePitch="312" w:charSpace="0"/>
         </w:sectPr>
       </w:pPr>
@@ -3320,10 +3235,10 @@
           <w:szCs w:val="32"/>
         </w:rPr>
       </w:pPr>
-      <w:bookmarkStart w:id="2" w:name="_Toc32063"/>
-      <w:r>
-        <w:rPr>
-          <w:rFonts w:hint="eastAsia" w:ascii="黑体" w:eastAsia="黑体" w:cs="宋体"/>
+      <w:bookmarkStart w:id="3" w:name="_Toc32063"/>
+      <w:r>
+        <w:rPr>
+          <w:rFonts w:ascii="黑体" w:eastAsia="黑体" w:cs="宋体" w:hint="eastAsia"/>
           <w:b/>
           <w:bCs/>
           <w:color w:val="000000"/>
@@ -3333,13 +3248,13 @@
         </w:rPr>
         <w:t>1.概述</w:t>
       </w:r>
-      <w:bookmarkEnd w:id="2"/>
+      <w:bookmarkEnd w:id="3"/>
     </w:p>
     <w:p>
       <w:pPr>
         <w:widowControl/>
         <w:spacing w:line="400" w:lineRule="exact"/>
-        <w:ind w:firstLine="480" w:firstLineChars="200"/>
+        <w:ind w:firstLine="420" w:firstLineChars="200"/>
         <w:jc w:val="left"/>
         <w:rPr>
           <w:rFonts w:ascii="宋体" w:hAnsi="宋体" w:cs="宋体"/>
@@ -3349,7 +3264,7 @@
       </w:pPr>
       <w:r>
         <w:rPr>
-          <w:rFonts w:hint="eastAsia" w:ascii="宋体" w:hAnsi="宋体" w:cs="宋体"/>
+          <w:rFonts w:ascii="宋体" w:hAnsi="宋体" w:cs="宋体" w:hint="eastAsia"/>
           <w:color w:val="000000"/>
           <w:kern w:val="0"/>
           <w:sz w:val="24"/>
@@ -3358,7 +3273,7 @@
       </w:r>
       <w:r>
         <w:rPr>
-          <w:rFonts w:hint="eastAsia" w:cs="宋体"/>
+          <w:rFonts w:cs="宋体" w:hint="eastAsia"/>
           <w:color w:val="000000"/>
           <w:kern w:val="0"/>
           <w:sz w:val="24"/>
@@ -3370,7 +3285,7 @@
       <w:pPr>
         <w:widowControl/>
         <w:spacing w:before="156" w:beforeLines="50" w:after="156" w:afterLines="50" w:line="400" w:lineRule="exact"/>
-        <w:ind w:left="1285" w:hanging="1285" w:hangingChars="400"/>
+        <w:ind w:left="1285" w:hanging="840" w:hangingChars="400"/>
         <w:jc w:val="left"/>
         <w:outlineLvl w:val="0"/>
         <w:rPr>
@@ -3382,10 +3297,10 @@
           <w:szCs w:val="32"/>
         </w:rPr>
       </w:pPr>
-      <w:bookmarkStart w:id="3" w:name="_Toc11926"/>
-      <w:r>
-        <w:rPr>
-          <w:rFonts w:hint="eastAsia" w:ascii="黑体" w:eastAsia="黑体" w:cs="宋体"/>
+      <w:bookmarkStart w:id="4" w:name="_Toc11926"/>
+      <w:r>
+        <w:rPr>
+          <w:rFonts w:ascii="黑体" w:eastAsia="黑体" w:cs="宋体" w:hint="eastAsia"/>
           <w:b/>
           <w:bCs/>
           <w:color w:val="000000"/>
@@ -3395,7 +3310,7 @@
         </w:rPr>
         <w:t>2.方针</w:t>
       </w:r>
-      <w:bookmarkEnd w:id="3"/>
+      <w:bookmarkEnd w:id="4"/>
     </w:p>
     <w:p>
       <w:pPr>
@@ -3414,7 +3329,7 @@
       </w:pPr>
       <w:r>
         <w:rPr>
-          <w:rFonts w:hint="eastAsia" w:cs="宋体"/>
+          <w:rFonts w:cs="宋体" w:hint="eastAsia"/>
           <w:color w:val="000000"/>
           <w:kern w:val="0"/>
           <w:sz w:val="24"/>
@@ -3439,7 +3354,7 @@
       </w:pPr>
       <w:r>
         <w:rPr>
-          <w:rFonts w:hint="eastAsia" w:cs="宋体"/>
+          <w:rFonts w:cs="宋体" w:hint="eastAsia"/>
           <w:color w:val="000000"/>
           <w:kern w:val="0"/>
           <w:sz w:val="24"/>
@@ -3464,7 +3379,7 @@
       </w:pPr>
       <w:r>
         <w:rPr>
-          <w:rFonts w:hint="eastAsia" w:cs="宋体"/>
+          <w:rFonts w:cs="宋体" w:hint="eastAsia"/>
           <w:color w:val="000000"/>
           <w:kern w:val="0"/>
           <w:sz w:val="24"/>
@@ -3476,7 +3391,7 @@
       <w:pPr>
         <w:widowControl/>
         <w:spacing w:before="156" w:beforeLines="50" w:after="156" w:afterLines="50" w:line="400" w:lineRule="exact"/>
-        <w:ind w:left="1285" w:hanging="1285" w:hangingChars="400"/>
+        <w:ind w:left="1285" w:hanging="840" w:hangingChars="400"/>
         <w:jc w:val="left"/>
         <w:outlineLvl w:val="0"/>
         <w:rPr>
@@ -3488,10 +3403,10 @@
           <w:szCs w:val="32"/>
         </w:rPr>
       </w:pPr>
-      <w:bookmarkStart w:id="4" w:name="_Toc5912"/>
-      <w:r>
-        <w:rPr>
-          <w:rFonts w:hint="eastAsia" w:ascii="黑体" w:eastAsia="黑体" w:cs="宋体"/>
+      <w:bookmarkStart w:id="5" w:name="_Toc5912"/>
+      <w:r>
+        <w:rPr>
+          <w:rFonts w:ascii="黑体" w:eastAsia="黑体" w:cs="宋体" w:hint="eastAsia"/>
           <w:b/>
           <w:bCs/>
           <w:color w:val="000000"/>
@@ -3501,7 +3416,7 @@
         </w:rPr>
         <w:t>3.职责划分</w:t>
       </w:r>
-      <w:bookmarkEnd w:id="4"/>
+      <w:bookmarkEnd w:id="5"/>
     </w:p>
     <w:p>
       <w:pPr>
@@ -3519,7 +3434,7 @@
           <w:szCs w:val="28"/>
         </w:rPr>
       </w:pPr>
-      <w:bookmarkStart w:id="5" w:name="_Toc14062"/>
+      <w:bookmarkStart w:id="6" w:name="_Toc14062"/>
       <w:r>
         <w:rPr>
           <w:rFonts w:hint="eastAsia"/>
@@ -3534,7 +3449,7 @@
       </w:r>
       <w:r>
         <w:rPr>
-          <w:rFonts w:hint="eastAsia" w:eastAsia="Times New Roman"/>
+          <w:rFonts w:eastAsia="Times New Roman" w:hint="eastAsia"/>
           <w:b/>
           <w:bCs/>
           <w:color w:val="000000"/>
@@ -3556,7 +3471,7 @@
         </w:rPr>
         <w:t>质量管理部</w:t>
       </w:r>
-      <w:bookmarkEnd w:id="5"/>
+      <w:bookmarkEnd w:id="6"/>
     </w:p>
     <w:p>
       <w:pPr>
@@ -3572,7 +3487,7 @@
       </w:pPr>
       <w:r>
         <w:rPr>
-          <w:rFonts w:ascii="Wingdings" w:hAnsi="Wingdings" w:eastAsia="Wingdings" w:cs="Wingdings"/>
+          <w:rFonts w:ascii="Wingdings" w:eastAsia="Wingdings" w:hAnsi="Wingdings" w:cs="Wingdings"/>
           <w:color w:val="000000"/>
           <w:kern w:val="0"/>
           <w:sz w:val="24"/>
@@ -3591,7 +3506,7 @@
       </w:r>
       <w:r>
         <w:rPr>
-          <w:rFonts w:hint="eastAsia" w:cs="宋体"/>
+          <w:rFonts w:cs="宋体" w:hint="eastAsia"/>
           <w:color w:val="000000"/>
           <w:kern w:val="0"/>
           <w:sz w:val="24"/>
@@ -3613,7 +3528,7 @@
       </w:pPr>
       <w:r>
         <w:rPr>
-          <w:rFonts w:ascii="Wingdings" w:hAnsi="Wingdings" w:eastAsia="Wingdings" w:cs="Wingdings"/>
+          <w:rFonts w:ascii="Wingdings" w:eastAsia="Wingdings" w:hAnsi="Wingdings" w:cs="Wingdings"/>
           <w:color w:val="000000"/>
           <w:kern w:val="0"/>
           <w:sz w:val="24"/>
@@ -3632,7 +3547,7 @@
       </w:r>
       <w:r>
         <w:rPr>
-          <w:rFonts w:hint="eastAsia" w:cs="宋体"/>
+          <w:rFonts w:cs="宋体" w:hint="eastAsia"/>
           <w:color w:val="000000"/>
           <w:kern w:val="0"/>
           <w:sz w:val="24"/>
@@ -3656,7 +3571,7 @@
           <w:szCs w:val="28"/>
         </w:rPr>
       </w:pPr>
-      <w:bookmarkStart w:id="6" w:name="_Toc7819"/>
+      <w:bookmarkStart w:id="7" w:name="_Toc7819"/>
       <w:r>
         <w:rPr>
           <w:rFonts w:hint="eastAsia"/>
@@ -3671,7 +3586,7 @@
       </w:r>
       <w:r>
         <w:rPr>
-          <w:rFonts w:hint="eastAsia" w:eastAsia="Times New Roman"/>
+          <w:rFonts w:eastAsia="Times New Roman" w:hint="eastAsia"/>
           <w:b/>
           <w:bCs/>
           <w:color w:val="000000"/>
@@ -3683,7 +3598,7 @@
       </w:r>
       <w:r>
         <w:rPr>
-          <w:rFonts w:hint="eastAsia" w:asciiTheme="minorEastAsia" w:hAnsiTheme="minorEastAsia" w:eastAsiaTheme="minorEastAsia"/>
+          <w:rFonts w:asciiTheme="minorEastAsia" w:eastAsiaTheme="minorEastAsia" w:hAnsiTheme="minorEastAsia" w:hint="eastAsia"/>
           <w:b/>
           <w:bCs/>
           <w:color w:val="000000"/>
@@ -3706,7 +3621,7 @@
       </w:r>
       <w:r>
         <w:rPr>
-          <w:rFonts w:hint="eastAsia" w:ascii="宋体" w:hAnsi="宋体" w:cs="宋体"/>
+          <w:rFonts w:ascii="宋体" w:hAnsi="宋体" w:cs="宋体" w:hint="eastAsia"/>
           <w:b/>
           <w:bCs/>
           <w:color w:val="000000"/>
@@ -3716,7 +3631,7 @@
         </w:rPr>
         <w:t>主管</w:t>
       </w:r>
-      <w:bookmarkEnd w:id="6"/>
+      <w:bookmarkEnd w:id="7"/>
     </w:p>
     <w:p>
       <w:pPr>
@@ -3732,7 +3647,7 @@
       </w:pPr>
       <w:r>
         <w:rPr>
-          <w:rFonts w:ascii="Wingdings" w:hAnsi="Wingdings" w:eastAsia="Wingdings" w:cs="Wingdings"/>
+          <w:rFonts w:ascii="Wingdings" w:eastAsia="Wingdings" w:hAnsi="Wingdings" w:cs="Wingdings"/>
           <w:color w:val="000000"/>
           <w:kern w:val="0"/>
           <w:sz w:val="24"/>
@@ -3751,7 +3666,7 @@
       </w:r>
       <w:r>
         <w:rPr>
-          <w:rFonts w:hint="eastAsia" w:cs="宋体"/>
+          <w:rFonts w:cs="宋体" w:hint="eastAsia"/>
           <w:color w:val="000000"/>
           <w:kern w:val="0"/>
           <w:sz w:val="24"/>
@@ -3773,7 +3688,7 @@
       </w:pPr>
       <w:r>
         <w:rPr>
-          <w:rFonts w:ascii="Wingdings" w:hAnsi="Wingdings" w:eastAsia="Wingdings" w:cs="Wingdings"/>
+          <w:rFonts w:ascii="Wingdings" w:eastAsia="Wingdings" w:hAnsi="Wingdings" w:cs="Wingdings"/>
           <w:color w:val="000000"/>
           <w:kern w:val="0"/>
           <w:sz w:val="24"/>
@@ -3792,7 +3707,7 @@
       </w:r>
       <w:r>
         <w:rPr>
-          <w:rFonts w:hint="eastAsia" w:cs="宋体"/>
+          <w:rFonts w:cs="宋体" w:hint="eastAsia"/>
           <w:color w:val="000000"/>
           <w:kern w:val="0"/>
           <w:sz w:val="24"/>
@@ -3816,7 +3731,7 @@
           <w:szCs w:val="28"/>
         </w:rPr>
       </w:pPr>
-      <w:bookmarkStart w:id="7" w:name="_Toc22729"/>
+      <w:bookmarkStart w:id="8" w:name="_Toc22729"/>
       <w:r>
         <w:rPr>
           <w:rFonts w:hint="eastAsia"/>
@@ -3831,7 +3746,7 @@
       </w:r>
       <w:r>
         <w:rPr>
-          <w:rFonts w:hint="eastAsia" w:eastAsia="Times New Roman"/>
+          <w:rFonts w:eastAsia="Times New Roman" w:hint="eastAsia"/>
           <w:b/>
           <w:bCs/>
           <w:color w:val="000000"/>
@@ -3843,7 +3758,7 @@
       </w:r>
       <w:r>
         <w:rPr>
-          <w:rFonts w:hint="eastAsia" w:cs="宋体"/>
+          <w:rFonts w:cs="宋体" w:hint="eastAsia"/>
           <w:b/>
           <w:bCs/>
           <w:color w:val="000000"/>
@@ -3853,7 +3768,7 @@
         </w:rPr>
         <w:t>投诉处理责任人</w:t>
       </w:r>
-      <w:bookmarkEnd w:id="7"/>
+      <w:bookmarkEnd w:id="8"/>
     </w:p>
     <w:p>
       <w:pPr>
@@ -3869,7 +3784,7 @@
       </w:pPr>
       <w:r>
         <w:rPr>
-          <w:rFonts w:ascii="Wingdings" w:hAnsi="Wingdings" w:eastAsia="Wingdings" w:cs="Wingdings"/>
+          <w:rFonts w:ascii="Wingdings" w:eastAsia="Wingdings" w:hAnsi="Wingdings" w:cs="Wingdings"/>
           <w:color w:val="000000"/>
           <w:kern w:val="0"/>
           <w:sz w:val="24"/>
@@ -3888,7 +3803,7 @@
       </w:r>
       <w:r>
         <w:rPr>
-          <w:rFonts w:hint="eastAsia" w:cs="宋体"/>
+          <w:rFonts w:cs="宋体" w:hint="eastAsia"/>
           <w:color w:val="000000"/>
           <w:kern w:val="0"/>
           <w:sz w:val="24"/>
@@ -3910,7 +3825,7 @@
       </w:pPr>
       <w:r>
         <w:rPr>
-          <w:rFonts w:ascii="Wingdings" w:hAnsi="Wingdings" w:eastAsia="Wingdings" w:cs="Wingdings"/>
+          <w:rFonts w:ascii="Wingdings" w:eastAsia="Wingdings" w:hAnsi="Wingdings" w:cs="Wingdings"/>
           <w:color w:val="000000"/>
           <w:kern w:val="0"/>
           <w:sz w:val="24"/>
@@ -3929,7 +3844,7 @@
       </w:r>
       <w:r>
         <w:rPr>
-          <w:rFonts w:hint="eastAsia" w:cs="宋体"/>
+          <w:rFonts w:cs="宋体" w:hint="eastAsia"/>
           <w:color w:val="000000"/>
           <w:kern w:val="0"/>
           <w:sz w:val="24"/>
@@ -3951,7 +3866,7 @@
       </w:pPr>
       <w:r>
         <w:rPr>
-          <w:rFonts w:ascii="Wingdings" w:hAnsi="Wingdings" w:eastAsia="Wingdings" w:cs="Wingdings"/>
+          <w:rFonts w:ascii="Wingdings" w:eastAsia="Wingdings" w:hAnsi="Wingdings" w:cs="Wingdings"/>
           <w:color w:val="000000"/>
           <w:kern w:val="0"/>
           <w:sz w:val="24"/>
@@ -3970,7 +3885,7 @@
       </w:r>
       <w:r>
         <w:rPr>
-          <w:rFonts w:hint="eastAsia" w:cs="宋体"/>
+          <w:rFonts w:cs="宋体" w:hint="eastAsia"/>
           <w:color w:val="000000"/>
           <w:kern w:val="0"/>
           <w:sz w:val="24"/>
@@ -3992,7 +3907,7 @@
       </w:pPr>
       <w:r>
         <w:rPr>
-          <w:rFonts w:ascii="Wingdings" w:hAnsi="Wingdings" w:eastAsia="Wingdings" w:cs="Wingdings"/>
+          <w:rFonts w:ascii="Wingdings" w:eastAsia="Wingdings" w:hAnsi="Wingdings" w:cs="Wingdings"/>
           <w:color w:val="000000"/>
           <w:kern w:val="0"/>
           <w:sz w:val="24"/>
@@ -4011,7 +3926,7 @@
       </w:r>
       <w:r>
         <w:rPr>
-          <w:rFonts w:hint="eastAsia" w:cs="宋体"/>
+          <w:rFonts w:cs="宋体" w:hint="eastAsia"/>
           <w:color w:val="000000"/>
           <w:kern w:val="0"/>
           <w:sz w:val="24"/>
@@ -4033,7 +3948,7 @@
       </w:pPr>
       <w:r>
         <w:rPr>
-          <w:rFonts w:ascii="Wingdings" w:hAnsi="Wingdings" w:eastAsia="Wingdings" w:cs="Wingdings"/>
+          <w:rFonts w:ascii="Wingdings" w:eastAsia="Wingdings" w:hAnsi="Wingdings" w:cs="Wingdings"/>
           <w:color w:val="000000"/>
           <w:kern w:val="0"/>
           <w:sz w:val="24"/>
@@ -4052,7 +3967,7 @@
       </w:r>
       <w:r>
         <w:rPr>
-          <w:rFonts w:hint="eastAsia" w:cs="宋体"/>
+          <w:rFonts w:cs="宋体" w:hint="eastAsia"/>
           <w:color w:val="000000"/>
           <w:kern w:val="0"/>
           <w:sz w:val="24"/>
@@ -4074,7 +3989,7 @@
       </w:pPr>
       <w:r>
         <w:rPr>
-          <w:rFonts w:hint="eastAsia" w:ascii="黑体" w:eastAsia="黑体" w:cs="宋体"/>
+          <w:rFonts w:ascii="黑体" w:eastAsia="黑体" w:cs="宋体" w:hint="eastAsia"/>
           <w:b/>
           <w:bCs/>
           <w:color w:val="000000"/>
@@ -4101,7 +4016,7 @@
           <w:sz w:val="24"/>
         </w:rPr>
       </w:pPr>
-      <w:bookmarkStart w:id="8" w:name="_Toc17284"/>
+      <w:bookmarkStart w:id="9" w:name="_Toc17284"/>
       <w:r>
         <w:rPr>
           <w:rFonts w:hint="eastAsia"/>
@@ -4116,7 +4031,7 @@
       </w:r>
       <w:r>
         <w:rPr>
-          <w:rFonts w:hint="eastAsia" w:eastAsia="Times New Roman"/>
+          <w:rFonts w:eastAsia="Times New Roman" w:hint="eastAsia"/>
           <w:b/>
           <w:bCs/>
           <w:color w:val="000000"/>
@@ -4128,7 +4043,7 @@
       </w:r>
       <w:r>
         <w:rPr>
-          <w:rFonts w:hint="eastAsia" w:cs="宋体"/>
+          <w:rFonts w:cs="宋体" w:hint="eastAsia"/>
           <w:b/>
           <w:bCs/>
           <w:color w:val="000000"/>
@@ -4138,7 +4053,7 @@
         </w:rPr>
         <w:t>投诉受理</w:t>
       </w:r>
-      <w:bookmarkEnd w:id="8"/>
+      <w:bookmarkEnd w:id="9"/>
     </w:p>
     <w:p>
       <w:pPr>
@@ -4163,7 +4078,7 @@
       </w:r>
       <w:r>
         <w:rPr>
-          <w:rFonts w:hint="eastAsia" w:eastAsia="Times New Roman"/>
+          <w:rFonts w:eastAsia="Times New Roman" w:hint="eastAsia"/>
           <w:color w:val="000000"/>
           <w:kern w:val="0"/>
           <w:sz w:val="24"/>
@@ -4172,7 +4087,7 @@
       </w:r>
       <w:r>
         <w:rPr>
-          <w:rFonts w:hint="eastAsia" w:ascii="宋体" w:hAnsi="宋体" w:cs="宋体"/>
+          <w:rFonts w:ascii="宋体" w:hAnsi="宋体" w:cs="宋体" w:hint="eastAsia"/>
           <w:color w:val="000000"/>
           <w:kern w:val="0"/>
           <w:sz w:val="24"/>
@@ -4190,7 +4105,7 @@
       </w:r>
       <w:r>
         <w:rPr>
-          <w:rFonts w:hint="eastAsia" w:cs="宋体"/>
+          <w:rFonts w:cs="宋体" w:hint="eastAsia"/>
           <w:color w:val="000000"/>
           <w:kern w:val="0"/>
           <w:sz w:val="24"/>
@@ -4221,7 +4136,7 @@
       </w:r>
       <w:r>
         <w:rPr>
-          <w:rFonts w:hint="eastAsia" w:eastAsia="Times New Roman"/>
+          <w:rFonts w:eastAsia="Times New Roman" w:hint="eastAsia"/>
           <w:color w:val="000000"/>
           <w:kern w:val="0"/>
           <w:sz w:val="24"/>
@@ -4230,7 +4145,7 @@
       </w:r>
       <w:r>
         <w:rPr>
-          <w:rFonts w:hint="eastAsia" w:cs="宋体"/>
+          <w:rFonts w:cs="宋体" w:hint="eastAsia"/>
           <w:color w:val="000000"/>
           <w:kern w:val="0"/>
           <w:sz w:val="24"/>
@@ -4239,7 +4154,7 @@
       </w:r>
       <w:r>
         <w:rPr>
-          <w:rFonts w:hint="eastAsia" w:eastAsia="黑体"/>
+          <w:rFonts w:eastAsia="黑体" w:hint="eastAsia"/>
           <w:color w:val="000000"/>
           <w:kern w:val="0"/>
           <w:sz w:val="24"/>
@@ -4248,7 +4163,7 @@
       </w:r>
       <w:r>
         <w:rPr>
-          <w:rFonts w:hint="eastAsia" w:cs="宋体"/>
+          <w:rFonts w:cs="宋体" w:hint="eastAsia"/>
           <w:color w:val="000000"/>
           <w:kern w:val="0"/>
           <w:sz w:val="24"/>
@@ -4257,7 +4172,7 @@
       </w:r>
       <w:r>
         <w:rPr>
-          <w:rFonts w:hint="eastAsia" w:eastAsia="黑体"/>
+          <w:rFonts w:eastAsia="黑体" w:hint="eastAsia"/>
           <w:color w:val="000000"/>
           <w:kern w:val="0"/>
           <w:sz w:val="24"/>
@@ -4266,7 +4181,7 @@
       </w:r>
       <w:r>
         <w:rPr>
-          <w:rFonts w:hint="eastAsia" w:cs="宋体"/>
+          <w:rFonts w:cs="宋体" w:hint="eastAsia"/>
           <w:color w:val="000000"/>
           <w:kern w:val="0"/>
           <w:sz w:val="24"/>
@@ -4291,7 +4206,7 @@
           <w:sz w:val="24"/>
         </w:rPr>
       </w:pPr>
-      <w:bookmarkStart w:id="9" w:name="_Toc12512"/>
+      <w:bookmarkStart w:id="10" w:name="_Toc12512"/>
       <w:r>
         <w:rPr>
           <w:rFonts w:hint="eastAsia"/>
@@ -4306,7 +4221,7 @@
       </w:r>
       <w:r>
         <w:rPr>
-          <w:rFonts w:hint="eastAsia" w:eastAsia="Times New Roman"/>
+          <w:rFonts w:eastAsia="Times New Roman" w:hint="eastAsia"/>
           <w:b/>
           <w:bCs/>
           <w:color w:val="000000"/>
@@ -4318,7 +4233,7 @@
       </w:r>
       <w:r>
         <w:rPr>
-          <w:rFonts w:hint="eastAsia" w:cs="宋体"/>
+          <w:rFonts w:cs="宋体" w:hint="eastAsia"/>
           <w:b/>
           <w:bCs/>
           <w:color w:val="000000"/>
@@ -4328,7 +4243,7 @@
         </w:rPr>
         <w:t>投诉处理</w:t>
       </w:r>
-      <w:bookmarkEnd w:id="9"/>
+      <w:bookmarkEnd w:id="10"/>
     </w:p>
     <w:p>
       <w:pPr>
@@ -4353,7 +4268,7 @@
       </w:r>
       <w:r>
         <w:rPr>
-          <w:rFonts w:hint="eastAsia" w:eastAsia="Times New Roman"/>
+          <w:rFonts w:eastAsia="Times New Roman" w:hint="eastAsia"/>
           <w:color w:val="000000"/>
           <w:kern w:val="0"/>
           <w:sz w:val="24"/>
@@ -4362,7 +4277,7 @@
       </w:r>
       <w:r>
         <w:rPr>
-          <w:rFonts w:hint="eastAsia" w:cs="宋体"/>
+          <w:rFonts w:cs="宋体" w:hint="eastAsia"/>
           <w:color w:val="000000"/>
           <w:kern w:val="0"/>
           <w:sz w:val="24"/>
@@ -4371,7 +4286,7 @@
       </w:r>
       <w:r>
         <w:rPr>
-          <w:rFonts w:hint="eastAsia" w:eastAsia="黑体"/>
+          <w:rFonts w:eastAsia="黑体" w:hint="eastAsia"/>
           <w:color w:val="000000"/>
           <w:kern w:val="0"/>
           <w:sz w:val="24"/>
@@ -4380,7 +4295,7 @@
       </w:r>
       <w:r>
         <w:rPr>
-          <w:rFonts w:hint="eastAsia" w:cs="宋体"/>
+          <w:rFonts w:cs="宋体" w:hint="eastAsia"/>
           <w:color w:val="000000"/>
           <w:kern w:val="0"/>
           <w:sz w:val="24"/>
@@ -4389,7 +4304,7 @@
       </w:r>
       <w:r>
         <w:rPr>
-          <w:rFonts w:hint="eastAsia" w:eastAsia="黑体"/>
+          <w:rFonts w:eastAsia="黑体" w:hint="eastAsia"/>
           <w:color w:val="000000"/>
           <w:kern w:val="0"/>
           <w:sz w:val="24"/>
@@ -4398,7 +4313,7 @@
       </w:r>
       <w:r>
         <w:rPr>
-          <w:rFonts w:hint="eastAsia" w:cs="宋体"/>
+          <w:rFonts w:cs="宋体" w:hint="eastAsia"/>
           <w:color w:val="000000"/>
           <w:kern w:val="0"/>
           <w:sz w:val="24"/>
@@ -4407,7 +4322,7 @@
       </w:r>
       <w:r>
         <w:rPr>
-          <w:rFonts w:hint="eastAsia" w:eastAsia="黑体"/>
+          <w:rFonts w:eastAsia="黑体" w:hint="eastAsia"/>
           <w:color w:val="000000"/>
           <w:kern w:val="0"/>
           <w:sz w:val="24"/>
@@ -4416,7 +4331,7 @@
       </w:r>
       <w:r>
         <w:rPr>
-          <w:rFonts w:hint="eastAsia" w:cs="宋体"/>
+          <w:rFonts w:cs="宋体" w:hint="eastAsia"/>
           <w:color w:val="000000"/>
           <w:kern w:val="0"/>
           <w:sz w:val="24"/>
@@ -4447,7 +4362,7 @@
       </w:r>
       <w:r>
         <w:rPr>
-          <w:rFonts w:hint="eastAsia" w:eastAsia="Times New Roman"/>
+          <w:rFonts w:eastAsia="Times New Roman" w:hint="eastAsia"/>
           <w:color w:val="000000"/>
           <w:kern w:val="0"/>
           <w:sz w:val="24"/>
@@ -4456,7 +4371,7 @@
       </w:r>
       <w:r>
         <w:rPr>
-          <w:rFonts w:hint="eastAsia" w:cs="宋体"/>
+          <w:rFonts w:cs="宋体" w:hint="eastAsia"/>
           <w:color w:val="000000"/>
           <w:kern w:val="0"/>
           <w:sz w:val="24"/>
@@ -4487,7 +4402,7 @@
       </w:r>
       <w:r>
         <w:rPr>
-          <w:rFonts w:hint="eastAsia" w:eastAsia="Times New Roman"/>
+          <w:rFonts w:eastAsia="Times New Roman" w:hint="eastAsia"/>
           <w:color w:val="000000"/>
           <w:kern w:val="0"/>
           <w:sz w:val="24"/>
@@ -4496,7 +4411,7 @@
       </w:r>
       <w:r>
         <w:rPr>
-          <w:rFonts w:hint="eastAsia" w:cs="宋体"/>
+          <w:rFonts w:cs="宋体" w:hint="eastAsia"/>
           <w:color w:val="000000"/>
           <w:kern w:val="0"/>
           <w:sz w:val="24"/>
@@ -4505,7 +4420,7 @@
       </w:r>
       <w:r>
         <w:rPr>
-          <w:rFonts w:hint="eastAsia" w:eastAsia="黑体"/>
+          <w:rFonts w:eastAsia="黑体" w:hint="eastAsia"/>
           <w:color w:val="000000"/>
           <w:kern w:val="0"/>
           <w:sz w:val="24"/>
@@ -4514,7 +4429,7 @@
       </w:r>
       <w:r>
         <w:rPr>
-          <w:rFonts w:hint="eastAsia" w:cs="宋体"/>
+          <w:rFonts w:cs="宋体" w:hint="eastAsia"/>
           <w:color w:val="000000"/>
           <w:kern w:val="0"/>
           <w:sz w:val="24"/>
@@ -4545,7 +4460,7 @@
       </w:r>
       <w:r>
         <w:rPr>
-          <w:rFonts w:hint="eastAsia" w:eastAsia="Times New Roman"/>
+          <w:rFonts w:eastAsia="Times New Roman" w:hint="eastAsia"/>
           <w:color w:val="000000"/>
           <w:kern w:val="0"/>
           <w:sz w:val="24"/>
@@ -4554,7 +4469,7 @@
       </w:r>
       <w:r>
         <w:rPr>
-          <w:rFonts w:hint="eastAsia" w:cs="宋体"/>
+          <w:rFonts w:cs="宋体" w:hint="eastAsia"/>
           <w:color w:val="000000"/>
           <w:kern w:val="0"/>
           <w:sz w:val="24"/>
@@ -4585,7 +4500,7 @@
       </w:r>
       <w:r>
         <w:rPr>
-          <w:rFonts w:hint="eastAsia" w:eastAsia="Times New Roman"/>
+          <w:rFonts w:eastAsia="Times New Roman" w:hint="eastAsia"/>
           <w:color w:val="000000"/>
           <w:kern w:val="0"/>
           <w:sz w:val="24"/>
@@ -4594,7 +4509,7 @@
       </w:r>
       <w:r>
         <w:rPr>
-          <w:rFonts w:hint="eastAsia" w:cs="宋体"/>
+          <w:rFonts w:cs="宋体" w:hint="eastAsia"/>
           <w:color w:val="000000"/>
           <w:kern w:val="0"/>
           <w:sz w:val="24"/>
@@ -4603,7 +4518,7 @@
       </w:r>
       <w:r>
         <w:rPr>
-          <w:rFonts w:hint="eastAsia" w:eastAsia="黑体"/>
+          <w:rFonts w:eastAsia="黑体" w:hint="eastAsia"/>
           <w:color w:val="000000"/>
           <w:kern w:val="0"/>
           <w:sz w:val="24"/>
@@ -4612,7 +4527,7 @@
       </w:r>
       <w:r>
         <w:rPr>
-          <w:rFonts w:hint="eastAsia" w:cs="宋体"/>
+          <w:rFonts w:cs="宋体" w:hint="eastAsia"/>
           <w:color w:val="000000"/>
           <w:kern w:val="0"/>
           <w:sz w:val="24"/>
@@ -4621,7 +4536,7 @@
       </w:r>
       <w:r>
         <w:rPr>
-          <w:rFonts w:hint="eastAsia" w:eastAsia="黑体"/>
+          <w:rFonts w:eastAsia="黑体" w:hint="eastAsia"/>
           <w:color w:val="000000"/>
           <w:kern w:val="0"/>
           <w:sz w:val="24"/>
@@ -4630,7 +4545,7 @@
       </w:r>
       <w:r>
         <w:rPr>
-          <w:rFonts w:hint="eastAsia" w:cs="宋体"/>
+          <w:rFonts w:cs="宋体" w:hint="eastAsia"/>
           <w:color w:val="000000"/>
           <w:kern w:val="0"/>
           <w:sz w:val="24"/>
@@ -4661,7 +4576,7 @@
       </w:r>
       <w:r>
         <w:rPr>
-          <w:rFonts w:hint="eastAsia" w:eastAsia="Times New Roman"/>
+          <w:rFonts w:eastAsia="Times New Roman" w:hint="eastAsia"/>
           <w:color w:val="000000"/>
           <w:kern w:val="0"/>
           <w:sz w:val="24"/>
@@ -4670,7 +4585,7 @@
       </w:r>
       <w:r>
         <w:rPr>
-          <w:rFonts w:hint="eastAsia" w:cs="宋体"/>
+          <w:rFonts w:cs="宋体" w:hint="eastAsia"/>
           <w:color w:val="000000"/>
           <w:kern w:val="0"/>
           <w:sz w:val="24"/>
@@ -4701,7 +4616,7 @@
       </w:r>
       <w:r>
         <w:rPr>
-          <w:rFonts w:hint="eastAsia" w:eastAsia="Times New Roman"/>
+          <w:rFonts w:eastAsia="Times New Roman" w:hint="eastAsia"/>
           <w:color w:val="000000"/>
           <w:kern w:val="0"/>
           <w:sz w:val="24"/>
@@ -4710,7 +4625,7 @@
       </w:r>
       <w:r>
         <w:rPr>
-          <w:rFonts w:hint="eastAsia" w:cs="宋体"/>
+          <w:rFonts w:cs="宋体" w:hint="eastAsia"/>
           <w:color w:val="000000"/>
           <w:kern w:val="0"/>
           <w:sz w:val="24"/>
@@ -4735,7 +4650,7 @@
           <w:sz w:val="24"/>
         </w:rPr>
       </w:pPr>
-      <w:bookmarkStart w:id="10" w:name="_Toc12880"/>
+      <w:bookmarkStart w:id="11" w:name="_Toc12880"/>
       <w:r>
         <w:rPr>
           <w:rFonts w:hint="eastAsia"/>
@@ -4750,7 +4665,7 @@
       </w:r>
       <w:r>
         <w:rPr>
-          <w:rFonts w:hint="eastAsia" w:eastAsia="Times New Roman"/>
+          <w:rFonts w:eastAsia="Times New Roman" w:hint="eastAsia"/>
           <w:b/>
           <w:bCs/>
           <w:color w:val="000000"/>
@@ -4762,7 +4677,7 @@
       </w:r>
       <w:r>
         <w:rPr>
-          <w:rFonts w:hint="eastAsia" w:cs="宋体"/>
+          <w:rFonts w:cs="宋体" w:hint="eastAsia"/>
           <w:b/>
           <w:bCs/>
           <w:color w:val="000000"/>
@@ -4774,7 +4689,7 @@
       </w:r>
       <w:r>
         <w:rPr>
-          <w:rFonts w:hint="eastAsia" w:eastAsia="黑体"/>
+          <w:rFonts w:eastAsia="黑体" w:hint="eastAsia"/>
           <w:b/>
           <w:bCs/>
           <w:color w:val="000000"/>
@@ -4786,7 +4701,7 @@
       </w:r>
       <w:r>
         <w:rPr>
-          <w:rFonts w:hint="eastAsia" w:cs="宋体"/>
+          <w:rFonts w:cs="宋体" w:hint="eastAsia"/>
           <w:b/>
           <w:bCs/>
           <w:color w:val="000000"/>
@@ -4796,7 +4711,7 @@
         </w:rPr>
         <w:t>分析</w:t>
       </w:r>
-      <w:bookmarkEnd w:id="10"/>
+      <w:bookmarkEnd w:id="11"/>
     </w:p>
     <w:p>
       <w:pPr>
@@ -4821,7 +4736,7 @@
       </w:r>
       <w:r>
         <w:rPr>
-          <w:rFonts w:hint="eastAsia" w:eastAsia="Times New Roman"/>
+          <w:rFonts w:eastAsia="Times New Roman" w:hint="eastAsia"/>
           <w:color w:val="000000"/>
           <w:kern w:val="0"/>
           <w:sz w:val="24"/>
@@ -4830,7 +4745,7 @@
       </w:r>
       <w:r>
         <w:rPr>
-          <w:rFonts w:hint="eastAsia" w:cs="宋体"/>
+          <w:rFonts w:cs="宋体" w:hint="eastAsia"/>
           <w:color w:val="000000"/>
           <w:kern w:val="0"/>
           <w:sz w:val="24"/>
@@ -4839,7 +4754,7 @@
       </w:r>
       <w:r>
         <w:rPr>
-          <w:rFonts w:hint="eastAsia" w:eastAsia="黑体"/>
+          <w:rFonts w:eastAsia="黑体" w:hint="eastAsia"/>
           <w:color w:val="000000"/>
           <w:kern w:val="0"/>
           <w:sz w:val="24"/>
@@ -4848,7 +4763,7 @@
       </w:r>
       <w:r>
         <w:rPr>
-          <w:rFonts w:hint="eastAsia" w:cs="宋体"/>
+          <w:rFonts w:cs="宋体" w:hint="eastAsia"/>
           <w:color w:val="000000"/>
           <w:kern w:val="0"/>
           <w:sz w:val="24"/>
@@ -4879,7 +4794,7 @@
       </w:r>
       <w:r>
         <w:rPr>
-          <w:rFonts w:hint="eastAsia" w:eastAsia="Times New Roman"/>
+          <w:rFonts w:eastAsia="Times New Roman" w:hint="eastAsia"/>
           <w:color w:val="000000"/>
           <w:kern w:val="0"/>
           <w:sz w:val="24"/>
@@ -4888,7 +4803,7 @@
       </w:r>
       <w:r>
         <w:rPr>
-          <w:rFonts w:hint="eastAsia" w:cs="宋体"/>
+          <w:rFonts w:cs="宋体" w:hint="eastAsia"/>
           <w:color w:val="000000"/>
           <w:kern w:val="0"/>
           <w:sz w:val="24"/>
@@ -4900,7 +4815,7 @@
       <w:pPr>
         <w:widowControl/>
         <w:spacing w:before="156" w:beforeLines="50" w:after="156" w:afterLines="50" w:line="400" w:lineRule="exact"/>
-        <w:ind w:left="1285" w:hanging="1285" w:hangingChars="400"/>
+        <w:ind w:left="1285" w:hanging="840" w:hangingChars="400"/>
         <w:jc w:val="left"/>
         <w:outlineLvl w:val="0"/>
         <w:rPr>
@@ -4912,10 +4827,10 @@
           <w:szCs w:val="32"/>
         </w:rPr>
       </w:pPr>
-      <w:bookmarkStart w:id="11" w:name="_Toc6886"/>
-      <w:r>
-        <w:rPr>
-          <w:rFonts w:hint="eastAsia" w:ascii="黑体" w:eastAsia="黑体" w:cs="宋体"/>
+      <w:bookmarkStart w:id="12" w:name="_Toc6886"/>
+      <w:r>
+        <w:rPr>
+          <w:rFonts w:ascii="黑体" w:eastAsia="黑体" w:cs="宋体" w:hint="eastAsia"/>
           <w:b/>
           <w:bCs/>
           <w:color w:val="000000"/>
@@ -4924,153 +4839,6 @@
           <w:szCs w:val="32"/>
         </w:rPr>
         <w:t>5.相关规定</w:t>
-      </w:r>
-      <w:bookmarkEnd w:id="11"/>
-    </w:p>
-    <w:p>
-      <w:pPr>
-        <w:widowControl/>
-        <w:spacing w:line="400" w:lineRule="exact"/>
-        <w:ind w:left="425" w:hanging="425"/>
-        <w:jc w:val="left"/>
-        <w:rPr>
-          <w:rFonts w:ascii="宋体" w:hAnsi="宋体" w:cs="宋体"/>
-          <w:kern w:val="0"/>
-          <w:sz w:val="24"/>
-        </w:rPr>
-      </w:pPr>
-      <w:r>
-        <w:rPr>
-          <w:rFonts w:hint="eastAsia" w:eastAsia="Times New Roman"/>
-          <w:color w:val="000000"/>
-          <w:kern w:val="0"/>
-          <w:sz w:val="24"/>
-        </w:rPr>
-        <w:t>1</w:t>
-      </w:r>
-      <w:r>
-        <w:rPr>
-          <w:rFonts w:hint="eastAsia" w:cs="宋体"/>
-          <w:color w:val="000000"/>
-          <w:kern w:val="0"/>
-          <w:sz w:val="24"/>
-        </w:rPr>
-        <w:t>员工受理到客户投诉，将受理的投诉内容及后续的处理情况通报到相应的部门经理</w:t>
-      </w:r>
-      <w:r>
-        <w:rPr>
-          <w:rFonts w:hint="eastAsia" w:eastAsia="黑体"/>
-          <w:color w:val="000000"/>
-          <w:kern w:val="0"/>
-          <w:sz w:val="24"/>
-        </w:rPr>
-        <w:t>/</w:t>
-      </w:r>
-      <w:r>
-        <w:rPr>
-          <w:rFonts w:hint="eastAsia" w:cs="宋体"/>
-          <w:color w:val="000000"/>
-          <w:kern w:val="0"/>
-          <w:sz w:val="24"/>
-        </w:rPr>
-        <w:t>主管、相应的业务单元投诉受理渠道。若涉及跨部门或处理受阻，移交到业务单元投诉受理渠道或公司投诉受理渠道进行受理，并详细说明投诉处理情况。</w:t>
-      </w:r>
-    </w:p>
-    <w:p>
-      <w:pPr>
-        <w:widowControl/>
-        <w:spacing w:line="400" w:lineRule="exact"/>
-        <w:ind w:left="425" w:hanging="425"/>
-        <w:jc w:val="left"/>
-        <w:rPr>
-          <w:rFonts w:ascii="宋体" w:hAnsi="宋体" w:cs="宋体"/>
-          <w:kern w:val="0"/>
-          <w:sz w:val="24"/>
-        </w:rPr>
-      </w:pPr>
-      <w:r>
-        <w:rPr>
-          <w:rFonts w:hint="eastAsia" w:eastAsia="Times New Roman"/>
-          <w:color w:val="000000"/>
-          <w:kern w:val="0"/>
-          <w:sz w:val="24"/>
-        </w:rPr>
-        <w:t>2</w:t>
-      </w:r>
-      <w:r>
-        <w:rPr>
-          <w:rFonts w:hint="eastAsia" w:cs="宋体"/>
-          <w:color w:val="000000"/>
-          <w:kern w:val="0"/>
-          <w:sz w:val="24"/>
-        </w:rPr>
-        <w:t>业务单元投诉受理渠道受理到客户投诉，将受理的投诉内容及后续的处理情况通报到投诉内容所涉及业务单元的领导、总经理</w:t>
-      </w:r>
-      <w:r>
-        <w:rPr>
-          <w:rFonts w:hint="eastAsia" w:eastAsia="黑体"/>
-          <w:color w:val="000000"/>
-          <w:kern w:val="0"/>
-          <w:sz w:val="24"/>
-        </w:rPr>
-        <w:t>/</w:t>
-      </w:r>
-      <w:r>
-        <w:rPr>
-          <w:rFonts w:hint="eastAsia" w:cs="宋体"/>
-          <w:color w:val="000000"/>
-          <w:kern w:val="0"/>
-          <w:sz w:val="24"/>
-        </w:rPr>
-        <w:t>总监、相应的部门经理</w:t>
-      </w:r>
-      <w:r>
-        <w:rPr>
-          <w:rFonts w:hint="eastAsia" w:eastAsia="黑体"/>
-          <w:color w:val="000000"/>
-          <w:kern w:val="0"/>
-          <w:sz w:val="24"/>
-        </w:rPr>
-        <w:t>/</w:t>
-      </w:r>
-      <w:r>
-        <w:rPr>
-          <w:rFonts w:hint="eastAsia" w:cs="宋体"/>
-          <w:color w:val="000000"/>
-          <w:kern w:val="0"/>
-          <w:sz w:val="24"/>
-        </w:rPr>
-        <w:t>部门主管、公司投诉受理渠道。若涉及跨业务单元或处理受阻，则移交到公司投诉受理渠道进行受理，并详细说明投诉处理情况。</w:t>
-      </w:r>
-    </w:p>
-    <w:p>
-      <w:pPr>
-        <w:widowControl/>
-        <w:spacing w:before="156" w:beforeLines="50" w:after="156" w:afterLines="50" w:line="400" w:lineRule="exact"/>
-        <w:ind w:left="1285" w:hanging="1285" w:hangingChars="400"/>
-        <w:jc w:val="left"/>
-        <w:outlineLvl w:val="0"/>
-        <w:rPr>
-          <w:rFonts w:ascii="宋体" w:hAnsi="宋体" w:cs="宋体"/>
-          <w:b/>
-          <w:bCs/>
-          <w:kern w:val="0"/>
-          <w:sz w:val="32"/>
-          <w:szCs w:val="32"/>
-        </w:rPr>
-      </w:pPr>
-      <w:bookmarkStart w:id="12" w:name="_Toc32293"/>
-      <w:r>
-        <w:rPr>
-          <w:rFonts w:hint="eastAsia" w:ascii="黑体" w:eastAsia="黑体" w:cs="宋体"/>
-          <w:b/>
-          <w:bCs/>
-          <w:color w:val="000000"/>
-          <w:kern w:val="0"/>
-          <w:sz w:val="32"/>
-          <w:szCs w:val="32"/>
-        </w:rPr>
-        <w:t>6.相关文件</w:t>
       </w:r>
       <w:bookmarkEnd w:id="12"/>
     </w:p>
@@ -5088,7 +4856,7 @@
       </w:pPr>
       <w:r>
         <w:rPr>
-          <w:rFonts w:hint="eastAsia" w:eastAsiaTheme="minorEastAsia"/>
+          <w:rFonts w:eastAsia="Times New Roman" w:hint="eastAsia"/>
           <w:color w:val="000000"/>
           <w:kern w:val="0"/>
           <w:sz w:val="24"/>
@@ -5097,7 +4865,154 @@
       </w:r>
       <w:r>
         <w:rPr>
-          <w:rFonts w:hint="eastAsia" w:cs="宋体"/>
+          <w:rFonts w:cs="宋体" w:hint="eastAsia"/>
+          <w:color w:val="000000"/>
+          <w:kern w:val="0"/>
+          <w:sz w:val="24"/>
+        </w:rPr>
+        <w:t>员工受理到客户投诉，将受理的投诉内容及后续的处理情况通报到相应的部门经理</w:t>
+      </w:r>
+      <w:r>
+        <w:rPr>
+          <w:rFonts w:eastAsia="黑体" w:hint="eastAsia"/>
+          <w:color w:val="000000"/>
+          <w:kern w:val="0"/>
+          <w:sz w:val="24"/>
+        </w:rPr>
+        <w:t>/</w:t>
+      </w:r>
+      <w:r>
+        <w:rPr>
+          <w:rFonts w:cs="宋体" w:hint="eastAsia"/>
+          <w:color w:val="000000"/>
+          <w:kern w:val="0"/>
+          <w:sz w:val="24"/>
+        </w:rPr>
+        <w:t>主管、相应的业务单元投诉受理渠道。若涉及跨部门或处理受阻，移交到业务单元投诉受理渠道或公司投诉受理渠道进行受理，并详细说明投诉处理情况。</w:t>
+      </w:r>
+    </w:p>
+    <w:p>
+      <w:pPr>
+        <w:widowControl/>
+        <w:spacing w:line="400" w:lineRule="exact"/>
+        <w:ind w:left="425" w:hanging="425"/>
+        <w:jc w:val="left"/>
+        <w:rPr>
+          <w:rFonts w:ascii="宋体" w:hAnsi="宋体" w:cs="宋体"/>
+          <w:kern w:val="0"/>
+          <w:sz w:val="24"/>
+        </w:rPr>
+      </w:pPr>
+      <w:r>
+        <w:rPr>
+          <w:rFonts w:eastAsia="Times New Roman" w:hint="eastAsia"/>
+          <w:color w:val="000000"/>
+          <w:kern w:val="0"/>
+          <w:sz w:val="24"/>
+        </w:rPr>
+        <w:t>2</w:t>
+      </w:r>
+      <w:r>
+        <w:rPr>
+          <w:rFonts w:cs="宋体" w:hint="eastAsia"/>
+          <w:color w:val="000000"/>
+          <w:kern w:val="0"/>
+          <w:sz w:val="24"/>
+        </w:rPr>
+        <w:t>业务单元投诉受理渠道受理到客户投诉，将受理的投诉内容及后续的处理情况通报到投诉内容所涉及业务单元的领导、总经理</w:t>
+      </w:r>
+      <w:r>
+        <w:rPr>
+          <w:rFonts w:eastAsia="黑体" w:hint="eastAsia"/>
+          <w:color w:val="000000"/>
+          <w:kern w:val="0"/>
+          <w:sz w:val="24"/>
+        </w:rPr>
+        <w:t>/</w:t>
+      </w:r>
+      <w:r>
+        <w:rPr>
+          <w:rFonts w:cs="宋体" w:hint="eastAsia"/>
+          <w:color w:val="000000"/>
+          <w:kern w:val="0"/>
+          <w:sz w:val="24"/>
+        </w:rPr>
+        <w:t>总监、相应的部门经理</w:t>
+      </w:r>
+      <w:r>
+        <w:rPr>
+          <w:rFonts w:eastAsia="黑体" w:hint="eastAsia"/>
+          <w:color w:val="000000"/>
+          <w:kern w:val="0"/>
+          <w:sz w:val="24"/>
+        </w:rPr>
+        <w:t>/</w:t>
+      </w:r>
+      <w:r>
+        <w:rPr>
+          <w:rFonts w:cs="宋体" w:hint="eastAsia"/>
+          <w:color w:val="000000"/>
+          <w:kern w:val="0"/>
+          <w:sz w:val="24"/>
+        </w:rPr>
+        <w:t>部门主管、公司投诉受理渠道。若涉及跨业务单元或处理受阻，则移交到公司投诉受理渠道进行受理，并详细说明投诉处理情况。</w:t>
+      </w:r>
+    </w:p>
+    <w:p>
+      <w:pPr>
+        <w:widowControl/>
+        <w:spacing w:before="156" w:beforeLines="50" w:after="156" w:afterLines="50" w:line="400" w:lineRule="exact"/>
+        <w:ind w:left="1285" w:hanging="840" w:hangingChars="400"/>
+        <w:jc w:val="left"/>
+        <w:outlineLvl w:val="0"/>
+        <w:rPr>
+          <w:rFonts w:ascii="宋体" w:hAnsi="宋体" w:cs="宋体"/>
+          <w:b/>
+          <w:bCs/>
+          <w:kern w:val="0"/>
+          <w:sz w:val="32"/>
+          <w:szCs w:val="32"/>
+        </w:rPr>
+      </w:pPr>
+      <w:bookmarkStart w:id="13" w:name="_Toc32293"/>
+      <w:r>
+        <w:rPr>
+          <w:rFonts w:ascii="黑体" w:eastAsia="黑体" w:cs="宋体" w:hint="eastAsia"/>
+          <w:b/>
+          <w:bCs/>
+          <w:color w:val="000000"/>
+          <w:kern w:val="0"/>
+          <w:sz w:val="32"/>
+          <w:szCs w:val="32"/>
+        </w:rPr>
+        <w:t>6.相关文件</w:t>
+      </w:r>
+      <w:bookmarkEnd w:id="13"/>
+    </w:p>
+    <w:p>
+      <w:pPr>
+        <w:widowControl/>
+        <w:spacing w:line="400" w:lineRule="exact"/>
+        <w:ind w:left="425" w:hanging="425"/>
+        <w:jc w:val="left"/>
+        <w:rPr>
+          <w:rFonts w:ascii="宋体" w:hAnsi="宋体" w:cs="宋体"/>
+          <w:kern w:val="0"/>
+          <w:sz w:val="24"/>
+        </w:rPr>
+      </w:pPr>
+      <w:r>
+        <w:rPr>
+          <w:rFonts w:eastAsiaTheme="minorEastAsia" w:hint="eastAsia"/>
+          <w:color w:val="000000"/>
+          <w:kern w:val="0"/>
+          <w:sz w:val="24"/>
+        </w:rPr>
+        <w:t>1</w:t>
+      </w:r>
+      <w:r>
+        <w:rPr>
+          <w:rFonts w:cs="宋体" w:hint="eastAsia"/>
           <w:color w:val="000000"/>
           <w:kern w:val="0"/>
           <w:sz w:val="24"/>
@@ -5107,7 +5022,7 @@
     </w:p>
     <w:tbl>
       <w:tblPr>
-        <w:tblStyle w:val="8"/>
+        <w:tblStyle w:val="TableNormal"/>
         <w:tblW w:w="8185" w:type="dxa"/>
         <w:tblInd w:w="0" w:type="dxa"/>
         <w:tblLayout w:type="fixed"/>
@@ -5128,6 +5043,9 @@
       </w:tblGrid>
       <w:tr>
         <w:tblPrEx>
+          <w:tblW w:w="8185" w:type="dxa"/>
+          <w:tblInd w:w="0" w:type="dxa"/>
+          <w:tblLayout w:type="fixed"/>
           <w:tblCellMar>
             <w:top w:w="0" w:type="dxa"/>
             <w:left w:w="108" w:type="dxa"/>
@@ -5136,7 +5054,7 @@
           </w:tblCellMar>
         </w:tblPrEx>
         <w:trPr>
-          <w:trHeight w:val="624" w:hRule="atLeast"/>
+          <w:trHeight w:val="624"/>
         </w:trPr>
         <w:tc>
           <w:tcPr>
@@ -5145,7 +5063,7 @@
             <w:vMerge w:val="restart"/>
             <w:tcBorders>
               <w:top w:val="nil"/>
-              <w:bottom w:val="single" w:color="auto" w:sz="4" w:space="0"/>
+              <w:bottom w:val="single" w:sz="4" w:space="0" w:color="auto"/>
             </w:tcBorders>
             <w:shd w:val="clear" w:color="auto" w:fill="auto"/>
             <w:vAlign w:val="center"/>
@@ -5163,7 +5081,7 @@
             </w:pPr>
             <w:r>
               <w:rPr>
-                <w:rFonts w:hint="eastAsia" w:ascii="宋体" w:hAnsi="宋体" w:cs="宋体"/>
+                <w:rFonts w:ascii="宋体" w:hAnsi="宋体" w:cs="宋体" w:hint="eastAsia"/>
                 <w:kern w:val="0"/>
                 <w:sz w:val="32"/>
                 <w:szCs w:val="32"/>
@@ -5175,6 +5093,9 @@
       </w:tr>
       <w:tr>
         <w:tblPrEx>
+          <w:tblW w:w="8185" w:type="dxa"/>
+          <w:tblInd w:w="0" w:type="dxa"/>
+          <w:tblLayout w:type="fixed"/>
           <w:tblCellMar>
             <w:top w:w="0" w:type="dxa"/>
             <w:left w:w="108" w:type="dxa"/>
@@ -5183,16 +5104,16 @@
           </w:tblCellMar>
         </w:tblPrEx>
         <w:trPr>
-          <w:trHeight w:val="624" w:hRule="atLeast"/>
+          <w:trHeight w:val="624"/>
         </w:trPr>
         <w:tc>
           <w:tcPr>
             <w:tcW w:w="8185" w:type="dxa"/>
             <w:gridSpan w:val="6"/>
-            <w:vMerge w:val="continue"/>
+            <w:vMerge/>
             <w:tcBorders>
-              <w:top w:val="single" w:color="auto" w:sz="4" w:space="0"/>
-              <w:bottom w:val="single" w:color="auto" w:sz="4" w:space="0"/>
+              <w:top w:val="single" w:sz="4" w:space="0" w:color="auto"/>
+              <w:bottom w:val="single" w:sz="4" w:space="0" w:color="auto"/>
             </w:tcBorders>
             <w:vAlign w:val="center"/>
           </w:tcPr>
@@ -5212,6 +5133,9 @@
       </w:tr>
       <w:tr>
         <w:tblPrEx>
+          <w:tblW w:w="8185" w:type="dxa"/>
+          <w:tblInd w:w="0" w:type="dxa"/>
+          <w:tblLayout w:type="fixed"/>
           <w:tblCellMar>
             <w:top w:w="0" w:type="dxa"/>
             <w:left w:w="108" w:type="dxa"/>
@@ -5220,16 +5144,16 @@
           </w:tblCellMar>
         </w:tblPrEx>
         <w:trPr>
-          <w:trHeight w:val="278" w:hRule="atLeast"/>
+          <w:trHeight w:val="278"/>
         </w:trPr>
         <w:tc>
           <w:tcPr>
             <w:tcW w:w="1054" w:type="dxa"/>
             <w:tcBorders>
               <w:top w:val="nil"/>
-              <w:left w:val="single" w:color="auto" w:sz="4" w:space="0"/>
-              <w:bottom w:val="single" w:color="auto" w:sz="4" w:space="0"/>
-              <w:right w:val="single" w:color="auto" w:sz="4" w:space="0"/>
+              <w:left w:val="single" w:sz="4" w:space="0" w:color="auto"/>
+              <w:bottom w:val="single" w:sz="4" w:space="0" w:color="auto"/>
+              <w:right w:val="single" w:sz="4" w:space="0" w:color="auto"/>
             </w:tcBorders>
             <w:shd w:val="clear" w:color="auto" w:fill="auto"/>
             <w:vAlign w:val="center"/>
@@ -5246,7 +5170,7 @@
             </w:pPr>
             <w:r>
               <w:rPr>
-                <w:rFonts w:hint="eastAsia" w:ascii="宋体" w:hAnsi="宋体" w:cs="宋体"/>
+                <w:rFonts w:ascii="宋体" w:hAnsi="宋体" w:cs="宋体" w:hint="eastAsia"/>
                 <w:kern w:val="0"/>
                 <w:szCs w:val="21"/>
               </w:rPr>
@@ -5260,8 +5184,8 @@
             <w:tcBorders>
               <w:top w:val="nil"/>
               <w:left w:val="nil"/>
-              <w:bottom w:val="single" w:color="auto" w:sz="4" w:space="0"/>
-              <w:right w:val="single" w:color="auto" w:sz="4" w:space="0"/>
+              <w:bottom w:val="single" w:sz="4" w:space="0" w:color="auto"/>
+              <w:right w:val="single" w:sz="4" w:space="0" w:color="auto"/>
             </w:tcBorders>
             <w:shd w:val="clear" w:color="auto" w:fill="auto"/>
             <w:vAlign w:val="center"/>
@@ -5278,7 +5202,7 @@
             </w:pPr>
             <w:r>
               <w:rPr>
-                <w:rFonts w:hint="eastAsia" w:ascii="宋体" w:hAnsi="宋体" w:cs="宋体"/>
+                <w:rFonts w:ascii="宋体" w:hAnsi="宋体" w:cs="宋体" w:hint="eastAsia"/>
                 <w:kern w:val="0"/>
                 <w:szCs w:val="21"/>
               </w:rPr>
@@ -5292,8 +5216,8 @@
             <w:tcBorders>
               <w:top w:val="nil"/>
               <w:left w:val="nil"/>
-              <w:bottom w:val="single" w:color="auto" w:sz="4" w:space="0"/>
-              <w:right w:val="single" w:color="auto" w:sz="4" w:space="0"/>
+              <w:bottom w:val="single" w:sz="4" w:space="0" w:color="auto"/>
+              <w:right w:val="single" w:sz="4" w:space="0" w:color="auto"/>
             </w:tcBorders>
             <w:shd w:val="clear" w:color="auto" w:fill="auto"/>
             <w:vAlign w:val="center"/>
@@ -5310,7 +5234,7 @@
             </w:pPr>
             <w:r>
               <w:rPr>
-                <w:rFonts w:hint="eastAsia" w:ascii="宋体" w:hAnsi="宋体" w:cs="宋体"/>
+                <w:rFonts w:ascii="宋体" w:hAnsi="宋体" w:cs="宋体" w:hint="eastAsia"/>
                 <w:kern w:val="0"/>
                 <w:szCs w:val="21"/>
               </w:rPr>
@@ -5324,8 +5248,8 @@
             <w:tcBorders>
               <w:top w:val="nil"/>
               <w:left w:val="nil"/>
-              <w:bottom w:val="single" w:color="auto" w:sz="4" w:space="0"/>
-              <w:right w:val="single" w:color="auto" w:sz="4" w:space="0"/>
+              <w:bottom w:val="single" w:sz="4" w:space="0" w:color="auto"/>
+              <w:right w:val="single" w:sz="4" w:space="0" w:color="auto"/>
             </w:tcBorders>
             <w:shd w:val="clear" w:color="auto" w:fill="auto"/>
             <w:vAlign w:val="center"/>
@@ -5342,7 +5266,7 @@
             </w:pPr>
             <w:r>
               <w:rPr>
-                <w:rFonts w:hint="eastAsia" w:ascii="宋体" w:hAnsi="宋体" w:cs="宋体"/>
+                <w:rFonts w:ascii="宋体" w:hAnsi="宋体" w:cs="宋体" w:hint="eastAsia"/>
                 <w:kern w:val="0"/>
                 <w:szCs w:val="21"/>
               </w:rPr>
@@ -5356,8 +5280,8 @@
             <w:tcBorders>
               <w:top w:val="nil"/>
               <w:left w:val="nil"/>
-              <w:bottom w:val="single" w:color="auto" w:sz="4" w:space="0"/>
-              <w:right w:val="single" w:color="auto" w:sz="4" w:space="0"/>
+              <w:bottom w:val="single" w:sz="4" w:space="0" w:color="auto"/>
+              <w:right w:val="single" w:sz="4" w:space="0" w:color="auto"/>
             </w:tcBorders>
             <w:shd w:val="clear" w:color="auto" w:fill="auto"/>
             <w:vAlign w:val="center"/>
@@ -5374,7 +5298,7 @@
             </w:pPr>
             <w:r>
               <w:rPr>
-                <w:rFonts w:hint="eastAsia" w:ascii="宋体" w:hAnsi="宋体" w:cs="宋体"/>
+                <w:rFonts w:ascii="宋体" w:hAnsi="宋体" w:cs="宋体" w:hint="eastAsia"/>
                 <w:kern w:val="0"/>
                 <w:szCs w:val="21"/>
               </w:rPr>
@@ -5388,8 +5312,8 @@
             <w:tcBorders>
               <w:top w:val="nil"/>
               <w:left w:val="nil"/>
-              <w:bottom w:val="single" w:color="auto" w:sz="4" w:space="0"/>
-              <w:right w:val="single" w:color="auto" w:sz="4" w:space="0"/>
+              <w:bottom w:val="single" w:sz="4" w:space="0" w:color="auto"/>
+              <w:right w:val="single" w:sz="4" w:space="0" w:color="auto"/>
             </w:tcBorders>
             <w:shd w:val="clear" w:color="auto" w:fill="auto"/>
             <w:vAlign w:val="center"/>
@@ -5406,7 +5330,7 @@
             </w:pPr>
             <w:r>
               <w:rPr>
-                <w:rFonts w:hint="eastAsia" w:ascii="宋体" w:hAnsi="宋体" w:cs="宋体"/>
+                <w:rFonts w:ascii="宋体" w:hAnsi="宋体" w:cs="宋体" w:hint="eastAsia"/>
                 <w:kern w:val="0"/>
                 <w:szCs w:val="21"/>
               </w:rPr>
@@ -5417,6 +5341,9 @@
       </w:tr>
       <w:tr>
         <w:tblPrEx>
+          <w:tblW w:w="8185" w:type="dxa"/>
+          <w:tblInd w:w="0" w:type="dxa"/>
+          <w:tblLayout w:type="fixed"/>
           <w:tblCellMar>
             <w:top w:w="0" w:type="dxa"/>
             <w:left w:w="108" w:type="dxa"/>
@@ -5425,16 +5352,16 @@
           </w:tblCellMar>
         </w:tblPrEx>
         <w:trPr>
-          <w:trHeight w:val="278" w:hRule="atLeast"/>
+          <w:trHeight w:val="278"/>
         </w:trPr>
         <w:tc>
           <w:tcPr>
             <w:tcW w:w="1054" w:type="dxa"/>
             <w:tcBorders>
               <w:top w:val="nil"/>
-              <w:left w:val="single" w:color="auto" w:sz="4" w:space="0"/>
-              <w:bottom w:val="single" w:color="auto" w:sz="4" w:space="0"/>
-              <w:right w:val="single" w:color="auto" w:sz="4" w:space="0"/>
+              <w:left w:val="single" w:sz="4" w:space="0" w:color="auto"/>
+              <w:bottom w:val="single" w:sz="4" w:space="0" w:color="auto"/>
+              <w:right w:val="single" w:sz="4" w:space="0" w:color="auto"/>
             </w:tcBorders>
             <w:shd w:val="clear" w:color="auto" w:fill="auto"/>
             <w:vAlign w:val="center"/>
@@ -5451,7 +5378,7 @@
             </w:pPr>
             <w:r>
               <w:rPr>
-                <w:rFonts w:hint="eastAsia" w:ascii="宋体" w:hAnsi="宋体" w:cs="宋体"/>
+                <w:rFonts w:ascii="宋体" w:hAnsi="宋体" w:cs="宋体" w:hint="eastAsia"/>
                 <w:kern w:val="0"/>
                 <w:szCs w:val="21"/>
               </w:rPr>
@@ -5465,8 +5392,8 @@
             <w:tcBorders>
               <w:top w:val="nil"/>
               <w:left w:val="nil"/>
-              <w:bottom w:val="single" w:color="auto" w:sz="4" w:space="0"/>
-              <w:right w:val="single" w:color="auto" w:sz="4" w:space="0"/>
+              <w:bottom w:val="single" w:sz="4" w:space="0" w:color="auto"/>
+              <w:right w:val="single" w:sz="4" w:space="0" w:color="auto"/>
             </w:tcBorders>
             <w:shd w:val="clear" w:color="auto" w:fill="auto"/>
             <w:vAlign w:val="center"/>
@@ -5483,7 +5410,7 @@
             </w:pPr>
             <w:r>
               <w:rPr>
-                <w:rFonts w:hint="eastAsia" w:ascii="宋体" w:hAnsi="宋体" w:cs="宋体"/>
+                <w:rFonts w:ascii="宋体" w:hAnsi="宋体" w:cs="宋体" w:hint="eastAsia"/>
                 <w:kern w:val="0"/>
                 <w:szCs w:val="21"/>
               </w:rPr>
@@ -5497,8 +5424,8 @@
             <w:tcBorders>
               <w:top w:val="nil"/>
               <w:left w:val="nil"/>
-              <w:bottom w:val="single" w:color="auto" w:sz="4" w:space="0"/>
-              <w:right w:val="single" w:color="auto" w:sz="4" w:space="0"/>
+              <w:bottom w:val="single" w:sz="4" w:space="0" w:color="auto"/>
+              <w:right w:val="single" w:sz="4" w:space="0" w:color="auto"/>
             </w:tcBorders>
             <w:shd w:val="clear" w:color="auto" w:fill="auto"/>
             <w:vAlign w:val="center"/>
@@ -5515,7 +5442,7 @@
             </w:pPr>
             <w:r>
               <w:rPr>
-                <w:rFonts w:hint="eastAsia" w:ascii="宋体" w:hAnsi="宋体" w:cs="宋体"/>
+                <w:rFonts w:ascii="宋体" w:hAnsi="宋体" w:cs="宋体" w:hint="eastAsia"/>
                 <w:kern w:val="0"/>
                 <w:szCs w:val="21"/>
               </w:rPr>
@@ -5529,8 +5456,8 @@
             <w:tcBorders>
               <w:top w:val="nil"/>
               <w:left w:val="nil"/>
-              <w:bottom w:val="single" w:color="auto" w:sz="4" w:space="0"/>
-              <w:right w:val="single" w:color="auto" w:sz="4" w:space="0"/>
+              <w:bottom w:val="single" w:sz="4" w:space="0" w:color="auto"/>
+              <w:right w:val="single" w:sz="4" w:space="0" w:color="auto"/>
             </w:tcBorders>
             <w:shd w:val="clear" w:color="auto" w:fill="auto"/>
             <w:vAlign w:val="center"/>
@@ -5547,7 +5474,7 @@
             </w:pPr>
             <w:r>
               <w:rPr>
-                <w:rFonts w:hint="eastAsia" w:ascii="宋体" w:hAnsi="宋体" w:cs="宋体"/>
+                <w:rFonts w:ascii="宋体" w:hAnsi="宋体" w:cs="宋体" w:hint="eastAsia"/>
                 <w:kern w:val="0"/>
                 <w:szCs w:val="21"/>
               </w:rPr>
@@ -5561,8 +5488,8 @@
             <w:tcBorders>
               <w:top w:val="nil"/>
               <w:left w:val="nil"/>
-              <w:bottom w:val="single" w:color="auto" w:sz="4" w:space="0"/>
-              <w:right w:val="single" w:color="auto" w:sz="4" w:space="0"/>
+              <w:bottom w:val="single" w:sz="4" w:space="0" w:color="auto"/>
+              <w:right w:val="single" w:sz="4" w:space="0" w:color="auto"/>
             </w:tcBorders>
             <w:shd w:val="clear" w:color="auto" w:fill="auto"/>
             <w:vAlign w:val="center"/>
@@ -5579,7 +5506,7 @@
             </w:pPr>
             <w:r>
               <w:rPr>
-                <w:rFonts w:hint="eastAsia" w:ascii="宋体" w:hAnsi="宋体" w:cs="宋体"/>
+                <w:rFonts w:ascii="宋体" w:hAnsi="宋体" w:cs="宋体" w:hint="eastAsia"/>
                 <w:kern w:val="0"/>
                 <w:szCs w:val="21"/>
               </w:rPr>
@@ -5593,8 +5520,8 @@
             <w:tcBorders>
               <w:top w:val="nil"/>
               <w:left w:val="nil"/>
-              <w:bottom w:val="single" w:color="auto" w:sz="4" w:space="0"/>
-              <w:right w:val="single" w:color="auto" w:sz="4" w:space="0"/>
+              <w:bottom w:val="single" w:sz="4" w:space="0" w:color="auto"/>
+              <w:right w:val="single" w:sz="4" w:space="0" w:color="auto"/>
             </w:tcBorders>
             <w:shd w:val="clear" w:color="auto" w:fill="auto"/>
             <w:vAlign w:val="center"/>
@@ -5611,7 +5538,7 @@
             </w:pPr>
             <w:r>
               <w:rPr>
-                <w:rFonts w:hint="eastAsia" w:ascii="宋体" w:hAnsi="宋体" w:cs="宋体"/>
+                <w:rFonts w:ascii="宋体" w:hAnsi="宋体" w:cs="宋体" w:hint="eastAsia"/>
                 <w:kern w:val="0"/>
                 <w:szCs w:val="21"/>
               </w:rPr>
@@ -5622,6 +5549,9 @@
       </w:tr>
       <w:tr>
         <w:tblPrEx>
+          <w:tblW w:w="8185" w:type="dxa"/>
+          <w:tblInd w:w="0" w:type="dxa"/>
+          <w:tblLayout w:type="fixed"/>
           <w:tblCellMar>
             <w:top w:w="0" w:type="dxa"/>
             <w:left w:w="108" w:type="dxa"/>
@@ -5630,7 +5560,7 @@
           </w:tblCellMar>
         </w:tblPrEx>
         <w:trPr>
-          <w:trHeight w:val="981" w:hRule="atLeast"/>
+          <w:trHeight w:val="981"/>
         </w:trPr>
         <w:tc>
           <w:tcPr>
@@ -5638,10 +5568,10 @@
             <w:gridSpan w:val="6"/>
             <w:vMerge w:val="restart"/>
             <w:tcBorders>
-              <w:top w:val="single" w:color="auto" w:sz="4" w:space="0"/>
-              <w:left w:val="single" w:color="auto" w:sz="4" w:space="0"/>
-              <w:bottom w:val="single" w:color="000000" w:sz="4" w:space="0"/>
-              <w:right w:val="single" w:color="000000" w:sz="4" w:space="0"/>
+              <w:top w:val="single" w:sz="4" w:space="0" w:color="auto"/>
+              <w:left w:val="single" w:sz="4" w:space="0" w:color="auto"/>
+              <w:bottom w:val="single" w:sz="4" w:space="0" w:color="000000"/>
+              <w:right w:val="single" w:sz="4" w:space="0" w:color="000000"/>
             </w:tcBorders>
             <w:shd w:val="clear" w:color="auto" w:fill="auto"/>
           </w:tcPr>
@@ -5657,7 +5587,7 @@
             </w:pPr>
             <w:r>
               <w:rPr>
-                <w:rFonts w:hint="eastAsia" w:ascii="宋体" w:hAnsi="宋体" w:cs="宋体"/>
+                <w:rFonts w:ascii="宋体" w:hAnsi="宋体" w:cs="宋体" w:hint="eastAsia"/>
                 <w:kern w:val="0"/>
                 <w:sz w:val="24"/>
               </w:rPr>
@@ -5669,7 +5599,7 @@
                 <w:kern w:val="0"/>
                 <w:sz w:val="24"/>
               </w:rPr>
-              <w:br w:type="textWrapping"/>
+              <w:br/>
             </w:r>
           </w:p>
           <w:p>
@@ -5695,7 +5625,7 @@
             </w:pPr>
             <w:r>
               <w:rPr>
-                <w:rFonts w:hint="eastAsia" w:ascii="宋体" w:hAnsi="宋体" w:cs="宋体"/>
+                <w:rFonts w:ascii="宋体" w:hAnsi="宋体" w:cs="宋体" w:hint="eastAsia"/>
                 <w:kern w:val="0"/>
                 <w:sz w:val="24"/>
               </w:rPr>
@@ -5706,6 +5636,9 @@
       </w:tr>
       <w:tr>
         <w:tblPrEx>
+          <w:tblW w:w="8185" w:type="dxa"/>
+          <w:tblInd w:w="0" w:type="dxa"/>
+          <w:tblLayout w:type="fixed"/>
           <w:tblCellMar>
             <w:top w:w="0" w:type="dxa"/>
             <w:left w:w="108" w:type="dxa"/>
@@ -5714,18 +5647,18 @@
           </w:tblCellMar>
         </w:tblPrEx>
         <w:trPr>
-          <w:trHeight w:val="312" w:hRule="atLeast"/>
+          <w:trHeight w:val="312"/>
         </w:trPr>
         <w:tc>
           <w:tcPr>
             <w:tcW w:w="8185" w:type="dxa"/>
             <w:gridSpan w:val="6"/>
-            <w:vMerge w:val="continue"/>
+            <w:vMerge/>
             <w:tcBorders>
-              <w:top w:val="single" w:color="auto" w:sz="4" w:space="0"/>
-              <w:left w:val="single" w:color="auto" w:sz="4" w:space="0"/>
-              <w:bottom w:val="single" w:color="000000" w:sz="4" w:space="0"/>
-              <w:right w:val="single" w:color="000000" w:sz="4" w:space="0"/>
+              <w:top w:val="single" w:sz="4" w:space="0" w:color="auto"/>
+              <w:left w:val="single" w:sz="4" w:space="0" w:color="auto"/>
+              <w:bottom w:val="single" w:sz="4" w:space="0" w:color="000000"/>
+              <w:right w:val="single" w:sz="4" w:space="0" w:color="000000"/>
             </w:tcBorders>
             <w:vAlign w:val="center"/>
           </w:tcPr>
@@ -5744,6 +5677,9 @@
       </w:tr>
       <w:tr>
         <w:tblPrEx>
+          <w:tblW w:w="8185" w:type="dxa"/>
+          <w:tblInd w:w="0" w:type="dxa"/>
+          <w:tblLayout w:type="fixed"/>
           <w:tblCellMar>
             <w:top w:w="0" w:type="dxa"/>
             <w:left w:w="108" w:type="dxa"/>
@@ -5752,7 +5688,7 @@
           </w:tblCellMar>
         </w:tblPrEx>
         <w:trPr>
-          <w:trHeight w:val="981" w:hRule="atLeast"/>
+          <w:trHeight w:val="981"/>
         </w:trPr>
         <w:tc>
           <w:tcPr>
@@ -5760,10 +5696,10 @@
             <w:gridSpan w:val="6"/>
             <w:vMerge w:val="restart"/>
             <w:tcBorders>
-              <w:top w:val="single" w:color="auto" w:sz="4" w:space="0"/>
-              <w:left w:val="single" w:color="auto" w:sz="4" w:space="0"/>
-              <w:bottom w:val="single" w:color="000000" w:sz="4" w:space="0"/>
-              <w:right w:val="single" w:color="000000" w:sz="4" w:space="0"/>
+              <w:top w:val="single" w:sz="4" w:space="0" w:color="auto"/>
+              <w:left w:val="single" w:sz="4" w:space="0" w:color="auto"/>
+              <w:bottom w:val="single" w:sz="4" w:space="0" w:color="000000"/>
+              <w:right w:val="single" w:sz="4" w:space="0" w:color="000000"/>
             </w:tcBorders>
             <w:shd w:val="clear" w:color="auto" w:fill="auto"/>
           </w:tcPr>
@@ -5779,7 +5715,7 @@
             </w:pPr>
             <w:r>
               <w:rPr>
-                <w:rFonts w:hint="eastAsia" w:ascii="宋体" w:hAnsi="宋体" w:cs="宋体"/>
+                <w:rFonts w:ascii="宋体" w:hAnsi="宋体" w:cs="宋体" w:hint="eastAsia"/>
                 <w:kern w:val="0"/>
                 <w:sz w:val="24"/>
               </w:rPr>
@@ -5791,7 +5727,7 @@
                 <w:kern w:val="0"/>
                 <w:sz w:val="24"/>
               </w:rPr>
-              <w:br w:type="textWrapping"/>
+              <w:br/>
             </w:r>
           </w:p>
           <w:p>
@@ -5817,7 +5753,7 @@
             </w:pPr>
             <w:r>
               <w:rPr>
-                <w:rFonts w:hint="eastAsia" w:ascii="宋体" w:hAnsi="宋体" w:cs="宋体"/>
+                <w:rFonts w:ascii="宋体" w:hAnsi="宋体" w:cs="宋体" w:hint="eastAsia"/>
                 <w:kern w:val="0"/>
                 <w:sz w:val="24"/>
               </w:rPr>
@@ -5828,6 +5764,9 @@
       </w:tr>
       <w:tr>
         <w:tblPrEx>
+          <w:tblW w:w="8185" w:type="dxa"/>
+          <w:tblInd w:w="0" w:type="dxa"/>
+          <w:tblLayout w:type="fixed"/>
           <w:tblCellMar>
             <w:top w:w="0" w:type="dxa"/>
             <w:left w:w="108" w:type="dxa"/>
@@ -5836,18 +5775,18 @@
           </w:tblCellMar>
         </w:tblPrEx>
         <w:trPr>
-          <w:trHeight w:val="312" w:hRule="atLeast"/>
+          <w:trHeight w:val="312"/>
         </w:trPr>
         <w:tc>
           <w:tcPr>
             <w:tcW w:w="8185" w:type="dxa"/>
             <w:gridSpan w:val="6"/>
-            <w:vMerge w:val="continue"/>
+            <w:vMerge/>
             <w:tcBorders>
-              <w:top w:val="single" w:color="auto" w:sz="4" w:space="0"/>
-              <w:left w:val="single" w:color="auto" w:sz="4" w:space="0"/>
-              <w:bottom w:val="single" w:color="000000" w:sz="4" w:space="0"/>
-              <w:right w:val="single" w:color="000000" w:sz="4" w:space="0"/>
+              <w:top w:val="single" w:sz="4" w:space="0" w:color="auto"/>
+              <w:left w:val="single" w:sz="4" w:space="0" w:color="auto"/>
+              <w:bottom w:val="single" w:sz="4" w:space="0" w:color="000000"/>
+              <w:right w:val="single" w:sz="4" w:space="0" w:color="000000"/>
             </w:tcBorders>
             <w:vAlign w:val="center"/>
           </w:tcPr>
@@ -5866,6 +5805,9 @@
       </w:tr>
       <w:tr>
         <w:tblPrEx>
+          <w:tblW w:w="8185" w:type="dxa"/>
+          <w:tblInd w:w="0" w:type="dxa"/>
+          <w:tblLayout w:type="fixed"/>
           <w:tblCellMar>
             <w:top w:w="0" w:type="dxa"/>
             <w:left w:w="108" w:type="dxa"/>
@@ -5874,7 +5816,7 @@
           </w:tblCellMar>
         </w:tblPrEx>
         <w:trPr>
-          <w:trHeight w:val="981" w:hRule="atLeast"/>
+          <w:trHeight w:val="981"/>
         </w:trPr>
         <w:tc>
           <w:tcPr>
@@ -5882,10 +5824,10 @@
             <w:gridSpan w:val="6"/>
             <w:vMerge w:val="restart"/>
             <w:tcBorders>
-              <w:top w:val="single" w:color="auto" w:sz="4" w:space="0"/>
-              <w:left w:val="single" w:color="auto" w:sz="4" w:space="0"/>
-              <w:bottom w:val="single" w:color="000000" w:sz="4" w:space="0"/>
-              <w:right w:val="single" w:color="000000" w:sz="4" w:space="0"/>
+              <w:top w:val="single" w:sz="4" w:space="0" w:color="auto"/>
+              <w:left w:val="single" w:sz="4" w:space="0" w:color="auto"/>
+              <w:bottom w:val="single" w:sz="4" w:space="0" w:color="000000"/>
+              <w:right w:val="single" w:sz="4" w:space="0" w:color="000000"/>
             </w:tcBorders>
             <w:shd w:val="clear" w:color="auto" w:fill="auto"/>
           </w:tcPr>
@@ -5901,7 +5843,7 @@
             </w:pPr>
             <w:r>
               <w:rPr>
-                <w:rFonts w:hint="eastAsia" w:ascii="宋体" w:hAnsi="宋体" w:cs="宋体"/>
+                <w:rFonts w:ascii="宋体" w:hAnsi="宋体" w:cs="宋体" w:hint="eastAsia"/>
                 <w:kern w:val="0"/>
                 <w:sz w:val="24"/>
               </w:rPr>
@@ -5942,7 +5884,7 @@
             </w:pPr>
             <w:r>
               <w:rPr>
-                <w:rFonts w:hint="eastAsia" w:ascii="宋体" w:hAnsi="宋体" w:cs="宋体"/>
+                <w:rFonts w:ascii="宋体" w:hAnsi="宋体" w:cs="宋体" w:hint="eastAsia"/>
                 <w:kern w:val="0"/>
                 <w:sz w:val="24"/>
               </w:rPr>
@@ -5953,6 +5895,9 @@
       </w:tr>
       <w:tr>
         <w:tblPrEx>
+          <w:tblW w:w="8185" w:type="dxa"/>
+          <w:tblInd w:w="0" w:type="dxa"/>
+          <w:tblLayout w:type="fixed"/>
           <w:tblCellMar>
             <w:top w:w="0" w:type="dxa"/>
             <w:left w:w="108" w:type="dxa"/>
@@ -5961,18 +5906,18 @@
           </w:tblCellMar>
         </w:tblPrEx>
         <w:trPr>
-          <w:trHeight w:val="312" w:hRule="atLeast"/>
+          <w:trHeight w:val="312"/>
         </w:trPr>
         <w:tc>
           <w:tcPr>
             <w:tcW w:w="8185" w:type="dxa"/>
             <w:gridSpan w:val="6"/>
-            <w:vMerge w:val="continue"/>
+            <w:vMerge/>
             <w:tcBorders>
-              <w:top w:val="single" w:color="auto" w:sz="4" w:space="0"/>
-              <w:left w:val="single" w:color="auto" w:sz="4" w:space="0"/>
-              <w:bottom w:val="single" w:color="000000" w:sz="4" w:space="0"/>
-              <w:right w:val="single" w:color="000000" w:sz="4" w:space="0"/>
+              <w:top w:val="single" w:sz="4" w:space="0" w:color="auto"/>
+              <w:left w:val="single" w:sz="4" w:space="0" w:color="auto"/>
+              <w:bottom w:val="single" w:sz="4" w:space="0" w:color="000000"/>
+              <w:right w:val="single" w:sz="4" w:space="0" w:color="000000"/>
             </w:tcBorders>
             <w:vAlign w:val="center"/>
           </w:tcPr>
@@ -5991,6 +5936,9 @@
       </w:tr>
       <w:tr>
         <w:tblPrEx>
+          <w:tblW w:w="8185" w:type="dxa"/>
+          <w:tblInd w:w="0" w:type="dxa"/>
+          <w:tblLayout w:type="fixed"/>
           <w:tblCellMar>
             <w:top w:w="0" w:type="dxa"/>
             <w:left w:w="108" w:type="dxa"/>
@@ -5999,7 +5947,7 @@
           </w:tblCellMar>
         </w:tblPrEx>
         <w:trPr>
-          <w:trHeight w:val="981" w:hRule="atLeast"/>
+          <w:trHeight w:val="981"/>
         </w:trPr>
         <w:tc>
           <w:tcPr>
@@ -6007,10 +5955,10 @@
             <w:gridSpan w:val="6"/>
             <w:vMerge w:val="restart"/>
             <w:tcBorders>
-              <w:top w:val="single" w:color="auto" w:sz="4" w:space="0"/>
-              <w:left w:val="single" w:color="auto" w:sz="4" w:space="0"/>
-              <w:bottom w:val="single" w:color="000000" w:sz="4" w:space="0"/>
-              <w:right w:val="single" w:color="000000" w:sz="4" w:space="0"/>
+              <w:top w:val="single" w:sz="4" w:space="0" w:color="auto"/>
+              <w:left w:val="single" w:sz="4" w:space="0" w:color="auto"/>
+              <w:bottom w:val="single" w:sz="4" w:space="0" w:color="000000"/>
+              <w:right w:val="single" w:sz="4" w:space="0" w:color="000000"/>
             </w:tcBorders>
             <w:shd w:val="clear" w:color="auto" w:fill="auto"/>
           </w:tcPr>
@@ -6026,7 +5974,7 @@
             </w:pPr>
             <w:r>
               <w:rPr>
-                <w:rFonts w:hint="eastAsia" w:ascii="宋体" w:hAnsi="宋体" w:cs="宋体"/>
+                <w:rFonts w:ascii="宋体" w:hAnsi="宋体" w:cs="宋体" w:hint="eastAsia"/>
                 <w:kern w:val="0"/>
                 <w:sz w:val="24"/>
               </w:rPr>
@@ -6067,7 +6015,7 @@
             </w:pPr>
             <w:r>
               <w:rPr>
-                <w:rFonts w:hint="eastAsia" w:ascii="宋体" w:hAnsi="宋体" w:cs="宋体"/>
+                <w:rFonts w:ascii="宋体" w:hAnsi="宋体" w:cs="宋体" w:hint="eastAsia"/>
                 <w:kern w:val="0"/>
                 <w:sz w:val="24"/>
               </w:rPr>
@@ -6078,6 +6026,9 @@
       </w:tr>
       <w:tr>
         <w:tblPrEx>
+          <w:tblW w:w="8185" w:type="dxa"/>
+          <w:tblInd w:w="0" w:type="dxa"/>
+          <w:tblLayout w:type="fixed"/>
           <w:tblCellMar>
             <w:top w:w="0" w:type="dxa"/>
             <w:left w:w="108" w:type="dxa"/>
@@ -6086,18 +6037,18 @@
           </w:tblCellMar>
         </w:tblPrEx>
         <w:trPr>
-          <w:trHeight w:val="312" w:hRule="atLeast"/>
+          <w:trHeight w:val="312"/>
         </w:trPr>
         <w:tc>
           <w:tcPr>
             <w:tcW w:w="8185" w:type="dxa"/>
             <w:gridSpan w:val="6"/>
-            <w:vMerge w:val="continue"/>
+            <w:vMerge/>
             <w:tcBorders>
-              <w:top w:val="single" w:color="auto" w:sz="4" w:space="0"/>
-              <w:left w:val="single" w:color="auto" w:sz="4" w:space="0"/>
-              <w:bottom w:val="single" w:color="000000" w:sz="4" w:space="0"/>
-              <w:right w:val="single" w:color="000000" w:sz="4" w:space="0"/>
+              <w:top w:val="single" w:sz="4" w:space="0" w:color="auto"/>
+              <w:left w:val="single" w:sz="4" w:space="0" w:color="auto"/>
+              <w:bottom w:val="single" w:sz="4" w:space="0" w:color="000000"/>
+              <w:right w:val="single" w:sz="4" w:space="0" w:color="000000"/>
             </w:tcBorders>
             <w:vAlign w:val="center"/>
           </w:tcPr>
@@ -6116,6 +6067,9 @@
       </w:tr>
       <w:tr>
         <w:tblPrEx>
+          <w:tblW w:w="8185" w:type="dxa"/>
+          <w:tblInd w:w="0" w:type="dxa"/>
+          <w:tblLayout w:type="fixed"/>
           <w:tblCellMar>
             <w:top w:w="0" w:type="dxa"/>
             <w:left w:w="108" w:type="dxa"/>
@@ -6124,7 +6078,7 @@
           </w:tblCellMar>
         </w:tblPrEx>
         <w:trPr>
-          <w:trHeight w:val="981" w:hRule="atLeast"/>
+          <w:trHeight w:val="981"/>
         </w:trPr>
         <w:tc>
           <w:tcPr>
@@ -6132,10 +6086,10 @@
             <w:gridSpan w:val="6"/>
             <w:vMerge w:val="restart"/>
             <w:tcBorders>
-              <w:top w:val="single" w:color="auto" w:sz="4" w:space="0"/>
-              <w:left w:val="single" w:color="auto" w:sz="4" w:space="0"/>
-              <w:bottom w:val="single" w:color="000000" w:sz="4" w:space="0"/>
-              <w:right w:val="single" w:color="000000" w:sz="4" w:space="0"/>
+              <w:top w:val="single" w:sz="4" w:space="0" w:color="auto"/>
+              <w:left w:val="single" w:sz="4" w:space="0" w:color="auto"/>
+              <w:bottom w:val="single" w:sz="4" w:space="0" w:color="000000"/>
+              <w:right w:val="single" w:sz="4" w:space="0" w:color="000000"/>
             </w:tcBorders>
             <w:shd w:val="clear" w:color="auto" w:fill="auto"/>
           </w:tcPr>
@@ -6151,7 +6105,7 @@
             </w:pPr>
             <w:r>
               <w:rPr>
-                <w:rFonts w:hint="eastAsia" w:ascii="宋体" w:hAnsi="宋体" w:cs="宋体"/>
+                <w:rFonts w:ascii="宋体" w:hAnsi="宋体" w:cs="宋体" w:hint="eastAsia"/>
                 <w:kern w:val="0"/>
                 <w:sz w:val="24"/>
               </w:rPr>
@@ -6192,7 +6146,7 @@
             </w:pPr>
             <w:r>
               <w:rPr>
-                <w:rFonts w:hint="eastAsia" w:ascii="宋体" w:hAnsi="宋体" w:cs="宋体"/>
+                <w:rFonts w:ascii="宋体" w:hAnsi="宋体" w:cs="宋体" w:hint="eastAsia"/>
                 <w:kern w:val="0"/>
                 <w:sz w:val="24"/>
               </w:rPr>
@@ -6203,6 +6157,9 @@
       </w:tr>
       <w:tr>
         <w:tblPrEx>
+          <w:tblW w:w="8185" w:type="dxa"/>
+          <w:tblInd w:w="0" w:type="dxa"/>
+          <w:tblLayout w:type="fixed"/>
           <w:tblCellMar>
             <w:top w:w="0" w:type="dxa"/>
             <w:left w:w="108" w:type="dxa"/>
@@ -6211,18 +6168,18 @@
           </w:tblCellMar>
         </w:tblPrEx>
         <w:trPr>
-          <w:trHeight w:val="312" w:hRule="atLeast"/>
+          <w:trHeight w:val="312"/>
         </w:trPr>
         <w:tc>
           <w:tcPr>
             <w:tcW w:w="8185" w:type="dxa"/>
             <w:gridSpan w:val="6"/>
-            <w:vMerge w:val="continue"/>
+            <w:vMerge/>
             <w:tcBorders>
-              <w:top w:val="single" w:color="auto" w:sz="4" w:space="0"/>
-              <w:left w:val="single" w:color="auto" w:sz="4" w:space="0"/>
-              <w:bottom w:val="single" w:color="000000" w:sz="4" w:space="0"/>
-              <w:right w:val="single" w:color="000000" w:sz="4" w:space="0"/>
+              <w:top w:val="single" w:sz="4" w:space="0" w:color="auto"/>
+              <w:left w:val="single" w:sz="4" w:space="0" w:color="auto"/>
+              <w:bottom w:val="single" w:sz="4" w:space="0" w:color="000000"/>
+              <w:right w:val="single" w:sz="4" w:space="0" w:color="000000"/>
             </w:tcBorders>
             <w:vAlign w:val="center"/>
           </w:tcPr>
@@ -6242,11 +6199,11 @@
     </w:tbl>
     <w:p/>
     <w:sectPr>
-      <w:footerReference r:id="rId5" w:type="default"/>
+      <w:footerReference w:type="default" r:id="rId7"/>
       <w:pgSz w:w="11906" w:h="16838"/>
       <w:pgMar w:top="1440" w:right="1800" w:bottom="1440" w:left="1800" w:header="851" w:footer="992" w:gutter="0"/>
       <w:pgNumType w:fmt="decimal" w:start="1"/>
-      <w:cols w:space="425" w:num="1"/>
+      <w:cols w:num="1" w:space="425"/>
       <w:docGrid w:type="lines" w:linePitch="312" w:charSpace="0"/>
     </w:sectPr>
   </w:body>
@@ -6254,10 +6211,10 @@
 </file>
 
 <file path=word/footer1.xml><?xml version="1.0" encoding="utf-8"?>
-<w:ftr xmlns:wpc="http://schemas.microsoft.com/office/word/2010/wordprocessingCanvas" xmlns:mc="http://schemas.openxmlformats.org/markup-compatibility/2006" xmlns:o="urn:schemas-microsoft-com:office:office" xmlns:r="http://schemas.openxmlformats.org/officeDocument/2006/relationships" xmlns:m="http://schemas.openxmlformats.org/officeDocument/2006/math" xmlns:v="urn:schemas-microsoft-com:vml" xmlns:wp14="http://schemas.microsoft.com/office/word/2010/wordprocessingDrawing" xmlns:wp="http://schemas.openxmlformats.org/drawingml/2006/wordprocessingDrawing" xmlns:w10="urn:schemas-microsoft-com:office:word" xmlns:w="http://schemas.openxmlformats.org/wordprocessingml/2006/main" xmlns:w14="http://schemas.microsoft.com/office/word/2010/wordml" xmlns:w15="http://schemas.microsoft.com/office/word/2012/wordml" xmlns:wpg="http://schemas.microsoft.com/office/word/2010/wordprocessingGroup" xmlns:wpi="http://schemas.microsoft.com/office/word/2010/wordprocessingInk" xmlns:wne="http://schemas.microsoft.com/office/word/2006/wordml" xmlns:wps="http://schemas.microsoft.com/office/word/2010/wordprocessingShape" xmlns:wpsCustomData="http://www.wps.cn/officeDocument/2013/wpsCustomData" mc:Ignorable="w14 w15 wp14">
+<w:ftr xmlns:wpc="http://schemas.microsoft.com/office/word/2010/wordprocessingCanvas" xmlns:mc="http://schemas.openxmlformats.org/markup-compatibility/2006" xmlns:o="urn:schemas-microsoft-com:office:office" xmlns:r="http://schemas.openxmlformats.org/officeDocument/2006/relationships" xmlns:m="http://schemas.openxmlformats.org/officeDocument/2006/math" xmlns:v="urn:schemas-microsoft-com:vml" xmlns:wp14="http://schemas.microsoft.com/office/word/2010/wordprocessingDrawing" xmlns:wp="http://schemas.openxmlformats.org/drawingml/2006/wordprocessingDrawing" xmlns:w10="urn:schemas-microsoft-com:office:word" xmlns:w="http://schemas.openxmlformats.org/wordprocessingml/2006/main" xmlns:w14="http://schemas.microsoft.com/office/word/2010/wordml" xmlns:w15="http://schemas.microsoft.com/office/word/2012/wordml" xmlns:wne="http://schemas.microsoft.com/office/word/2006/wordml" xmlns:wpg="http://schemas.microsoft.com/office/word/2010/wordprocessingGroup" xmlns:wpi="http://schemas.microsoft.com/office/word/2010/wordprocessingInk" xmlns:wps="http://schemas.microsoft.com/office/word/2010/wordprocessingShape" mc:Ignorable="w14 w15 wp14">
   <w:p>
     <w:pPr>
-      <w:pStyle w:val="5"/>
+      <w:pStyle w:val="Footer"/>
       <w:tabs>
         <w:tab w:val="right" w:pos="8280"/>
         <w:tab w:val="clear" w:pos="8306"/>
@@ -6269,204 +6226,82 @@
 </file>
 
 <file path=word/footer2.xml><?xml version="1.0" encoding="utf-8"?>
-<w:ftr xmlns:wpc="http://schemas.microsoft.com/office/word/2010/wordprocessingCanvas" xmlns:mc="http://schemas.openxmlformats.org/markup-compatibility/2006" xmlns:o="urn:schemas-microsoft-com:office:office" xmlns:r="http://schemas.openxmlformats.org/officeDocument/2006/relationships" xmlns:m="http://schemas.openxmlformats.org/officeDocument/2006/math" xmlns:v="urn:schemas-microsoft-com:vml" xmlns:wp14="http://schemas.microsoft.com/office/word/2010/wordprocessingDrawing" xmlns:wp="http://schemas.openxmlformats.org/drawingml/2006/wordprocessingDrawing" xmlns:w10="urn:schemas-microsoft-com:office:word" xmlns:w="http://schemas.openxmlformats.org/wordprocessingml/2006/main" xmlns:w14="http://schemas.microsoft.com/office/word/2010/wordml" xmlns:w15="http://schemas.microsoft.com/office/word/2012/wordml" xmlns:wpg="http://schemas.microsoft.com/office/word/2010/wordprocessingGroup" xmlns:wpi="http://schemas.microsoft.com/office/word/2010/wordprocessingInk" xmlns:wne="http://schemas.microsoft.com/office/word/2006/wordml" xmlns:wps="http://schemas.microsoft.com/office/word/2010/wordprocessingShape" xmlns:wpsCustomData="http://www.wps.cn/officeDocument/2013/wpsCustomData" mc:Ignorable="w14 w15 wp14">
+<w:ftr xmlns:wpc="http://schemas.microsoft.com/office/word/2010/wordprocessingCanvas" xmlns:mc="http://schemas.openxmlformats.org/markup-compatibility/2006" xmlns:o="urn:schemas-microsoft-com:office:office" xmlns:r="http://schemas.openxmlformats.org/officeDocument/2006/relationships" xmlns:m="http://schemas.openxmlformats.org/officeDocument/2006/math" xmlns:v="urn:schemas-microsoft-com:vml" xmlns:wp14="http://schemas.microsoft.com/office/word/2010/wordprocessingDrawing" xmlns:wp="http://schemas.openxmlformats.org/drawingml/2006/wordprocessingDrawing" xmlns:w10="urn:schemas-microsoft-com:office:word" xmlns:w="http://schemas.openxmlformats.org/wordprocessingml/2006/main" xmlns:w14="http://schemas.microsoft.com/office/word/2010/wordml" xmlns:w15="http://schemas.microsoft.com/office/word/2012/wordml" xmlns:wne="http://schemas.microsoft.com/office/word/2006/wordml" xmlns:wpg="http://schemas.microsoft.com/office/word/2010/wordprocessingGroup" xmlns:wpi="http://schemas.microsoft.com/office/word/2010/wordprocessingInk" xmlns:wps="http://schemas.microsoft.com/office/word/2010/wordprocessingShape" mc:Ignorable="w14 w15 wp14">
   <w:p>
     <w:pPr>
-      <w:pStyle w:val="5"/>
+      <w:pStyle w:val="Footer"/>
     </w:pPr>
     <w:r>
       <w:rPr>
         <w:sz w:val="18"/>
       </w:rPr>
-      <mc:AlternateContent>
-        <mc:Choice Requires="wps">
-          <w:drawing>
-            <wp:anchor distT="0" distB="0" distL="114300" distR="114300" simplePos="0" relativeHeight="251658240" behindDoc="0" locked="0" layoutInCell="1" allowOverlap="1">
-              <wp:simplePos x="0" y="0"/>
-              <wp:positionH relativeFrom="margin">
-                <wp:align>center</wp:align>
-              </wp:positionH>
-              <wp:positionV relativeFrom="paragraph">
-                <wp:posOffset>0</wp:posOffset>
-              </wp:positionV>
-              <wp:extent cx="1828800" cy="1828800"/>
-              <wp:effectExtent l="0" t="0" r="0" b="0"/>
-              <wp:wrapNone/>
-              <wp:docPr id="1" name="文本框 1"/>
-              <wp:cNvGraphicFramePr/>
-              <a:graphic xmlns:a="http://schemas.openxmlformats.org/drawingml/2006/main">
-                <a:graphicData uri="http://schemas.microsoft.com/office/word/2010/wordprocessingShape">
-                  <wps:wsp>
-                    <wps:cNvSpPr txBox="1"/>
-                    <wps:spPr>
-                      <a:xfrm>
-                        <a:off x="0" y="0"/>
-                        <a:ext cx="1828800" cy="1828800"/>
-                      </a:xfrm>
-                      <a:prstGeom prst="rect">
-                        <a:avLst/>
-                      </a:prstGeom>
-                      <a:noFill/>
-                      <a:ln w="6350">
-                        <a:noFill/>
-                      </a:ln>
-                      <a:extLst>
-                        <a:ext uri="{909E8E84-426E-40DD-AFC4-6F175D3DCCD1}">
-                          <a14:hiddenFill xmlns:a14="http://schemas.microsoft.com/office/drawing/2010/main">
-                            <a:solidFill>
-                              <a:schemeClr val="lt1"/>
-                            </a:solidFill>
-                          </a14:hiddenFill>
-                        </a:ext>
-                        <a:ext uri="{91240B29-F687-4F45-9708-019B960494DF}">
-                          <a14:hiddenLine xmlns:a14="http://schemas.microsoft.com/office/drawing/2010/main" w="6350">
-                            <a:solidFill>
-                              <a:prstClr val="black"/>
-                            </a:solidFill>
-                          </a14:hiddenLine>
-                        </a:ext>
-                      </a:extLst>
-                    </wps:spPr>
-                    <wps:style>
-                      <a:lnRef idx="0">
-                        <a:schemeClr val="accent1"/>
-                      </a:lnRef>
-                      <a:fillRef idx="0">
-                        <a:schemeClr val="accent1"/>
-                      </a:fillRef>
-                      <a:effectRef idx="0">
-                        <a:schemeClr val="accent1"/>
-                      </a:effectRef>
-                      <a:fontRef idx="minor">
-                        <a:schemeClr val="dk1"/>
-                      </a:fontRef>
-                    </wps:style>
-                    <wps:txbx>
-                      <w:txbxContent>
-                        <w:p>
-                          <w:pPr>
-                            <w:pStyle w:val="5"/>
-                            <w:rPr>
-                              <w:rFonts w:hint="eastAsia" w:eastAsia="宋体"/>
-                              <w:lang w:eastAsia="zh-CN"/>
-                            </w:rPr>
-                          </w:pPr>
-                          <w:r>
-                            <w:rPr>
-                              <w:rFonts w:hint="eastAsia"/>
-                              <w:lang w:eastAsia="zh-CN"/>
-                            </w:rPr>
-                            <w:fldChar w:fldCharType="begin"/>
-                          </w:r>
-                          <w:r>
-                            <w:rPr>
-                              <w:rFonts w:hint="eastAsia"/>
-                              <w:lang w:eastAsia="zh-CN"/>
-                            </w:rPr>
-                            <w:instrText xml:space="preserve"> PAGE  \* MERGEFORMAT </w:instrText>
-                          </w:r>
-                          <w:r>
-                            <w:rPr>
-                              <w:rFonts w:hint="eastAsia"/>
-                              <w:lang w:eastAsia="zh-CN"/>
-                            </w:rPr>
-                            <w:fldChar w:fldCharType="separate"/>
-                          </w:r>
-                          <w:r>
-                            <w:rPr>
-                              <w:rFonts w:hint="eastAsia"/>
-                              <w:lang w:eastAsia="zh-CN"/>
-                            </w:rPr>
-                            <w:t>4</w:t>
-                          </w:r>
-                          <w:r>
-                            <w:rPr>
-                              <w:rFonts w:hint="eastAsia"/>
-                              <w:lang w:eastAsia="zh-CN"/>
-                            </w:rPr>
-                            <w:fldChar w:fldCharType="end"/>
-                          </w:r>
-                        </w:p>
-                      </w:txbxContent>
-                    </wps:txbx>
-                    <wps:bodyPr rot="0" spcFirstLastPara="0" vertOverflow="overflow" horzOverflow="overflow" vert="horz" wrap="none" lIns="0" tIns="0" rIns="0" bIns="0" numCol="1" spcCol="0" rtlCol="0" fromWordArt="0" anchor="t" anchorCtr="0" forceAA="0" upright="0" compatLnSpc="1">
-                      <a:spAutoFit/>
-                    </wps:bodyPr>
-                  </wps:wsp>
-                </a:graphicData>
-              </a:graphic>
-            </wp:anchor>
-          </w:drawing>
-        </mc:Choice>
-        <mc:Fallback>
-          <w:pict>
-            <v:shape id="_x0000_s1026" o:spid="_x0000_s1026" o:spt="202" type="#_x0000_t202" style="position:absolute;left:0pt;margin-top:0pt;height:144pt;width:144pt;mso-position-horizontal:center;mso-position-horizontal-relative:margin;mso-wrap-style:none;z-index:251658240;mso-width-relative:page;mso-height-relative:page;" filled="f" stroked="f" coordsize="21600,21600" o:gfxdata="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">
-              <v:fill on="f" focussize="0,0"/>
-              <v:stroke on="f" weight="0.5pt"/>
-              <v:imagedata o:title=""/>
-              <o:lock v:ext="edit" aspectratio="f"/>
-              <v:textbox inset="0mm,0mm,0mm,0mm" style="mso-fit-shape-to-text:t;">
-                <w:txbxContent>
-                  <w:p>
-                    <w:pPr>
-                      <w:pStyle w:val="5"/>
-                      <w:rPr>
-                        <w:rFonts w:hint="eastAsia" w:eastAsia="宋体"/>
-                        <w:lang w:eastAsia="zh-CN"/>
-                      </w:rPr>
-                    </w:pPr>
-                    <w:r>
-                      <w:rPr>
-                        <w:rFonts w:hint="eastAsia"/>
-                        <w:lang w:eastAsia="zh-CN"/>
-                      </w:rPr>
-                      <w:fldChar w:fldCharType="begin"/>
-                    </w:r>
-                    <w:r>
-                      <w:rPr>
-                        <w:rFonts w:hint="eastAsia"/>
-                        <w:lang w:eastAsia="zh-CN"/>
-                      </w:rPr>
-                      <w:instrText xml:space="preserve"> PAGE  \* MERGEFORMAT </w:instrText>
-                    </w:r>
-                    <w:r>
-                      <w:rPr>
-                        <w:rFonts w:hint="eastAsia"/>
-                        <w:lang w:eastAsia="zh-CN"/>
-                      </w:rPr>
-                      <w:fldChar w:fldCharType="separate"/>
-                    </w:r>
-                    <w:r>
-                      <w:rPr>
-                        <w:rFonts w:hint="eastAsia"/>
-                        <w:lang w:eastAsia="zh-CN"/>
-                      </w:rPr>
-                      <w:t>4</w:t>
-                    </w:r>
-                    <w:r>
-                      <w:rPr>
-                        <w:rFonts w:hint="eastAsia"/>
-                        <w:lang w:eastAsia="zh-CN"/>
-                      </w:rPr>
-                      <w:fldChar w:fldCharType="end"/>
-                    </w:r>
-                  </w:p>
-                </w:txbxContent>
-              </v:textbox>
-            </v:shape>
-          </w:pict>
-        </mc:Fallback>
-      </mc:AlternateContent>
+      <w:pict>
+        <v:shapetype id="_x0000_t202" coordsize="21600,21600" o:spt="202" path="m,l,21600r21600,l21600,xe">
+          <v:stroke joinstyle="miter"/>
+          <v:path gradientshapeok="t" o:connecttype="rect"/>
+        </v:shapetype>
+        <v:shape id="_x0000_s1026" o:spid="_x0000_s2049" type="#_x0000_t202" style="height:2in;margin-left:0;margin-top:0;mso-height-relative:page;mso-position-horizontal:center;mso-position-horizontal-relative:margin;mso-width-relative:page;mso-wrap-style:none;position:absolute;width:2in;z-index:251658240" coordsize="21600,21600" filled="f" stroked="f">
+          <o:lock v:ext="edit" aspectratio="f"/>
+          <v:textbox style="mso-fit-shape-to-text:t" inset="0,0,0,0">
+            <w:txbxContent>
+              <w:p>
+                <w:pPr>
+                  <w:pStyle w:val="Footer"/>
+                  <w:rPr>
+                    <w:rFonts w:eastAsia="宋体" w:hint="eastAsia"/>
+                    <w:lang w:eastAsia="zh-CN"/>
+                  </w:rPr>
+                </w:pPr>
+                <w:r>
+                  <w:rPr>
+                    <w:rFonts w:hint="eastAsia"/>
+                    <w:lang w:eastAsia="zh-CN"/>
+                  </w:rPr>
+                  <w:fldChar w:fldCharType="begin"/>
+                </w:r>
+                <w:r>
+                  <w:rPr>
+                    <w:rFonts w:hint="eastAsia"/>
+                    <w:lang w:eastAsia="zh-CN"/>
+                  </w:rPr>
+                  <w:instrText xml:space="preserve"> PAGE  \* MERGEFORMAT </w:instrText>
+                </w:r>
+                <w:r>
+                  <w:rPr>
+                    <w:rFonts w:hint="eastAsia"/>
+                    <w:lang w:eastAsia="zh-CN"/>
+                  </w:rPr>
+                  <w:fldChar w:fldCharType="separate"/>
+                </w:r>
+                <w:r>
+                  <w:rPr>
+                    <w:rFonts w:hint="eastAsia"/>
+                    <w:lang w:eastAsia="zh-CN"/>
+                  </w:rPr>
+                  <w:t>4</w:t>
+                </w:r>
+                <w:r>
+                  <w:rPr>
+                    <w:rFonts w:hint="eastAsia"/>
+                    <w:lang w:eastAsia="zh-CN"/>
+                  </w:rPr>
+                  <w:fldChar w:fldCharType="end"/>
+                </w:r>
+              </w:p>
+            </w:txbxContent>
+          </v:textbox>
+        </v:shape>
+      </w:pict>
     </w:r>
   </w:p>
 </w:ftr>
 </file>
 
 <file path=word/header1.xml><?xml version="1.0" encoding="utf-8"?>
-<w:hdr xmlns:wpc="http://schemas.microsoft.com/office/word/2010/wordprocessingCanvas" xmlns:mc="http://schemas.openxmlformats.org/markup-compatibility/2006" xmlns:o="urn:schemas-microsoft-com:office:office" xmlns:r="http://schemas.openxmlformats.org/officeDocument/2006/relationships" xmlns:m="http://schemas.openxmlformats.org/officeDocument/2006/math" xmlns:v="urn:schemas-microsoft-com:vml" xmlns:wp14="http://schemas.microsoft.com/office/word/2010/wordprocessingDrawing" xmlns:wp="http://schemas.openxmlformats.org/drawingml/2006/wordprocessingDrawing" xmlns:w10="urn:schemas-microsoft-com:office:word" xmlns:w="http://schemas.openxmlformats.org/wordprocessingml/2006/main" xmlns:w14="http://schemas.microsoft.com/office/word/2010/wordml" xmlns:w15="http://schemas.microsoft.com/office/word/2012/wordml" xmlns:wpg="http://schemas.microsoft.com/office/word/2010/wordprocessingGroup" xmlns:wpi="http://schemas.microsoft.com/office/word/2010/wordprocessingInk" xmlns:wne="http://schemas.microsoft.com/office/word/2006/wordml" xmlns:wps="http://schemas.microsoft.com/office/word/2010/wordprocessingShape" xmlns:wpsCustomData="http://www.wps.cn/officeDocument/2013/wpsCustomData" mc:Ignorable="w14 w15 wp14">
+<w:hdr xmlns:wpc="http://schemas.microsoft.com/office/word/2010/wordprocessingCanvas" xmlns:mc="http://schemas.openxmlformats.org/markup-compatibility/2006" xmlns:o="urn:schemas-microsoft-com:office:office" xmlns:r="http://schemas.openxmlformats.org/officeDocument/2006/relationships" xmlns:m="http://schemas.openxmlformats.org/officeDocument/2006/math" xmlns:v="urn:schemas-microsoft-com:vml" xmlns:wp14="http://schemas.microsoft.com/office/word/2010/wordprocessingDrawing" xmlns:wp="http://schemas.openxmlformats.org/drawingml/2006/wordprocessingDrawing" xmlns:w10="urn:schemas-microsoft-com:office:word" xmlns:w="http://schemas.openxmlformats.org/wordprocessingml/2006/main" xmlns:w14="http://schemas.microsoft.com/office/word/2010/wordml" xmlns:w15="http://schemas.microsoft.com/office/word/2012/wordml" xmlns:wne="http://schemas.microsoft.com/office/word/2006/wordml" xmlns:wpg="http://schemas.microsoft.com/office/word/2010/wordprocessingGroup" xmlns:wpi="http://schemas.microsoft.com/office/word/2010/wordprocessingInk" xmlns:wps="http://schemas.microsoft.com/office/word/2010/wordprocessingShape" mc:Ignorable="w14 w15 wp14">
   <w:p>
     <w:pPr>
-      <w:pStyle w:val="6"/>
+      <w:pStyle w:val="Header"/>
       <w:jc w:val="center"/>
       <w:rPr>
         <w:sz w:val="21"/>
@@ -6479,19 +6314,19 @@
         <w:sz w:val="21"/>
         <w:szCs w:val="21"/>
       </w:rPr>
-      <w:t>青岛九邮信息技术有限公司</w:t>
+      <w:t>南京航之舟数字科技有限公司</w:t>
     </w:r>
   </w:p>
 </w:hdr>
 </file>
 
 <file path=word/numbering.xml><?xml version="1.0" encoding="utf-8"?>
-<w:numbering xmlns:wpc="http://schemas.microsoft.com/office/word/2010/wordprocessingCanvas" xmlns:mc="http://schemas.openxmlformats.org/markup-compatibility/2006" xmlns:o="urn:schemas-microsoft-com:office:office" xmlns:r="http://schemas.openxmlformats.org/officeDocument/2006/relationships" xmlns:m="http://schemas.openxmlformats.org/officeDocument/2006/math" xmlns:v="urn:schemas-microsoft-com:vml" xmlns:wp14="http://schemas.microsoft.com/office/word/2010/wordprocessingDrawing" xmlns:wp="http://schemas.openxmlformats.org/drawingml/2006/wordprocessingDrawing" xmlns:w10="urn:schemas-microsoft-com:office:word" xmlns:w="http://schemas.openxmlformats.org/wordprocessingml/2006/main" xmlns:w14="http://schemas.microsoft.com/office/word/2010/wordml" xmlns:wpg="http://schemas.microsoft.com/office/word/2010/wordprocessingGroup" xmlns:wpi="http://schemas.microsoft.com/office/word/2010/wordprocessingInk" xmlns:wne="http://schemas.microsoft.com/office/word/2006/wordml" xmlns:wps="http://schemas.microsoft.com/office/word/2010/wordprocessingShape" mc:Ignorable="w14 wp14">
+<w:numbering xmlns:wpc="http://schemas.microsoft.com/office/word/2010/wordprocessingCanvas" xmlns:mc="http://schemas.openxmlformats.org/markup-compatibility/2006" xmlns:o="urn:schemas-microsoft-com:office:office" xmlns:r="http://schemas.openxmlformats.org/officeDocument/2006/relationships" xmlns:m="http://schemas.openxmlformats.org/officeDocument/2006/math" xmlns:v="urn:schemas-microsoft-com:vml" xmlns:wp14="http://schemas.microsoft.com/office/word/2010/wordprocessingDrawing" xmlns:wp="http://schemas.openxmlformats.org/drawingml/2006/wordprocessingDrawing" xmlns:w10="urn:schemas-microsoft-com:office:word" xmlns:w="http://schemas.openxmlformats.org/wordprocessingml/2006/main" xmlns:w14="http://schemas.microsoft.com/office/word/2010/wordml" xmlns:w15="http://schemas.microsoft.com/office/word/2012/wordml" xmlns:wne="http://schemas.microsoft.com/office/word/2006/wordml" xmlns:wpg="http://schemas.microsoft.com/office/word/2010/wordprocessingGroup" xmlns:wpi="http://schemas.microsoft.com/office/word/2010/wordprocessingInk" xmlns:wps="http://schemas.microsoft.com/office/word/2010/wordprocessingShape" mc:Ignorable="w14 w15 wp14">
   <w:abstractNum w:abstractNumId="0">
     <w:nsid w:val="581B4134"/>
     <w:multiLevelType w:val="singleLevel"/>
     <w:tmpl w:val="581B4134"/>
-    <w:lvl w:ilvl="0" w:tentative="0">
+    <w:lvl w:ilvl="0">
       <w:start w:val="1"/>
       <w:numFmt w:val="bullet"/>
       <w:lvlText w:val=""/>
@@ -6500,7 +6335,7 @@
         <w:ind w:left="420" w:hanging="420"/>
       </w:pPr>
       <w:rPr>
-        <w:rFonts w:hint="default" w:ascii="Wingdings" w:hAnsi="Wingdings"/>
+        <w:rFonts w:ascii="Wingdings" w:hAnsi="Wingdings" w:hint="default"/>
       </w:rPr>
     </w:lvl>
   </w:abstractNum>
@@ -6511,288 +6346,291 @@
 </file>
 
 <file path=word/styles.xml><?xml version="1.0" encoding="utf-8"?>
-<w:styles xmlns:mc="http://schemas.openxmlformats.org/markup-compatibility/2006" xmlns:o="urn:schemas-microsoft-com:office:office" xmlns:r="http://schemas.openxmlformats.org/officeDocument/2006/relationships" xmlns:m="http://schemas.openxmlformats.org/officeDocument/2006/math" xmlns:v="urn:schemas-microsoft-com:vml" xmlns:w="http://schemas.openxmlformats.org/wordprocessingml/2006/main" xmlns:w14="http://schemas.microsoft.com/office/word/2010/wordml" xmlns:w10="urn:schemas-microsoft-com:office:word" xmlns:sl="http://schemas.openxmlformats.org/schemaLibrary/2006/main" mc:Ignorable="w14">
+<w:styles xmlns:mc="http://schemas.openxmlformats.org/markup-compatibility/2006" xmlns:r="http://schemas.openxmlformats.org/officeDocument/2006/relationships" xmlns:w="http://schemas.openxmlformats.org/wordprocessingml/2006/main" xmlns:w14="http://schemas.microsoft.com/office/word/2010/wordml" xmlns:w15="http://schemas.microsoft.com/office/word/2012/wordml" mc:Ignorable="w14 w15">
   <w:docDefaults>
     <w:rPrDefault>
       <w:rPr>
-        <w:rFonts w:ascii="Times New Roman" w:hAnsi="Times New Roman" w:eastAsia="宋体" w:cs="Times New Roman"/>
+        <w:rFonts w:ascii="Times New Roman" w:eastAsia="宋体" w:hAnsi="Times New Roman" w:cs="Times New Roman"/>
       </w:rPr>
     </w:rPrDefault>
+    <w:pPrDefault>
+      <w:pPr>
+        <w:spacing w:after="200" w:line="276" w:lineRule="auto"/>
+      </w:pPr>
+    </w:pPrDefault>
   </w:docDefaults>
-  <w:latentStyles w:count="260" w:defQFormat="0" w:defUnhideWhenUsed="1" w:defSemiHidden="1" w:defUIPriority="99" w:defLockedState="0">
-    <w:lsdException w:qFormat="1" w:unhideWhenUsed="0" w:uiPriority="0" w:semiHidden="0" w:name="Normal"/>
-    <w:lsdException w:qFormat="1" w:unhideWhenUsed="0" w:uiPriority="9" w:semiHidden="0" w:name="heading 1"/>
-    <w:lsdException w:qFormat="1" w:uiPriority="9" w:name="heading 2"/>
-    <w:lsdException w:qFormat="1" w:uiPriority="9" w:name="heading 3"/>
-    <w:lsdException w:qFormat="1" w:uiPriority="9" w:name="heading 4"/>
-    <w:lsdException w:qFormat="1" w:uiPriority="9" w:name="heading 5"/>
-    <w:lsdException w:qFormat="1" w:uiPriority="9" w:name="heading 6"/>
-    <w:lsdException w:qFormat="1" w:uiPriority="9" w:name="heading 7"/>
-    <w:lsdException w:qFormat="1" w:uiPriority="9" w:name="heading 8"/>
-    <w:lsdException w:qFormat="1" w:uiPriority="9" w:name="heading 9"/>
-    <w:lsdException w:uiPriority="99" w:name="index 1"/>
-    <w:lsdException w:uiPriority="99" w:name="index 2"/>
-    <w:lsdException w:uiPriority="99" w:name="index 3"/>
-    <w:lsdException w:uiPriority="99" w:name="index 4"/>
-    <w:lsdException w:uiPriority="99" w:name="index 5"/>
-    <w:lsdException w:uiPriority="99" w:name="index 6"/>
-    <w:lsdException w:uiPriority="99" w:name="index 7"/>
-    <w:lsdException w:uiPriority="99" w:name="index 8"/>
-    <w:lsdException w:uiPriority="99" w:name="index 9"/>
-    <w:lsdException w:qFormat="1" w:uiPriority="39" w:semiHidden="0" w:name="toc 1"/>
-    <w:lsdException w:uiPriority="39" w:name="toc 2"/>
-    <w:lsdException w:uiPriority="39" w:name="toc 3"/>
-    <w:lsdException w:uiPriority="39" w:name="toc 4"/>
-    <w:lsdException w:uiPriority="39" w:name="toc 5"/>
-    <w:lsdException w:uiPriority="39" w:name="toc 6"/>
-    <w:lsdException w:uiPriority="39" w:name="toc 7"/>
-    <w:lsdException w:uiPriority="39" w:name="toc 8"/>
-    <w:lsdException w:uiPriority="39" w:name="toc 9"/>
-    <w:lsdException w:uiPriority="99" w:name="Normal Indent"/>
-    <w:lsdException w:uiPriority="99" w:name="footnote text"/>
-    <w:lsdException w:uiPriority="99" w:name="annotation text"/>
-    <w:lsdException w:qFormat="1" w:uiPriority="99" w:semiHidden="0" w:name="header"/>
-    <w:lsdException w:qFormat="1" w:uiPriority="0" w:semiHidden="0" w:name="footer"/>
-    <w:lsdException w:uiPriority="99" w:name="index heading"/>
-    <w:lsdException w:qFormat="1" w:uiPriority="35" w:name="caption"/>
-    <w:lsdException w:uiPriority="99" w:name="table of figures"/>
-    <w:lsdException w:uiPriority="99" w:name="envelope address"/>
-    <w:lsdException w:uiPriority="99" w:name="envelope return"/>
-    <w:lsdException w:uiPriority="99" w:name="footnote reference"/>
-    <w:lsdException w:uiPriority="99" w:name="annotation reference"/>
-    <w:lsdException w:uiPriority="99" w:name="line number"/>
-    <w:lsdException w:qFormat="1" w:unhideWhenUsed="0" w:uiPriority="0" w:name="page number"/>
-    <w:lsdException w:uiPriority="99" w:name="endnote reference"/>
-    <w:lsdException w:uiPriority="99" w:name="endnote text"/>
-    <w:lsdException w:uiPriority="99" w:name="table of authorities"/>
-    <w:lsdException w:uiPriority="99" w:name="macro"/>
-    <w:lsdException w:uiPriority="99" w:name="toa heading"/>
-    <w:lsdException w:uiPriority="99" w:name="List"/>
-    <w:lsdException w:uiPriority="99" w:name="List Bullet"/>
-    <w:lsdException w:uiPriority="99" w:name="List Number"/>
-    <w:lsdException w:uiPriority="99" w:name="List 2"/>
-    <w:lsdException w:uiPriority="99" w:name="List 3"/>
-    <w:lsdException w:uiPriority="99" w:name="List 4"/>
-    <w:lsdException w:uiPriority="99" w:name="List 5"/>
-    <w:lsdException w:uiPriority="99" w:name="List Bullet 2"/>
-    <w:lsdException w:uiPriority="99" w:name="List Bullet 3"/>
-    <w:lsdException w:uiPriority="99" w:name="List Bullet 4"/>
-    <w:lsdException w:uiPriority="99" w:name="List Bullet 5"/>
-    <w:lsdException w:uiPriority="99" w:name="List Number 2"/>
-    <w:lsdException w:uiPriority="99" w:name="List Number 3"/>
-    <w:lsdException w:uiPriority="99" w:name="List Number 4"/>
-    <w:lsdException w:uiPriority="99" w:name="List Number 5"/>
-    <w:lsdException w:qFormat="1" w:unhideWhenUsed="0" w:uiPriority="10" w:semiHidden="0" w:name="Title"/>
-    <w:lsdException w:uiPriority="99" w:name="Closing"/>
-    <w:lsdException w:uiPriority="99" w:name="Signature"/>
-    <w:lsdException w:qFormat="1" w:uiPriority="1" w:semiHidden="0" w:name="Default Paragraph Font"/>
-    <w:lsdException w:uiPriority="99" w:name="Body Text"/>
-    <w:lsdException w:uiPriority="99" w:name="Body Text Indent"/>
-    <w:lsdException w:uiPriority="99" w:name="List Continue"/>
-    <w:lsdException w:uiPriority="99" w:name="List Continue 2"/>
-    <w:lsdException w:uiPriority="99" w:name="List Continue 3"/>
-    <w:lsdException w:uiPriority="99" w:name="List Continue 4"/>
-    <w:lsdException w:uiPriority="99" w:name="List Continue 5"/>
-    <w:lsdException w:uiPriority="99" w:name="Message Header"/>
-    <w:lsdException w:qFormat="1" w:unhideWhenUsed="0" w:uiPriority="11" w:semiHidden="0" w:name="Subtitle"/>
-    <w:lsdException w:uiPriority="99" w:name="Salutation"/>
-    <w:lsdException w:uiPriority="99" w:name="Date"/>
-    <w:lsdException w:uiPriority="99" w:name="Body Text First Indent"/>
-    <w:lsdException w:uiPriority="99" w:name="Body Text First Indent 2"/>
-    <w:lsdException w:uiPriority="99" w:name="Note Heading"/>
-    <w:lsdException w:uiPriority="99" w:name="Body Text 2"/>
-    <w:lsdException w:uiPriority="99" w:name="Body Text 3"/>
-    <w:lsdException w:uiPriority="99" w:name="Body Text Indent 2"/>
-    <w:lsdException w:uiPriority="99" w:name="Body Text Indent 3"/>
-    <w:lsdException w:uiPriority="99" w:name="Block Text"/>
-    <w:lsdException w:qFormat="1" w:uiPriority="99" w:semiHidden="0" w:name="Hyperlink"/>
-    <w:lsdException w:uiPriority="99" w:name="FollowedHyperlink"/>
-    <w:lsdException w:qFormat="1" w:unhideWhenUsed="0" w:uiPriority="22" w:semiHidden="0" w:name="Strong"/>
-    <w:lsdException w:qFormat="1" w:unhideWhenUsed="0" w:uiPriority="20" w:semiHidden="0" w:name="Emphasis"/>
-    <w:lsdException w:qFormat="1" w:uiPriority="99" w:semiHidden="0" w:name="Document Map"/>
-    <w:lsdException w:uiPriority="99" w:name="Plain Text"/>
-    <w:lsdException w:uiPriority="99" w:name="E-mail Signature"/>
-    <w:lsdException w:uiPriority="99" w:name="Normal (Web)"/>
-    <w:lsdException w:uiPriority="99" w:name="HTML Acronym"/>
-    <w:lsdException w:uiPriority="99" w:name="HTML Address"/>
-    <w:lsdException w:uiPriority="99" w:name="HTML Cite"/>
-    <w:lsdException w:uiPriority="99" w:name="HTML Code"/>
-    <w:lsdException w:uiPriority="99" w:name="HTML Definition"/>
-    <w:lsdException w:uiPriority="99" w:name="HTML Keyboard"/>
-    <w:lsdException w:uiPriority="99" w:name="HTML Preformatted"/>
-    <w:lsdException w:uiPriority="99" w:name="HTML Sample"/>
-    <w:lsdException w:uiPriority="99" w:name="HTML Typewriter"/>
-    <w:lsdException w:uiPriority="99" w:name="HTML Variable"/>
-    <w:lsdException w:uiPriority="99" w:semiHidden="0" w:name="Normal Table"/>
-    <w:lsdException w:uiPriority="99" w:name="annotation subject"/>
-    <w:lsdException w:uiPriority="99" w:name="Table Simple 1"/>
-    <w:lsdException w:uiPriority="99" w:name="Table Simple 2"/>
-    <w:lsdException w:uiPriority="99" w:name="Table Simple 3"/>
-    <w:lsdException w:uiPriority="99" w:name="Table Classic 1"/>
-    <w:lsdException w:uiPriority="99" w:name="Table Classic 2"/>
-    <w:lsdException w:uiPriority="99" w:name="Table Classic 3"/>
-    <w:lsdException w:uiPriority="99" w:name="Table Classic 4"/>
-    <w:lsdException w:uiPriority="99" w:name="Table Colorful 1"/>
-    <w:lsdException w:uiPriority="99" w:name="Table Colorful 2"/>
-    <w:lsdException w:uiPriority="99" w:name="Table Colorful 3"/>
-    <w:lsdException w:uiPriority="99" w:name="Table Columns 1"/>
-    <w:lsdException w:uiPriority="99" w:name="Table Columns 2"/>
-    <w:lsdException w:uiPriority="99" w:name="Table Columns 3"/>
-    <w:lsdException w:uiPriority="99" w:name="Table Columns 4"/>
-    <w:lsdException w:uiPriority="99" w:name="Table Columns 5"/>
-    <w:lsdException w:uiPriority="99" w:name="Table Grid 1"/>
-    <w:lsdException w:uiPriority="99" w:name="Table Grid 2"/>
-    <w:lsdException w:uiPriority="99" w:name="Table Grid 3"/>
-    <w:lsdException w:uiPriority="99" w:name="Table Grid 4"/>
-    <w:lsdException w:uiPriority="99" w:name="Table Grid 5"/>
-    <w:lsdException w:uiPriority="99" w:name="Table Grid 6"/>
-    <w:lsdException w:uiPriority="99" w:name="Table Grid 7"/>
-    <w:lsdException w:uiPriority="99" w:name="Table Grid 8"/>
-    <w:lsdException w:uiPriority="99" w:name="Table List 1"/>
-    <w:lsdException w:uiPriority="99" w:name="Table List 2"/>
-    <w:lsdException w:uiPriority="99" w:name="Table List 3"/>
-    <w:lsdException w:uiPriority="99" w:name="Table List 4"/>
-    <w:lsdException w:uiPriority="99" w:name="Table List 5"/>
-    <w:lsdException w:uiPriority="99" w:name="Table List 6"/>
-    <w:lsdException w:uiPriority="99" w:name="Table List 7"/>
-    <w:lsdException w:uiPriority="99" w:name="Table List 8"/>
-    <w:lsdException w:uiPriority="99" w:name="Table 3D effects 1"/>
-    <w:lsdException w:uiPriority="99" w:name="Table 3D effects 2"/>
-    <w:lsdException w:uiPriority="99" w:name="Table 3D effects 3"/>
-    <w:lsdException w:uiPriority="99" w:name="Table Contemporary"/>
-    <w:lsdException w:uiPriority="99" w:name="Table Elegant"/>
-    <w:lsdException w:uiPriority="99" w:name="Table Professional"/>
-    <w:lsdException w:uiPriority="99" w:name="Table Subtle 1"/>
-    <w:lsdException w:uiPriority="99" w:name="Table Subtle 2"/>
-    <w:lsdException w:uiPriority="99" w:name="Table Web 1"/>
-    <w:lsdException w:uiPriority="99" w:name="Table Web 2"/>
-    <w:lsdException w:uiPriority="99" w:name="Table Web 3"/>
-    <w:lsdException w:qFormat="1" w:uiPriority="99" w:semiHidden="0" w:name="Balloon Text"/>
-    <w:lsdException w:unhideWhenUsed="0" w:uiPriority="59" w:semiHidden="0" w:name="Table Grid"/>
-    <w:lsdException w:uiPriority="99" w:name="Table Theme"/>
-    <w:lsdException w:unhideWhenUsed="0" w:uiPriority="60" w:semiHidden="0" w:name="Light Shading"/>
-    <w:lsdException w:unhideWhenUsed="0" w:uiPriority="61" w:semiHidden="0" w:name="Light List"/>
-    <w:lsdException w:unhideWhenUsed="0" w:uiPriority="62" w:semiHidden="0" w:name="Light Grid"/>
-    <w:lsdException w:unhideWhenUsed="0" w:uiPriority="63" w:semiHidden="0" w:name="Medium Shading 1"/>
-    <w:lsdException w:unhideWhenUsed="0" w:uiPriority="64" w:semiHidden="0" w:name="Medium Shading 2"/>
-    <w:lsdException w:unhideWhenUsed="0" w:uiPriority="65" w:semiHidden="0" w:name="Medium List 1"/>
-    <w:lsdException w:unhideWhenUsed="0" w:uiPriority="66" w:semiHidden="0" w:name="Medium List 2"/>
-    <w:lsdException w:unhideWhenUsed="0" w:uiPriority="67" w:semiHidden="0" w:name="Medium Grid 1"/>
-    <w:lsdException w:unhideWhenUsed="0" w:uiPriority="68" w:semiHidden="0" w:name="Medium Grid 2"/>
-    <w:lsdException w:unhideWhenUsed="0" w:uiPriority="69" w:semiHidden="0" w:name="Medium Grid 3"/>
-    <w:lsdException w:unhideWhenUsed="0" w:uiPriority="70" w:semiHidden="0" w:name="Dark List"/>
-    <w:lsdException w:unhideWhenUsed="0" w:uiPriority="71" w:semiHidden="0" w:name="Colorful Shading"/>
-    <w:lsdException w:unhideWhenUsed="0" w:uiPriority="72" w:semiHidden="0" w:name="Colorful List"/>
-    <w:lsdException w:unhideWhenUsed="0" w:uiPriority="73" w:semiHidden="0" w:name="Colorful Grid"/>
-    <w:lsdException w:unhideWhenUsed="0" w:uiPriority="60" w:semiHidden="0" w:name="Light Shading Accent 1"/>
-    <w:lsdException w:unhideWhenUsed="0" w:uiPriority="61" w:semiHidden="0" w:name="Light List Accent 1"/>
-    <w:lsdException w:unhideWhenUsed="0" w:uiPriority="62" w:semiHidden="0" w:name="Light Grid Accent 1"/>
-    <w:lsdException w:unhideWhenUsed="0" w:uiPriority="63" w:semiHidden="0" w:name="Medium Shading 1 Accent 1"/>
-    <w:lsdException w:unhideWhenUsed="0" w:uiPriority="64" w:semiHidden="0" w:name="Medium Shading 2 Accent 1"/>
-    <w:lsdException w:unhideWhenUsed="0" w:uiPriority="65" w:semiHidden="0" w:name="Medium List 1 Accent 1"/>
-    <w:lsdException w:unhideWhenUsed="0" w:uiPriority="66" w:semiHidden="0" w:name="Medium List 2 Accent 1"/>
-    <w:lsdException w:unhideWhenUsed="0" w:uiPriority="67" w:semiHidden="0" w:name="Medium Grid 1 Accent 1"/>
-    <w:lsdException w:unhideWhenUsed="0" w:uiPriority="68" w:semiHidden="0" w:name="Medium Grid 2 Accent 1"/>
-    <w:lsdException w:unhideWhenUsed="0" w:uiPriority="69" w:semiHidden="0" w:name="Medium Grid 3 Accent 1"/>
-    <w:lsdException w:unhideWhenUsed="0" w:uiPriority="70" w:semiHidden="0" w:name="Dark List Accent 1"/>
-    <w:lsdException w:unhideWhenUsed="0" w:uiPriority="71" w:semiHidden="0" w:name="Colorful Shading Accent 1"/>
-    <w:lsdException w:unhideWhenUsed="0" w:uiPriority="72" w:semiHidden="0" w:name="Colorful List Accent 1"/>
-    <w:lsdException w:unhideWhenUsed="0" w:uiPriority="73" w:semiHidden="0" w:name="Colorful Grid Accent 1"/>
-    <w:lsdException w:unhideWhenUsed="0" w:uiPriority="60" w:semiHidden="0" w:name="Light Shading Accent 2"/>
-    <w:lsdException w:unhideWhenUsed="0" w:uiPriority="61" w:semiHidden="0" w:name="Light List Accent 2"/>
-    <w:lsdException w:unhideWhenUsed="0" w:uiPriority="62" w:semiHidden="0" w:name="Light Grid Accent 2"/>
-    <w:lsdException w:unhideWhenUsed="0" w:uiPriority="63" w:semiHidden="0" w:name="Medium Shading 1 Accent 2"/>
-    <w:lsdException w:unhideWhenUsed="0" w:uiPriority="64" w:semiHidden="0" w:name="Medium Shading 2 Accent 2"/>
-    <w:lsdException w:unhideWhenUsed="0" w:uiPriority="65" w:semiHidden="0" w:name="Medium List 1 Accent 2"/>
-    <w:lsdException w:unhideWhenUsed="0" w:uiPriority="66" w:semiHidden="0" w:name="Medium List 2 Accent 2"/>
-    <w:lsdException w:unhideWhenUsed="0" w:uiPriority="67" w:semiHidden="0" w:name="Medium Grid 1 Accent 2"/>
-    <w:lsdException w:unhideWhenUsed="0" w:uiPriority="68" w:semiHidden="0" w:name="Medium Grid 2 Accent 2"/>
-    <w:lsdException w:unhideWhenUsed="0" w:uiPriority="69" w:semiHidden="0" w:name="Medium Grid 3 Accent 2"/>
-    <w:lsdException w:unhideWhenUsed="0" w:uiPriority="70" w:semiHidden="0" w:name="Dark List Accent 2"/>
-    <w:lsdException w:unhideWhenUsed="0" w:uiPriority="71" w:semiHidden="0" w:name="Colorful Shading Accent 2"/>
-    <w:lsdException w:unhideWhenUsed="0" w:uiPriority="72" w:semiHidden="0" w:name="Colorful List Accent 2"/>
-    <w:lsdException w:unhideWhenUsed="0" w:uiPriority="73" w:semiHidden="0" w:name="Colorful Grid Accent 2"/>
-    <w:lsdException w:unhideWhenUsed="0" w:uiPriority="60" w:semiHidden="0" w:name="Light Shading Accent 3"/>
-    <w:lsdException w:unhideWhenUsed="0" w:uiPriority="61" w:semiHidden="0" w:name="Light List Accent 3"/>
-    <w:lsdException w:unhideWhenUsed="0" w:uiPriority="62" w:semiHidden="0" w:name="Light Grid Accent 3"/>
-    <w:lsdException w:unhideWhenUsed="0" w:uiPriority="63" w:semiHidden="0" w:name="Medium Shading 1 Accent 3"/>
-    <w:lsdException w:unhideWhenUsed="0" w:uiPriority="64" w:semiHidden="0" w:name="Medium Shading 2 Accent 3"/>
-    <w:lsdException w:unhideWhenUsed="0" w:uiPriority="65" w:semiHidden="0" w:name="Medium List 1 Accent 3"/>
-    <w:lsdException w:unhideWhenUsed="0" w:uiPriority="66" w:semiHidden="0" w:name="Medium List 2 Accent 3"/>
-    <w:lsdException w:unhideWhenUsed="0" w:uiPriority="67" w:semiHidden="0" w:name="Medium Grid 1 Accent 3"/>
-    <w:lsdException w:unhideWhenUsed="0" w:uiPriority="68" w:semiHidden="0" w:name="Medium Grid 2 Accent 3"/>
-    <w:lsdException w:unhideWhenUsed="0" w:uiPriority="69" w:semiHidden="0" w:name="Medium Grid 3 Accent 3"/>
-    <w:lsdException w:unhideWhenUsed="0" w:uiPriority="70" w:semiHidden="0" w:name="Dark List Accent 3"/>
-    <w:lsdException w:unhideWhenUsed="0" w:uiPriority="71" w:semiHidden="0" w:name="Colorful Shading Accent 3"/>
-    <w:lsdException w:unhideWhenUsed="0" w:uiPriority="72" w:semiHidden="0" w:name="Colorful List Accent 3"/>
-    <w:lsdException w:unhideWhenUsed="0" w:uiPriority="73" w:semiHidden="0" w:name="Colorful Grid Accent 3"/>
-    <w:lsdException w:unhideWhenUsed="0" w:uiPriority="60" w:semiHidden="0" w:name="Light Shading Accent 4"/>
-    <w:lsdException w:unhideWhenUsed="0" w:uiPriority="61" w:semiHidden="0" w:name="Light List Accent 4"/>
-    <w:lsdException w:unhideWhenUsed="0" w:uiPriority="62" w:semiHidden="0" w:name="Light Grid Accent 4"/>
-    <w:lsdException w:unhideWhenUsed="0" w:uiPriority="63" w:semiHidden="0" w:name="Medium Shading 1 Accent 4"/>
-    <w:lsdException w:unhideWhenUsed="0" w:uiPriority="64" w:semiHidden="0" w:name="Medium Shading 2 Accent 4"/>
-    <w:lsdException w:unhideWhenUsed="0" w:uiPriority="65" w:semiHidden="0" w:name="Medium List 1 Accent 4"/>
-    <w:lsdException w:unhideWhenUsed="0" w:uiPriority="66" w:semiHidden="0" w:name="Medium List 2 Accent 4"/>
-    <w:lsdException w:unhideWhenUsed="0" w:uiPriority="67" w:semiHidden="0" w:name="Medium Grid 1 Accent 4"/>
-    <w:lsdException w:unhideWhenUsed="0" w:uiPriority="68" w:semiHidden="0" w:name="Medium Grid 2 Accent 4"/>
-    <w:lsdException w:unhideWhenUsed="0" w:uiPriority="69" w:semiHidden="0" w:name="Medium Grid 3 Accent 4"/>
-    <w:lsdException w:unhideWhenUsed="0" w:uiPriority="70" w:semiHidden="0" w:name="Dark List Accent 4"/>
-    <w:lsdException w:unhideWhenUsed="0" w:uiPriority="71" w:semiHidden="0" w:name="Colorful Shading Accent 4"/>
-    <w:lsdException w:unhideWhenUsed="0" w:uiPriority="72" w:semiHidden="0" w:name="Colorful List Accent 4"/>
-    <w:lsdException w:unhideWhenUsed="0" w:uiPriority="73" w:semiHidden="0" w:name="Colorful Grid Accent 4"/>
-    <w:lsdException w:unhideWhenUsed="0" w:uiPriority="60" w:semiHidden="0" w:name="Light Shading Accent 5"/>
-    <w:lsdException w:unhideWhenUsed="0" w:uiPriority="61" w:semiHidden="0" w:name="Light List Accent 5"/>
-    <w:lsdException w:unhideWhenUsed="0" w:uiPriority="62" w:semiHidden="0" w:name="Light Grid Accent 5"/>
-    <w:lsdException w:unhideWhenUsed="0" w:uiPriority="63" w:semiHidden="0" w:name="Medium Shading 1 Accent 5"/>
-    <w:lsdException w:unhideWhenUsed="0" w:uiPriority="64" w:semiHidden="0" w:name="Medium Shading 2 Accent 5"/>
-    <w:lsdException w:unhideWhenUsed="0" w:uiPriority="65" w:semiHidden="0" w:name="Medium List 1 Accent 5"/>
-    <w:lsdException w:unhideWhenUsed="0" w:uiPriority="66" w:semiHidden="0" w:name="Medium List 2 Accent 5"/>
-    <w:lsdException w:unhideWhenUsed="0" w:uiPriority="67" w:semiHidden="0" w:name="Medium Grid 1 Accent 5"/>
-    <w:lsdException w:unhideWhenUsed="0" w:uiPriority="68" w:semiHidden="0" w:name="Medium Grid 2 Accent 5"/>
-    <w:lsdException w:unhideWhenUsed="0" w:uiPriority="69" w:semiHidden="0" w:name="Medium Grid 3 Accent 5"/>
-    <w:lsdException w:unhideWhenUsed="0" w:uiPriority="70" w:semiHidden="0" w:name="Dark List Accent 5"/>
-    <w:lsdException w:unhideWhenUsed="0" w:uiPriority="71" w:semiHidden="0" w:name="Colorful Shading Accent 5"/>
-    <w:lsdException w:unhideWhenUsed="0" w:uiPriority="72" w:semiHidden="0" w:name="Colorful List Accent 5"/>
-    <w:lsdException w:unhideWhenUsed="0" w:uiPriority="73" w:semiHidden="0" w:name="Colorful Grid Accent 5"/>
-    <w:lsdException w:unhideWhenUsed="0" w:uiPriority="60" w:semiHidden="0" w:name="Light Shading Accent 6"/>
-    <w:lsdException w:unhideWhenUsed="0" w:uiPriority="61" w:semiHidden="0" w:name="Light List Accent 6"/>
-    <w:lsdException w:unhideWhenUsed="0" w:uiPriority="62" w:semiHidden="0" w:name="Light Grid Accent 6"/>
-    <w:lsdException w:unhideWhenUsed="0" w:uiPriority="63" w:semiHidden="0" w:name="Medium Shading 1 Accent 6"/>
-    <w:lsdException w:unhideWhenUsed="0" w:uiPriority="64" w:semiHidden="0" w:name="Medium Shading 2 Accent 6"/>
-    <w:lsdException w:unhideWhenUsed="0" w:uiPriority="65" w:semiHidden="0" w:name="Medium List 1 Accent 6"/>
-    <w:lsdException w:unhideWhenUsed="0" w:uiPriority="66" w:semiHidden="0" w:name="Medium List 2 Accent 6"/>
-    <w:lsdException w:unhideWhenUsed="0" w:uiPriority="67" w:semiHidden="0" w:name="Medium Grid 1 Accent 6"/>
-    <w:lsdException w:unhideWhenUsed="0" w:uiPriority="68" w:semiHidden="0" w:name="Medium Grid 2 Accent 6"/>
-    <w:lsdException w:unhideWhenUsed="0" w:uiPriority="69" w:semiHidden="0" w:name="Medium Grid 3 Accent 6"/>
-    <w:lsdException w:unhideWhenUsed="0" w:uiPriority="70" w:semiHidden="0" w:name="Dark List Accent 6"/>
-    <w:lsdException w:unhideWhenUsed="0" w:uiPriority="71" w:semiHidden="0" w:name="Colorful Shading Accent 6"/>
-    <w:lsdException w:unhideWhenUsed="0" w:uiPriority="72" w:semiHidden="0" w:name="Colorful List Accent 6"/>
-    <w:lsdException w:unhideWhenUsed="0" w:uiPriority="73" w:semiHidden="0" w:name="Colorful Grid Accent 6"/>
+  <w:latentStyles w:defLockedState="0" w:defUIPriority="99" w:defSemiHidden="1" w:defUnhideWhenUsed="1" w:defQFormat="0" w:count="260">
+    <w:lsdException w:name="Normal" w:semiHidden="0" w:uiPriority="0" w:unhideWhenUsed="0" w:qFormat="1"/>
+    <w:lsdException w:name="heading 1" w:semiHidden="0" w:uiPriority="9" w:unhideWhenUsed="0" w:qFormat="1"/>
+    <w:lsdException w:name="heading 2" w:uiPriority="9" w:qFormat="1"/>
+    <w:lsdException w:name="heading 3" w:uiPriority="9" w:qFormat="1"/>
+    <w:lsdException w:name="heading 4" w:uiPriority="9" w:qFormat="1"/>
+    <w:lsdException w:name="heading 5" w:uiPriority="9" w:qFormat="1"/>
+    <w:lsdException w:name="heading 6" w:uiPriority="9" w:qFormat="1"/>
+    <w:lsdException w:name="heading 7" w:uiPriority="9" w:qFormat="1"/>
+    <w:lsdException w:name="heading 8" w:uiPriority="9" w:qFormat="1"/>
+    <w:lsdException w:name="heading 9" w:uiPriority="9" w:qFormat="1"/>
+    <w:lsdException w:name="index 1"/>
+    <w:lsdException w:name="index 2"/>
+    <w:lsdException w:name="index 3"/>
+    <w:lsdException w:name="index 4"/>
+    <w:lsdException w:name="index 5"/>
+    <w:lsdException w:name="index 6"/>
+    <w:lsdException w:name="index 7"/>
+    <w:lsdException w:name="index 8"/>
+    <w:lsdException w:name="index 9"/>
+    <w:lsdException w:name="toc 1" w:semiHidden="0" w:uiPriority="39" w:qFormat="1"/>
+    <w:lsdException w:name="toc 2" w:uiPriority="39"/>
+    <w:lsdException w:name="toc 3" w:uiPriority="39"/>
+    <w:lsdException w:name="toc 4" w:uiPriority="39"/>
+    <w:lsdException w:name="toc 5" w:uiPriority="39"/>
+    <w:lsdException w:name="toc 6" w:uiPriority="39"/>
+    <w:lsdException w:name="toc 7" w:uiPriority="39"/>
+    <w:lsdException w:name="toc 8" w:uiPriority="39"/>
+    <w:lsdException w:name="toc 9" w:uiPriority="39"/>
+    <w:lsdException w:name="Normal Indent"/>
+    <w:lsdException w:name="footnote text"/>
+    <w:lsdException w:name="annotation text"/>
+    <w:lsdException w:name="header" w:semiHidden="0" w:qFormat="1"/>
+    <w:lsdException w:name="footer" w:semiHidden="0" w:uiPriority="0" w:qFormat="1"/>
+    <w:lsdException w:name="index heading"/>
+    <w:lsdException w:name="caption" w:uiPriority="35" w:qFormat="1"/>
+    <w:lsdException w:name="table of figures"/>
+    <w:lsdException w:name="envelope address"/>
+    <w:lsdException w:name="envelope return"/>
+    <w:lsdException w:name="footnote reference"/>
+    <w:lsdException w:name="annotation reference"/>
+    <w:lsdException w:name="line number"/>
+    <w:lsdException w:name="page number" w:uiPriority="0" w:unhideWhenUsed="0" w:qFormat="1"/>
+    <w:lsdException w:name="endnote reference"/>
+    <w:lsdException w:name="endnote text"/>
+    <w:lsdException w:name="table of authorities"/>
+    <w:lsdException w:name="macro"/>
+    <w:lsdException w:name="toa heading"/>
+    <w:lsdException w:name="List"/>
+    <w:lsdException w:name="List Bullet"/>
+    <w:lsdException w:name="List Number"/>
+    <w:lsdException w:name="List 2"/>
+    <w:lsdException w:name="List 3"/>
+    <w:lsdException w:name="List 4"/>
+    <w:lsdException w:name="List 5"/>
+    <w:lsdException w:name="List Bullet 2"/>
+    <w:lsdException w:name="List Bullet 3"/>
+    <w:lsdException w:name="List Bullet 4"/>
+    <w:lsdException w:name="List Bullet 5"/>
+    <w:lsdException w:name="List Number 2"/>
+    <w:lsdException w:name="List Number 3"/>
+    <w:lsdException w:name="List Number 4"/>
+    <w:lsdException w:name="List Number 5"/>
+    <w:lsdException w:name="Title" w:semiHidden="0" w:uiPriority="10" w:unhideWhenUsed="0" w:qFormat="1"/>
+    <w:lsdException w:name="Closing"/>
+    <w:lsdException w:name="Signature"/>
+    <w:lsdException w:name="Default Paragraph Font" w:semiHidden="0" w:uiPriority="1" w:qFormat="1"/>
+    <w:lsdException w:name="Body Text"/>
+    <w:lsdException w:name="Body Text Indent"/>
+    <w:lsdException w:name="List Continue"/>
+    <w:lsdException w:name="List Continue 2"/>
+    <w:lsdException w:name="List Continue 3"/>
+    <w:lsdException w:name="List Continue 4"/>
+    <w:lsdException w:name="List Continue 5"/>
+    <w:lsdException w:name="Message Header"/>
+    <w:lsdException w:name="Subtitle" w:semiHidden="0" w:uiPriority="11" w:unhideWhenUsed="0" w:qFormat="1"/>
+    <w:lsdException w:name="Salutation"/>
+    <w:lsdException w:name="Date"/>
+    <w:lsdException w:name="Body Text First Indent"/>
+    <w:lsdException w:name="Body Text First Indent 2"/>
+    <w:lsdException w:name="Body Text 2"/>
+    <w:lsdException w:name="Body Text 3"/>
+    <w:lsdException w:name="Body Text Indent 2"/>
+    <w:lsdException w:name="Body Text Indent 3"/>
+    <w:lsdException w:name="Block Text"/>
+    <w:lsdException w:name="Hyperlink" w:semiHidden="0" w:qFormat="1"/>
+    <w:lsdException w:name="FollowedHyperlink"/>
+    <w:lsdException w:name="Strong" w:semiHidden="0" w:uiPriority="22" w:unhideWhenUsed="0" w:qFormat="1"/>
+    <w:lsdException w:name="Emphasis" w:semiHidden="0" w:uiPriority="20" w:unhideWhenUsed="0" w:qFormat="1"/>
+    <w:lsdException w:name="Document Map" w:semiHidden="0" w:qFormat="1"/>
+    <w:lsdException w:name="Plain Text"/>
+    <w:lsdException w:name="E-mail Signature"/>
+    <w:lsdException w:name="Normal (Web)"/>
+    <w:lsdException w:name="HTML Acronym"/>
+    <w:lsdException w:name="HTML Address"/>
+    <w:lsdException w:name="HTML Cite"/>
+    <w:lsdException w:name="HTML Code"/>
+    <w:lsdException w:name="HTML Definition"/>
+    <w:lsdException w:name="HTML Keyboard"/>
+    <w:lsdException w:name="HTML Preformatted"/>
+    <w:lsdException w:name="HTML Sample"/>
+    <w:lsdException w:name="HTML Typewriter"/>
+    <w:lsdException w:name="HTML Variable"/>
+    <w:lsdException w:name="Normal Table" w:semiHidden="0"/>
+    <w:lsdException w:name="annotation subject"/>
+    <w:lsdException w:name="Table Simple 1"/>
+    <w:lsdException w:name="Table Simple 2"/>
+    <w:lsdException w:name="Table Simple 3"/>
+    <w:lsdException w:name="Table Classic 1"/>
+    <w:lsdException w:name="Table Classic 2"/>
+    <w:lsdException w:name="Table Classic 3"/>
+    <w:lsdException w:name="Table Classic 4"/>
+    <w:lsdException w:name="Table Colorful 1"/>
+    <w:lsdException w:name="Table Colorful 2"/>
+    <w:lsdException w:name="Table Colorful 3"/>
+    <w:lsdException w:name="Table Columns 1"/>
+    <w:lsdException w:name="Table Columns 2"/>
+    <w:lsdException w:name="Table Columns 3"/>
+    <w:lsdException w:name="Table Columns 4"/>
+    <w:lsdException w:name="Table Columns 5"/>
+    <w:lsdException w:name="Table Grid 1"/>
+    <w:lsdException w:name="Table Grid 2"/>
+    <w:lsdException w:name="Table Grid 3"/>
+    <w:lsdException w:name="Table Grid 4"/>
+    <w:lsdException w:name="Table Grid 5"/>
+    <w:lsdException w:name="Table Grid 6"/>
+    <w:lsdException w:name="Table Grid 7"/>
+    <w:lsdException w:name="Table Grid 8"/>
+    <w:lsdException w:name="Table List 1"/>
+    <w:lsdException w:name="Table List 2"/>
+    <w:lsdException w:name="Table List 3"/>
+    <w:lsdException w:name="Table List 4"/>
+    <w:lsdException w:name="Table List 5"/>
+    <w:lsdException w:name="Table List 6"/>
+    <w:lsdException w:name="Table List 7"/>
+    <w:lsdException w:name="Table List 8"/>
+    <w:lsdException w:name="Table 3D effects 1"/>
+    <w:lsdException w:name="Table 3D effects 2"/>
+    <w:lsdException w:name="Table 3D effects 3"/>
+    <w:lsdException w:name="Table Contemporary"/>
+    <w:lsdException w:name="Table Elegant"/>
+    <w:lsdException w:name="Table Professional"/>
+    <w:lsdException w:name="Table Subtle 1"/>
+    <w:lsdException w:name="Table Subtle 2"/>
+    <w:lsdException w:name="Table Web 1"/>
+    <w:lsdException w:name="Table Web 2"/>
+    <w:lsdException w:name="Table Web 3"/>
+    <w:lsdException w:name="Balloon Text" w:semiHidden="0" w:qFormat="1"/>
+    <w:lsdException w:name="Table Grid" w:semiHidden="0" w:uiPriority="59" w:unhideWhenUsed="0"/>
+    <w:lsdException w:name="Table Theme"/>
+    <w:lsdException w:name="Light Shading" w:semiHidden="0" w:uiPriority="60" w:unhideWhenUsed="0"/>
+    <w:lsdException w:name="Light List" w:semiHidden="0" w:uiPriority="61" w:unhideWhenUsed="0"/>
+    <w:lsdException w:name="Light Grid" w:semiHidden="0" w:uiPriority="62" w:unhideWhenUsed="0"/>
+    <w:lsdException w:name="Medium Shading 1" w:semiHidden="0" w:uiPriority="63" w:unhideWhenUsed="0"/>
+    <w:lsdException w:name="Medium Shading 2" w:semiHidden="0" w:uiPriority="64" w:unhideWhenUsed="0"/>
+    <w:lsdException w:name="Medium List 1" w:semiHidden="0" w:uiPriority="65" w:unhideWhenUsed="0"/>
+    <w:lsdException w:name="Medium List 2" w:semiHidden="0" w:uiPriority="66" w:unhideWhenUsed="0"/>
+    <w:lsdException w:name="Medium Grid 1" w:semiHidden="0" w:uiPriority="67" w:unhideWhenUsed="0"/>
+    <w:lsdException w:name="Medium Grid 2" w:semiHidden="0" w:uiPriority="68" w:unhideWhenUsed="0"/>
+    <w:lsdException w:name="Medium Grid 3" w:semiHidden="0" w:uiPriority="69" w:unhideWhenUsed="0"/>
+    <w:lsdException w:name="Dark List" w:semiHidden="0" w:uiPriority="70" w:unhideWhenUsed="0"/>
+    <w:lsdException w:name="Colorful Shading" w:semiHidden="0" w:uiPriority="71" w:unhideWhenUsed="0"/>
+    <w:lsdException w:name="Colorful List" w:semiHidden="0" w:uiPriority="72" w:unhideWhenUsed="0"/>
+    <w:lsdException w:name="Colorful Grid" w:semiHidden="0" w:uiPriority="73" w:unhideWhenUsed="0"/>
+    <w:lsdException w:name="Light Shading Accent 1" w:semiHidden="0" w:uiPriority="60" w:unhideWhenUsed="0"/>
+    <w:lsdException w:name="Light List Accent 1" w:semiHidden="0" w:uiPriority="61" w:unhideWhenUsed="0"/>
+    <w:lsdException w:name="Light Grid Accent 1" w:semiHidden="0" w:uiPriority="62" w:unhideWhenUsed="0"/>
+    <w:lsdException w:name="Medium Shading 1 Accent 1" w:semiHidden="0" w:uiPriority="63" w:unhideWhenUsed="0"/>
+    <w:lsdException w:name="Medium Shading 2 Accent 1" w:semiHidden="0" w:uiPriority="64" w:unhideWhenUsed="0"/>
+    <w:lsdException w:name="Medium List 1 Accent 1" w:semiHidden="0" w:uiPriority="65" w:unhideWhenUsed="0"/>
+    <w:lsdException w:name="Medium List 2 Accent 1" w:semiHidden="0" w:uiPriority="66" w:unhideWhenUsed="0"/>
+    <w:lsdException w:name="Medium Grid 1 Accent 1" w:semiHidden="0" w:uiPriority="67" w:unhideWhenUsed="0"/>
+    <w:lsdException w:name="Medium Grid 2 Accent 1" w:semiHidden="0" w:uiPriority="68" w:unhideWhenUsed="0"/>
+    <w:lsdException w:name="Medium Grid 3 Accent 1" w:semiHidden="0" w:uiPriority="69" w:unhideWhenUsed="0"/>
+    <w:lsdException w:name="Dark List Accent 1" w:semiHidden="0" w:uiPriority="70" w:unhideWhenUsed="0"/>
+    <w:lsdException w:name="Colorful Shading Accent 1" w:semiHidden="0" w:uiPriority="71" w:unhideWhenUsed="0"/>
+    <w:lsdException w:name="Colorful List Accent 1" w:semiHidden="0" w:uiPriority="72" w:unhideWhenUsed="0"/>
+    <w:lsdException w:name="Colorful Grid Accent 1" w:semiHidden="0" w:uiPriority="73" w:unhideWhenUsed="0"/>
+    <w:lsdException w:name="Light Shading Accent 2" w:semiHidden="0" w:uiPriority="60" w:unhideWhenUsed="0"/>
+    <w:lsdException w:name="Light List Accent 2" w:semiHidden="0" w:uiPriority="61" w:unhideWhenUsed="0"/>
+    <w:lsdException w:name="Light Grid Accent 2" w:semiHidden="0" w:uiPriority="62" w:unhideWhenUsed="0"/>
+    <w:lsdException w:name="Medium Shading 1 Accent 2" w:semiHidden="0" w:uiPriority="63" w:unhideWhenUsed="0"/>
+    <w:lsdException w:name="Medium Shading 2 Accent 2" w:semiHidden="0" w:uiPriority="64" w:unhideWhenUsed="0"/>
+    <w:lsdException w:name="Medium List 1 Accent 2" w:semiHidden="0" w:uiPriority="65" w:unhideWhenUsed="0"/>
+    <w:lsdException w:name="Medium List 2 Accent 2" w:semiHidden="0" w:uiPriority="66" w:unhideWhenUsed="0"/>
+    <w:lsdException w:name="Medium Grid 1 Accent 2" w:semiHidden="0" w:uiPriority="67" w:unhideWhenUsed="0"/>
+    <w:lsdException w:name="Medium Grid 2 Accent 2" w:semiHidden="0" w:uiPriority="68" w:unhideWhenUsed="0"/>
+    <w:lsdException w:name="Medium Grid 3 Accent 2" w:semiHidden="0" w:uiPriority="69" w:unhideWhenUsed="0"/>
+    <w:lsdException w:name="Dark List Accent 2" w:semiHidden="0" w:uiPriority="70" w:unhideWhenUsed="0"/>
+    <w:lsdException w:name="Colorful Shading Accent 2" w:semiHidden="0" w:uiPriority="71" w:unhideWhenUsed="0"/>
+    <w:lsdException w:name="Colorful List Accent 2" w:semiHidden="0" w:uiPriority="72" w:unhideWhenUsed="0"/>
+    <w:lsdException w:name="Colorful Grid Accent 2" w:semiHidden="0" w:uiPriority="73" w:unhideWhenUsed="0"/>
+    <w:lsdException w:name="Light Shading Accent 3" w:semiHidden="0" w:uiPriority="60" w:unhideWhenUsed="0"/>
+    <w:lsdException w:name="Light List Accent 3" w:semiHidden="0" w:uiPriority="61" w:unhideWhenUsed="0"/>
+    <w:lsdException w:name="Light Grid Accent 3" w:semiHidden="0" w:uiPriority="62" w:unhideWhenUsed="0"/>
+    <w:lsdException w:name="Medium Shading 1 Accent 3" w:semiHidden="0" w:uiPriority="63" w:unhideWhenUsed="0"/>
+    <w:lsdException w:name="Medium Shading 2 Accent 3" w:semiHidden="0" w:uiPriority="64" w:unhideWhenUsed="0"/>
+    <w:lsdException w:name="Medium List 1 Accent 3" w:semiHidden="0" w:uiPriority="65" w:unhideWhenUsed="0"/>
+    <w:lsdException w:name="Medium List 2 Accent 3" w:semiHidden="0" w:uiPriority="66" w:unhideWhenUsed="0"/>
+    <w:lsdException w:name="Medium Grid 1 Accent 3" w:semiHidden="0" w:uiPriority="67" w:unhideWhenUsed="0"/>
+    <w:lsdException w:name="Medium Grid 2 Accent 3" w:semiHidden="0" w:uiPriority="68" w:unhideWhenUsed="0"/>
+    <w:lsdException w:name="Medium Grid 3 Accent 3" w:semiHidden="0" w:uiPriority="69" w:unhideWhenUsed="0"/>
+    <w:lsdException w:name="Dark List Accent 3" w:semiHidden="0" w:uiPriority="70" w:unhideWhenUsed="0"/>
+    <w:lsdException w:name="Colorful Shading Accent 3" w:semiHidden="0" w:uiPriority="71" w:unhideWhenUsed="0"/>
+    <w:lsdException w:name="Colorful List Accent 3" w:semiHidden="0" w:uiPriority="72" w:unhideWhenUsed="0"/>
+    <w:lsdException w:name="Colorful Grid Accent 3" w:semiHidden="0" w:uiPriority="73" w:unhideWhenUsed="0"/>
+    <w:lsdException w:name="Light Shading Accent 4" w:semiHidden="0" w:uiPriority="60" w:unhideWhenUsed="0"/>
+    <w:lsdException w:name="Light List Accent 4" w:semiHidden="0" w:uiPriority="61" w:unhideWhenUsed="0"/>
+    <w:lsdException w:name="Light Grid Accent 4" w:semiHidden="0" w:uiPriority="62" w:unhideWhenUsed="0"/>
+    <w:lsdException w:name="Medium Shading 1 Accent 4" w:semiHidden="0" w:uiPriority="63" w:unhideWhenUsed="0"/>
+    <w:lsdException w:name="Medium Shading 2 Accent 4" w:semiHidden="0" w:uiPriority="64" w:unhideWhenUsed="0"/>
+    <w:lsdException w:name="Medium List 1 Accent 4" w:semiHidden="0" w:uiPriority="65" w:unhideWhenUsed="0"/>
+    <w:lsdException w:name="Medium List 2 Accent 4" w:semiHidden="0" w:uiPriority="66" w:unhideWhenUsed="0"/>
+    <w:lsdException w:name="Medium Grid 1 Accent 4" w:semiHidden="0" w:uiPriority="67" w:unhideWhenUsed="0"/>
+    <w:lsdException w:name="Medium Grid 2 Accent 4" w:semiHidden="0" w:uiPriority="68" w:unhideWhenUsed="0"/>
+    <w:lsdException w:name="Medium Grid 3 Accent 4" w:semiHidden="0" w:uiPriority="69" w:unhideWhenUsed="0"/>
+    <w:lsdException w:name="Dark List Accent 4" w:semiHidden="0" w:uiPriority="70" w:unhideWhenUsed="0"/>
+    <w:lsdException w:name="Colorful Shading Accent 4" w:semiHidden="0" w:uiPriority="71" w:unhideWhenUsed="0"/>
+    <w:lsdException w:name="Colorful List Accent 4" w:semiHidden="0" w:uiPriority="72" w:unhideWhenUsed="0"/>
+    <w:lsdException w:name="Colorful Grid Accent 4" w:semiHidden="0" w:uiPriority="73" w:unhideWhenUsed="0"/>
+    <w:lsdException w:name="Light Shading Accent 5" w:semiHidden="0" w:uiPriority="60" w:unhideWhenUsed="0"/>
+    <w:lsdException w:name="Light List Accent 5" w:semiHidden="0" w:uiPriority="61" w:unhideWhenUsed="0"/>
+    <w:lsdException w:name="Light Grid Accent 5" w:semiHidden="0" w:uiPriority="62" w:unhideWhenUsed="0"/>
+    <w:lsdException w:name="Medium Shading 1 Accent 5" w:semiHidden="0" w:uiPriority="63" w:unhideWhenUsed="0"/>
+    <w:lsdException w:name="Medium Shading 2 Accent 5" w:semiHidden="0" w:uiPriority="64" w:unhideWhenUsed="0"/>
+    <w:lsdException w:name="Medium List 1 Accent 5" w:semiHidden="0" w:uiPriority="65" w:unhideWhenUsed="0"/>
+    <w:lsdException w:name="Medium List 2 Accent 5" w:semiHidden="0" w:uiPriority="66" w:unhideWhenUsed="0"/>
+    <w:lsdException w:name="Medium Grid 1 Accent 5" w:semiHidden="0" w:uiPriority="67" w:unhideWhenUsed="0"/>
+    <w:lsdException w:name="Medium Grid 2 Accent 5" w:semiHidden="0" w:uiPriority="68" w:unhideWhenUsed="0"/>
+    <w:lsdException w:name="Medium Grid 3 Accent 5" w:semiHidden="0" w:uiPriority="69" w:unhideWhenUsed="0"/>
+    <w:lsdException w:name="Dark List Accent 5" w:semiHidden="0" w:uiPriority="70" w:unhideWhenUsed="0"/>
+    <w:lsdException w:name="Colorful Shading Accent 5" w:semiHidden="0" w:uiPriority="71" w:unhideWhenUsed="0"/>
+    <w:lsdException w:name="Colorful List Accent 5" w:semiHidden="0" w:uiPriority="72" w:unhideWhenUsed="0"/>
+    <w:lsdException w:name="Colorful Grid Accent 5" w:semiHidden="0" w:uiPriority="73" w:unhideWhenUsed="0"/>
+    <w:lsdException w:name="Light Shading Accent 6" w:semiHidden="0" w:uiPriority="60" w:unhideWhenUsed="0"/>
+    <w:lsdException w:name="Light List Accent 6" w:semiHidden="0" w:uiPriority="61" w:unhideWhenUsed="0"/>
+    <w:lsdException w:name="Light Grid Accent 6" w:semiHidden="0" w:uiPriority="62" w:unhideWhenUsed="0"/>
+    <w:lsdException w:name="Medium Shading 1 Accent 6" w:semiHidden="0" w:uiPriority="63" w:unhideWhenUsed="0"/>
+    <w:lsdException w:name="Medium Shading 2 Accent 6" w:semiHidden="0" w:uiPriority="64" w:unhideWhenUsed="0"/>
+    <w:lsdException w:name="Medium List 1 Accent 6" w:semiHidden="0" w:uiPriority="65" w:unhideWhenUsed="0"/>
+    <w:lsdException w:name="Medium List 2 Accent 6" w:semiHidden="0" w:uiPriority="66" w:unhideWhenUsed="0"/>
+    <w:lsdException w:name="Medium Grid 1 Accent 6" w:semiHidden="0" w:uiPriority="67" w:unhideWhenUsed="0"/>
+    <w:lsdException w:name="Medium Grid 2 Accent 6" w:semiHidden="0" w:uiPriority="68" w:unhideWhenUsed="0"/>
+    <w:lsdException w:name="Medium Grid 3 Accent 6" w:semiHidden="0" w:uiPriority="69" w:unhideWhenUsed="0"/>
+    <w:lsdException w:name="Dark List Accent 6" w:semiHidden="0" w:uiPriority="70" w:unhideWhenUsed="0"/>
+    <w:lsdException w:name="Colorful Shading Accent 6" w:semiHidden="0" w:uiPriority="71" w:unhideWhenUsed="0"/>
+    <w:lsdException w:name="Colorful List Accent 6" w:semiHidden="0" w:uiPriority="72" w:unhideWhenUsed="0"/>
+    <w:lsdException w:name="Colorful Grid Accent 6" w:semiHidden="0" w:uiPriority="73" w:unhideWhenUsed="0"/>
   </w:latentStyles>
-  <w:style w:type="paragraph" w:default="1" w:styleId="1">
+  <w:style w:type="paragraph" w:default="1" w:styleId="Normal">
     <w:name w:val="Normal"/>
     <w:qFormat/>
-    <w:uiPriority w:val="0"/>
     <w:pPr>
       <w:widowControl w:val="0"/>
       <w:spacing w:after="200" w:line="276" w:lineRule="auto"/>
       <w:jc w:val="both"/>
     </w:pPr>
     <w:rPr>
-      <w:rFonts w:ascii="Times New Roman" w:hAnsi="Times New Roman" w:eastAsia="宋体" w:cs="Times New Roman"/>
+      <w:rFonts w:ascii="Times New Roman" w:eastAsia="宋体" w:hAnsi="Times New Roman" w:cs="Times New Roman"/>
       <w:kern w:val="2"/>
       <w:sz w:val="21"/>
       <w:szCs w:val="24"/>
       <w:lang w:val="en-US" w:eastAsia="zh-CN" w:bidi="ar-SA"/>
     </w:rPr>
   </w:style>
-  <w:style w:type="paragraph" w:styleId="2">
+  <w:style w:type="paragraph" w:styleId="Heading1">
     <w:name w:val="heading 1"/>
-    <w:basedOn w:val="1"/>
-    <w:next w:val="1"/>
-    <w:link w:val="15"/>
+    <w:basedOn w:val="Normal"/>
+    <w:next w:val="Normal"/>
+    <w:link w:val="1"/>
+    <w:uiPriority w:val="9"/>
     <w:qFormat/>
-    <w:uiPriority w:val="9"/>
     <w:pPr>
       <w:keepNext/>
       <w:keepLines/>
@@ -6807,16 +6645,16 @@
       <w:szCs w:val="44"/>
     </w:rPr>
   </w:style>
-  <w:style w:type="character" w:default="1" w:styleId="9">
+  <w:style w:type="character" w:default="1" w:styleId="DefaultParagraphFont">
     <w:name w:val="Default Paragraph Font"/>
+    <w:uiPriority w:val="1"/>
     <w:unhideWhenUsed/>
     <w:qFormat/>
-    <w:uiPriority w:val="1"/>
   </w:style>
-  <w:style w:type="table" w:default="1" w:styleId="8">
+  <w:style w:type="table" w:default="1" w:styleId="TableNormal">
     <w:name w:val="Normal Table"/>
+    <w:uiPriority w:val="99"/>
     <w:unhideWhenUsed/>
-    <w:uiPriority w:val="99"/>
     <w:tblPr>
       <w:tblCellMar>
         <w:top w:w="0" w:type="dxa"/>
@@ -6826,38 +6664,37 @@
       </w:tblCellMar>
     </w:tblPr>
   </w:style>
-  <w:style w:type="paragraph" w:styleId="3">
+  <w:style w:type="paragraph" w:styleId="DocumentMap">
     <w:name w:val="Document Map"/>
-    <w:basedOn w:val="1"/>
-    <w:link w:val="16"/>
+    <w:basedOn w:val="Normal"/>
+    <w:link w:val="a2"/>
+    <w:uiPriority w:val="99"/>
     <w:unhideWhenUsed/>
     <w:qFormat/>
-    <w:uiPriority w:val="99"/>
     <w:rPr>
       <w:rFonts w:ascii="宋体"/>
       <w:sz w:val="18"/>
       <w:szCs w:val="18"/>
     </w:rPr>
   </w:style>
-  <w:style w:type="paragraph" w:styleId="4">
+  <w:style w:type="paragraph" w:styleId="BalloonText">
     <w:name w:val="Balloon Text"/>
-    <w:basedOn w:val="1"/>
-    <w:link w:val="14"/>
+    <w:basedOn w:val="Normal"/>
+    <w:link w:val="a1"/>
+    <w:uiPriority w:val="99"/>
     <w:unhideWhenUsed/>
     <w:qFormat/>
-    <w:uiPriority w:val="99"/>
     <w:rPr>
       <w:sz w:val="18"/>
       <w:szCs w:val="18"/>
     </w:rPr>
   </w:style>
-  <w:style w:type="paragraph" w:styleId="5">
+  <w:style w:type="paragraph" w:styleId="Footer">
     <w:name w:val="footer"/>
-    <w:basedOn w:val="1"/>
-    <w:link w:val="13"/>
+    <w:basedOn w:val="Normal"/>
+    <w:link w:val="a0"/>
     <w:unhideWhenUsed/>
     <w:qFormat/>
-    <w:uiPriority w:val="0"/>
     <w:pPr>
       <w:tabs>
         <w:tab w:val="center" w:pos="4153"/>
@@ -6871,16 +6708,16 @@
       <w:szCs w:val="18"/>
     </w:rPr>
   </w:style>
-  <w:style w:type="paragraph" w:styleId="6">
+  <w:style w:type="paragraph" w:styleId="Header">
     <w:name w:val="header"/>
-    <w:basedOn w:val="1"/>
-    <w:link w:val="12"/>
+    <w:basedOn w:val="Normal"/>
+    <w:link w:val="a"/>
+    <w:uiPriority w:val="99"/>
     <w:unhideWhenUsed/>
     <w:qFormat/>
-    <w:uiPriority w:val="99"/>
     <w:pPr>
       <w:pBdr>
-        <w:bottom w:val="single" w:color="auto" w:sz="6" w:space="1"/>
+        <w:bottom w:val="single" w:sz="6" w:space="1" w:color="auto"/>
       </w:pBdr>
       <w:tabs>
         <w:tab w:val="center" w:pos="4153"/>
@@ -6894,13 +6731,13 @@
       <w:szCs w:val="18"/>
     </w:rPr>
   </w:style>
-  <w:style w:type="paragraph" w:styleId="7">
+  <w:style w:type="paragraph" w:styleId="TOC1">
     <w:name w:val="toc 1"/>
-    <w:basedOn w:val="1"/>
-    <w:next w:val="1"/>
+    <w:basedOn w:val="Normal"/>
+    <w:next w:val="Normal"/>
+    <w:uiPriority w:val="39"/>
     <w:unhideWhenUsed/>
     <w:qFormat/>
-    <w:uiPriority w:val="39"/>
     <w:pPr>
       <w:spacing w:before="120" w:after="120"/>
       <w:jc w:val="left"/>
@@ -6911,69 +6748,67 @@
       <w:caps/>
     </w:rPr>
   </w:style>
-  <w:style w:type="character" w:styleId="10">
+  <w:style w:type="character" w:styleId="PageNumber">
     <w:name w:val="page number"/>
     <w:semiHidden/>
     <w:qFormat/>
-    <w:uiPriority w:val="0"/>
     <w:rPr>
       <w:rFonts w:ascii="黑体" w:eastAsia="黑体"/>
       <w:b/>
     </w:rPr>
   </w:style>
-  <w:style w:type="character" w:styleId="11">
+  <w:style w:type="character" w:styleId="Hyperlink">
     <w:name w:val="Hyperlink"/>
-    <w:basedOn w:val="9"/>
+    <w:basedOn w:val="DefaultParagraphFont"/>
+    <w:uiPriority w:val="99"/>
     <w:unhideWhenUsed/>
     <w:qFormat/>
-    <w:uiPriority w:val="99"/>
     <w:rPr>
       <w:color w:val="0000FF"/>
       <w:u w:val="single"/>
     </w:rPr>
   </w:style>
-  <w:style w:type="character" w:customStyle="1" w:styleId="12">
+  <w:style w:type="character" w:customStyle="1" w:styleId="a">
     <w:name w:val="页眉 字符"/>
-    <w:basedOn w:val="9"/>
-    <w:link w:val="6"/>
+    <w:basedOn w:val="DefaultParagraphFont"/>
+    <w:link w:val="Header"/>
+    <w:uiPriority w:val="99"/>
     <w:qFormat/>
-    <w:uiPriority w:val="99"/>
     <w:rPr>
       <w:sz w:val="18"/>
       <w:szCs w:val="18"/>
     </w:rPr>
   </w:style>
-  <w:style w:type="character" w:customStyle="1" w:styleId="13">
+  <w:style w:type="character" w:customStyle="1" w:styleId="a0">
     <w:name w:val="页脚 字符"/>
-    <w:basedOn w:val="9"/>
-    <w:link w:val="5"/>
+    <w:basedOn w:val="DefaultParagraphFont"/>
+    <w:link w:val="Footer"/>
     <w:qFormat/>
-    <w:uiPriority w:val="0"/>
     <w:rPr>
       <w:sz w:val="18"/>
       <w:szCs w:val="18"/>
     </w:rPr>
   </w:style>
-  <w:style w:type="character" w:customStyle="1" w:styleId="14">
+  <w:style w:type="character" w:customStyle="1" w:styleId="a1">
     <w:name w:val="批注框文本 字符"/>
-    <w:basedOn w:val="9"/>
-    <w:link w:val="4"/>
+    <w:basedOn w:val="DefaultParagraphFont"/>
+    <w:link w:val="BalloonText"/>
+    <w:uiPriority w:val="99"/>
     <w:semiHidden/>
     <w:qFormat/>
-    <w:uiPriority w:val="99"/>
     <w:rPr>
       <w:sz w:val="18"/>
       <w:szCs w:val="18"/>
     </w:rPr>
   </w:style>
-  <w:style w:type="character" w:customStyle="1" w:styleId="15">
+  <w:style w:type="character" w:customStyle="1" w:styleId="1">
     <w:name w:val="标题 1 字符"/>
-    <w:basedOn w:val="9"/>
-    <w:link w:val="2"/>
+    <w:basedOn w:val="DefaultParagraphFont"/>
+    <w:link w:val="Heading1"/>
+    <w:uiPriority w:val="9"/>
     <w:qFormat/>
-    <w:uiPriority w:val="9"/>
     <w:rPr>
-      <w:rFonts w:ascii="Times New Roman" w:hAnsi="Times New Roman" w:eastAsia="宋体" w:cs="Times New Roman"/>
+      <w:rFonts w:ascii="Times New Roman" w:eastAsia="宋体" w:hAnsi="Times New Roman" w:cs="Times New Roman"/>
       <w:b/>
       <w:bCs/>
       <w:kern w:val="44"/>
@@ -6981,14 +6816,14 @@
       <w:szCs w:val="44"/>
     </w:rPr>
   </w:style>
-  <w:style w:type="character" w:customStyle="1" w:styleId="16">
+  <w:style w:type="character" w:customStyle="1" w:styleId="a2">
     <w:name w:val="文档结构图 字符"/>
-    <w:basedOn w:val="9"/>
-    <w:link w:val="3"/>
+    <w:basedOn w:val="DefaultParagraphFont"/>
+    <w:link w:val="DocumentMap"/>
+    <w:uiPriority w:val="99"/>
     <w:semiHidden/>
-    <w:uiPriority w:val="99"/>
     <w:rPr>
-      <w:rFonts w:ascii="宋体" w:hAnsi="Times New Roman" w:eastAsia="宋体" w:cs="Times New Roman"/>
+      <w:rFonts w:ascii="宋体" w:eastAsia="宋体" w:hAnsi="Times New Roman" w:cs="Times New Roman"/>
       <w:kern w:val="2"/>
       <w:sz w:val="18"/>
       <w:szCs w:val="18"/>
